--- a/kit/UNDERCITY_Binder_AGR.docx
+++ b/kit/UNDERCITY_Binder_AGR.docx
@@ -1801,7 +1801,7 @@
                 <w:sz w:val="20"/>
                 <w:szCs w:val="20"/>
               </w:rPr>
-              <w:t xml:space="preserve">F-107</w:t>
+              <w:t xml:space="preserve">F-105</w:t>
             </w:r>
           </w:p>
         </w:tc>
@@ -1936,7 +1936,7 @@
                 <w:sz w:val="20"/>
                 <w:szCs w:val="20"/>
               </w:rPr>
-              <w:t xml:space="preserve">Procedure P-04</w:t>
+              <w:t xml:space="preserve">Procedure P-03</w:t>
             </w:r>
           </w:p>
         </w:tc>
@@ -1994,7 +1994,7 @@
                 <w:sz w:val="20"/>
                 <w:szCs w:val="20"/>
               </w:rPr>
-              <w:t xml:space="preserve">Sensor ghost: irrigation breach</w:t>
+              <w:t xml:space="preserve">Irrigation main breach</w:t>
             </w:r>
           </w:p>
         </w:tc>
@@ -2014,14 +2014,12 @@
             </w:pPr>
             <w:r>
               <w:rPr>
-                <w:rFonts w:ascii="Arial" w:cs="Arial" w:eastAsia="Arial" w:hAnsi="Arial"/>
-                <w:b/>
-                <w:bCs/>
-                <w:color w:val="1A1A1A"/>
-                <w:sz w:val="20"/>
-                <w:szCs w:val="20"/>
-              </w:rPr>
-              <w:t xml:space="preserve">VERIFY TELEMETRY WITH COM BEFORE COMMITTING RESOURCES</w:t>
+                <w:rFonts w:ascii="Courier New" w:cs="Courier New" w:eastAsia="Courier New" w:hAnsi="Courier New"/>
+                <w:color w:val="1A1A1A"/>
+                <w:sz w:val="20"/>
+                <w:szCs w:val="20"/>
+              </w:rPr>
+              <w:t xml:space="preserve">Procedure P-04</w:t>
             </w:r>
           </w:p>
         </w:tc>
@@ -2104,6 +2102,89 @@
                 <w:sz w:val="20"/>
                 <w:szCs w:val="20"/>
               </w:rPr>
+              <w:t xml:space="preserve">Procedure P-05</w:t>
+            </w:r>
+          </w:p>
+        </w:tc>
+      </w:tr>
+      <w:tr>
+        <w:tc>
+          <w:tcPr>
+            <w:tcW w:type="dxa" w:w="1800"/>
+            <w:tcMar>
+              <w:top w:type="dxa" w:w="60"/>
+              <w:left w:type="dxa" w:w="100"/>
+              <w:bottom w:type="dxa" w:w="60"/>
+              <w:right w:type="dxa" w:w="100"/>
+            </w:tcMar>
+            <w:vAlign w:val="top"/>
+          </w:tcPr>
+          <w:p>
+            <w:pPr>
+              <w:spacing w:after="0"/>
+              <w:jc w:val="left"/>
+            </w:pPr>
+            <w:r>
+              <w:rPr>
+                <w:rFonts w:ascii="Courier New" w:cs="Courier New" w:eastAsia="Courier New" w:hAnsi="Courier New"/>
+                <w:b/>
+                <w:bCs/>
+                <w:color w:val="1A1A1A"/>
+                <w:sz w:val="20"/>
+                <w:szCs w:val="20"/>
+              </w:rPr>
+              <w:t xml:space="preserve">F-405</w:t>
+            </w:r>
+          </w:p>
+        </w:tc>
+        <w:tc>
+          <w:tcPr>
+            <w:tcW w:type="dxa" w:w="4200"/>
+            <w:tcMar>
+              <w:top w:type="dxa" w:w="60"/>
+              <w:left w:type="dxa" w:w="100"/>
+              <w:bottom w:type="dxa" w:w="60"/>
+              <w:right w:type="dxa" w:w="100"/>
+            </w:tcMar>
+            <w:vAlign w:val="top"/>
+          </w:tcPr>
+          <w:p>
+            <w:pPr>
+              <w:spacing w:after="0"/>
+              <w:jc w:val="left"/>
+            </w:pPr>
+            <w:r>
+              <w:rPr>
+                <w:rFonts w:ascii="Arial" w:cs="Arial" w:eastAsia="Arial" w:hAnsi="Arial"/>
+                <w:color w:val="1A1A1A"/>
+                <w:sz w:val="20"/>
+                <w:szCs w:val="20"/>
+              </w:rPr>
+              <w:t xml:space="preserve">Flood-gate lockout</w:t>
+            </w:r>
+          </w:p>
+        </w:tc>
+        <w:tc>
+          <w:tcPr>
+            <w:tcW w:type="dxa" w:w="3026"/>
+            <w:tcMar>
+              <w:top w:type="dxa" w:w="60"/>
+              <w:left w:type="dxa" w:w="100"/>
+              <w:bottom w:type="dxa" w:w="60"/>
+              <w:right w:type="dxa" w:w="100"/>
+            </w:tcMar>
+          </w:tcPr>
+          <w:p>
+            <w:pPr>
+              <w:spacing w:after="0"/>
+            </w:pPr>
+            <w:r>
+              <w:rPr>
+                <w:rFonts w:ascii="Courier New" w:cs="Courier New" w:eastAsia="Courier New" w:hAnsi="Courier New"/>
+                <w:color w:val="1A1A1A"/>
+                <w:sz w:val="20"/>
+                <w:szCs w:val="20"/>
+              </w:rPr>
               <w:t xml:space="preserve">Procedure P-06</w:t>
             </w:r>
           </w:p>
@@ -2162,7 +2243,7 @@
                 <w:sz w:val="20"/>
                 <w:szCs w:val="20"/>
               </w:rPr>
-              <w:t xml:space="preserve">Not a AGR system fault</w:t>
+              <w:t xml:space="preserve">Not an AGR system fault</w:t>
             </w:r>
           </w:p>
         </w:tc>
@@ -2248,7 +2329,7 @@
                 <w:sz w:val="20"/>
                 <w:szCs w:val="20"/>
               </w:rPr>
-              <w:t xml:space="preserve">Not a AGR system fault</w:t>
+              <w:t xml:space="preserve">Not an AGR system fault</w:t>
             </w:r>
           </w:p>
         </w:tc>
@@ -2334,7 +2415,7 @@
                 <w:sz w:val="20"/>
                 <w:szCs w:val="20"/>
               </w:rPr>
-              <w:t xml:space="preserve">Not a AGR system fault</w:t>
+              <w:t xml:space="preserve">Not an AGR system fault</w:t>
             </w:r>
           </w:p>
         </w:tc>
@@ -2420,7 +2501,7 @@
                 <w:sz w:val="20"/>
                 <w:szCs w:val="20"/>
               </w:rPr>
-              <w:t xml:space="preserve">Not a AGR system fault</w:t>
+              <w:t xml:space="preserve">Not an AGR system fault</w:t>
             </w:r>
           </w:p>
         </w:tc>
@@ -3020,7 +3101,7 @@
                 <w:sz w:val="20"/>
                 <w:szCs w:val="20"/>
               </w:rPr>
-              <w:t xml:space="preserve">F-107</w:t>
+              <w:t xml:space="preserve">F-105</w:t>
             </w:r>
           </w:p>
         </w:tc>
@@ -3161,7 +3242,7 @@
           <w:sz w:val="20"/>
           <w:szCs w:val="20"/>
         </w:rPr>
-        <w:t xml:space="preserve">Confirm the fault code on the alert card matches F-107.</w:t>
+        <w:t xml:space="preserve">Confirm the fault code on the alert card matches F-105.</w:t>
       </w:r>
     </w:p>
     <w:p>
@@ -3328,7 +3409,7 @@
           <w:sz w:val="24"/>
           <w:szCs w:val="24"/>
         </w:rPr>
-        <w:t xml:space="preserve">PROCEDURE P-04</w:t>
+        <w:t xml:space="preserve">PROCEDURE P-03</w:t>
       </w:r>
       <w:r>
         <w:rPr>
@@ -3653,7 +3734,7 @@
           <w:sz w:val="20"/>
           <w:szCs w:val="20"/>
         </w:rPr>
-        <w:t xml:space="preserve">Enter the resolution code on the sector console in the format P-04-[VALUE], substituting the value(s) above. Values are three digits.</w:t>
+        <w:t xml:space="preserve">Enter the resolution code on the sector console in the format P-03-[VALUE], substituting the value(s) above. Values are three digits.</w:t>
       </w:r>
     </w:p>
     <w:p>
@@ -3705,7 +3786,7 @@
           <w:sz w:val="20"/>
           <w:szCs w:val="20"/>
         </w:rPr>
-        <w:t xml:space="preserve">P-04-[VALUE]</w:t>
+        <w:t xml:space="preserve">P-03-[VALUE]</w:t>
       </w:r>
     </w:p>
     <w:p>
@@ -3724,7 +3805,7 @@
           <w:sz w:val="24"/>
           <w:szCs w:val="24"/>
         </w:rPr>
-        <w:t xml:space="preserve">PROCEDURE P-06</w:t>
+        <w:t xml:space="preserve">PROCEDURE P-04</w:t>
       </w:r>
       <w:r>
         <w:rPr>
@@ -3735,7 +3816,7 @@
           <w:sz w:val="24"/>
           <w:szCs w:val="24"/>
         </w:rPr>
-        <w:t xml:space="preserve">   Hydroponic root-rot bloom</w:t>
+        <w:t xml:space="preserve">   Irrigation main breach</w:t>
       </w:r>
     </w:p>
     <w:tbl>
@@ -3812,7 +3893,7 @@
                 <w:sz w:val="20"/>
                 <w:szCs w:val="20"/>
               </w:rPr>
-              <w:t xml:space="preserve">F-305</w:t>
+              <w:t xml:space="preserve">F-210</w:t>
             </w:r>
           </w:p>
         </w:tc>
@@ -3926,7 +4007,7 @@
                 <w:sz w:val="20"/>
                 <w:szCs w:val="20"/>
               </w:rPr>
-              <w:t xml:space="preserve">2×Water, 1×Med</w:t>
+              <w:t xml:space="preserve">1×Water, 1×Parts</w:t>
             </w:r>
           </w:p>
         </w:tc>
@@ -3953,7 +4034,7 @@
           <w:sz w:val="20"/>
           <w:szCs w:val="20"/>
         </w:rPr>
-        <w:t xml:space="preserve">Confirm the fault code on the alert card matches F-305.</w:t>
+        <w:t xml:space="preserve">Confirm the fault code on the alert card matches F-210.</w:t>
       </w:r>
     </w:p>
     <w:p>
@@ -4001,7 +4082,7 @@
           <w:sz w:val="20"/>
           <w:szCs w:val="20"/>
         </w:rPr>
-        <w:t xml:space="preserve">Stage materials: 2×Water, 1×Med.</w:t>
+        <w:t xml:space="preserve">Stage materials: 1×Water, 1×Parts.</w:t>
       </w:r>
     </w:p>
     <w:p>
@@ -4025,7 +4106,7 @@
           <w:sz w:val="20"/>
           <w:szCs w:val="20"/>
         </w:rPr>
-        <w:t xml:space="preserve">Obtain the Perimeter value from COM Manual, Table C-3. This value is not held in this binder.</w:t>
+        <w:t xml:space="preserve">Obtain the Grid North value from COM Manual, Table C-3. This value is not held in this binder.</w:t>
       </w:r>
     </w:p>
     <w:p>
@@ -4049,7 +4130,7 @@
           <w:sz w:val="20"/>
           <w:szCs w:val="20"/>
         </w:rPr>
-        <w:t xml:space="preserve">Read off the Seed Vault Humidity Setpoint value from YOUR Appendix C.</w:t>
+        <w:t xml:space="preserve">Enter the resolution code on the sector console in the format P-04-[VALUE], substituting the value(s) above. Values are three digits.</w:t>
       </w:r>
     </w:p>
     <w:p>
@@ -4065,30 +4146,6 @@
           <w:szCs w:val="20"/>
         </w:rPr>
         <w:t xml:space="preserve">6.  </w:t>
-      </w:r>
-      <w:r>
-        <w:rPr>
-          <w:rFonts w:ascii="Arial" w:cs="Arial" w:eastAsia="Arial" w:hAnsi="Arial"/>
-          <w:color w:val="1A1A1A"/>
-          <w:sz w:val="20"/>
-          <w:szCs w:val="20"/>
-        </w:rPr>
-        <w:t xml:space="preserve">Enter the resolution code on the sector console in the format P-06-[VALUE]-[VALUE 2], substituting the value(s) above. Values are three digits.</w:t>
-      </w:r>
-    </w:p>
-    <w:p>
-      <w:pPr>
-        <w:spacing w:after="60"/>
-        <w:ind w:left="340" w:hanging="340"/>
-      </w:pPr>
-      <w:r>
-        <w:rPr>
-          <w:rFonts w:ascii="Courier New" w:cs="Courier New" w:eastAsia="Courier New" w:hAnsi="Courier New"/>
-          <w:color w:val="1A1A1A"/>
-          <w:sz w:val="20"/>
-          <w:szCs w:val="20"/>
-        </w:rPr>
-        <w:t xml:space="preserve">7.  </w:t>
       </w:r>
       <w:r>
         <w:rPr>
@@ -4125,12 +4182,852 @@
           <w:sz w:val="20"/>
           <w:szCs w:val="20"/>
         </w:rPr>
+        <w:t xml:space="preserve">P-04-[VALUE]</w:t>
+      </w:r>
+    </w:p>
+    <w:p>
+      <w:r>
+        <w:br w:type="page"/>
+      </w:r>
+    </w:p>
+    <w:p>
+      <w:pPr>
+        <w:pBdr>
+          <w:bottom w:val="single" w:color="5AB86A" w:sz="8"/>
+        </w:pBdr>
+        <w:spacing w:after="100" w:before="240"/>
+      </w:pPr>
+      <w:r>
+        <w:rPr>
+          <w:rFonts w:ascii="Courier New" w:cs="Courier New" w:eastAsia="Courier New" w:hAnsi="Courier New"/>
+          <w:b/>
+          <w:bCs/>
+          <w:color w:val="5AB86A"/>
+          <w:sz w:val="24"/>
+          <w:szCs w:val="24"/>
+        </w:rPr>
+        <w:t xml:space="preserve">PROCEDURE P-05</w:t>
+      </w:r>
+      <w:r>
+        <w:rPr>
+          <w:rFonts w:ascii="Arial" w:cs="Arial" w:eastAsia="Arial" w:hAnsi="Arial"/>
+          <w:b/>
+          <w:bCs/>
+          <w:color w:val="1A1A1A"/>
+          <w:sz w:val="24"/>
+          <w:szCs w:val="24"/>
+        </w:rPr>
+        <w:t xml:space="preserve">   Hydroponic root-rot bloom</w:t>
+      </w:r>
+    </w:p>
+    <w:tbl>
+      <w:tblPr>
+        <w:tblW w:type="dxa" w:w="9026"/>
+        <w:tblBorders>
+          <w:top w:val="single" w:color="BFBFBF" w:sz="4"/>
+          <w:left w:val="single" w:color="BFBFBF" w:sz="4"/>
+          <w:bottom w:val="single" w:color="BFBFBF" w:sz="4"/>
+          <w:right w:val="single" w:color="BFBFBF" w:sz="4"/>
+          <w:insideH w:val="single" w:color="BFBFBF" w:sz="4"/>
+          <w:insideV w:val="single" w:color="BFBFBF" w:sz="4"/>
+        </w:tblBorders>
+      </w:tblPr>
+      <w:tblGrid>
+        <w:gridCol w:w="1900"/>
+        <w:gridCol w:w="1700"/>
+        <w:gridCol w:w="1200"/>
+        <w:gridCol w:w="900"/>
+        <w:gridCol w:w="1700"/>
+        <w:gridCol w:w="1626"/>
+      </w:tblGrid>
+      <w:tr>
+        <w:tc>
+          <w:tcPr>
+            <w:tcW w:type="dxa" w:w="1900"/>
+            <w:shd w:fill="F2F2F2" w:color="auto" w:val="clear"/>
+            <w:tcMar>
+              <w:top w:type="dxa" w:w="60"/>
+              <w:left w:type="dxa" w:w="100"/>
+              <w:bottom w:type="dxa" w:w="60"/>
+              <w:right w:type="dxa" w:w="100"/>
+            </w:tcMar>
+            <w:vAlign w:val="top"/>
+          </w:tcPr>
+          <w:p>
+            <w:pPr>
+              <w:spacing w:after="0"/>
+              <w:jc w:val="left"/>
+            </w:pPr>
+            <w:r>
+              <w:rPr>
+                <w:rFonts w:ascii="Arial" w:cs="Arial" w:eastAsia="Arial" w:hAnsi="Arial"/>
+                <w:b/>
+                <w:bCs/>
+                <w:color w:val="1A1A1A"/>
+                <w:sz w:val="20"/>
+                <w:szCs w:val="20"/>
+              </w:rPr>
+              <w:t xml:space="preserve">APPLIES TO</w:t>
+            </w:r>
+          </w:p>
+        </w:tc>
+        <w:tc>
+          <w:tcPr>
+            <w:tcW w:type="dxa" w:w="1700"/>
+            <w:tcMar>
+              <w:top w:type="dxa" w:w="60"/>
+              <w:left w:type="dxa" w:w="100"/>
+              <w:bottom w:type="dxa" w:w="60"/>
+              <w:right w:type="dxa" w:w="100"/>
+            </w:tcMar>
+            <w:vAlign w:val="top"/>
+          </w:tcPr>
+          <w:p>
+            <w:pPr>
+              <w:spacing w:after="0"/>
+              <w:jc w:val="left"/>
+            </w:pPr>
+            <w:r>
+              <w:rPr>
+                <w:rFonts w:ascii="Courier New" w:cs="Courier New" w:eastAsia="Courier New" w:hAnsi="Courier New"/>
+                <w:color w:val="1A1A1A"/>
+                <w:sz w:val="20"/>
+                <w:szCs w:val="20"/>
+              </w:rPr>
+              <w:t xml:space="preserve">F-305</w:t>
+            </w:r>
+          </w:p>
+        </w:tc>
+        <w:tc>
+          <w:tcPr>
+            <w:tcW w:type="dxa" w:w="1200"/>
+            <w:shd w:fill="F2F2F2" w:color="auto" w:val="clear"/>
+            <w:tcMar>
+              <w:top w:type="dxa" w:w="60"/>
+              <w:left w:type="dxa" w:w="100"/>
+              <w:bottom w:type="dxa" w:w="60"/>
+              <w:right w:type="dxa" w:w="100"/>
+            </w:tcMar>
+            <w:vAlign w:val="top"/>
+          </w:tcPr>
+          <w:p>
+            <w:pPr>
+              <w:spacing w:after="0"/>
+              <w:jc w:val="left"/>
+            </w:pPr>
+            <w:r>
+              <w:rPr>
+                <w:rFonts w:ascii="Arial" w:cs="Arial" w:eastAsia="Arial" w:hAnsi="Arial"/>
+                <w:b/>
+                <w:bCs/>
+                <w:color w:val="1A1A1A"/>
+                <w:sz w:val="20"/>
+                <w:szCs w:val="20"/>
+              </w:rPr>
+              <w:t xml:space="preserve">CREW</w:t>
+            </w:r>
+          </w:p>
+        </w:tc>
+        <w:tc>
+          <w:tcPr>
+            <w:tcW w:type="dxa" w:w="900"/>
+            <w:tcMar>
+              <w:top w:type="dxa" w:w="60"/>
+              <w:left w:type="dxa" w:w="100"/>
+              <w:bottom w:type="dxa" w:w="60"/>
+              <w:right w:type="dxa" w:w="100"/>
+            </w:tcMar>
+            <w:vAlign w:val="top"/>
+          </w:tcPr>
+          <w:p>
+            <w:pPr>
+              <w:spacing w:after="0"/>
+              <w:jc w:val="left"/>
+            </w:pPr>
+            <w:r>
+              <w:rPr>
+                <w:rFonts w:ascii="Arial" w:cs="Arial" w:eastAsia="Arial" w:hAnsi="Arial"/>
+                <w:color w:val="1A1A1A"/>
+                <w:sz w:val="20"/>
+                <w:szCs w:val="20"/>
+              </w:rPr>
+              <w:t xml:space="preserve">2</w:t>
+            </w:r>
+          </w:p>
+        </w:tc>
+        <w:tc>
+          <w:tcPr>
+            <w:tcW w:type="dxa" w:w="1700"/>
+            <w:shd w:fill="F2F2F2" w:color="auto" w:val="clear"/>
+            <w:tcMar>
+              <w:top w:type="dxa" w:w="60"/>
+              <w:left w:type="dxa" w:w="100"/>
+              <w:bottom w:type="dxa" w:w="60"/>
+              <w:right w:type="dxa" w:w="100"/>
+            </w:tcMar>
+            <w:vAlign w:val="top"/>
+          </w:tcPr>
+          <w:p>
+            <w:pPr>
+              <w:spacing w:after="0"/>
+              <w:jc w:val="left"/>
+            </w:pPr>
+            <w:r>
+              <w:rPr>
+                <w:rFonts w:ascii="Arial" w:cs="Arial" w:eastAsia="Arial" w:hAnsi="Arial"/>
+                <w:b/>
+                <w:bCs/>
+                <w:color w:val="1A1A1A"/>
+                <w:sz w:val="20"/>
+                <w:szCs w:val="20"/>
+              </w:rPr>
+              <w:t xml:space="preserve">MATERIALS</w:t>
+            </w:r>
+          </w:p>
+        </w:tc>
+        <w:tc>
+          <w:tcPr>
+            <w:tcW w:type="dxa" w:w="1626"/>
+            <w:tcMar>
+              <w:top w:type="dxa" w:w="60"/>
+              <w:left w:type="dxa" w:w="100"/>
+              <w:bottom w:type="dxa" w:w="60"/>
+              <w:right w:type="dxa" w:w="100"/>
+            </w:tcMar>
+            <w:vAlign w:val="top"/>
+          </w:tcPr>
+          <w:p>
+            <w:pPr>
+              <w:spacing w:after="0"/>
+              <w:jc w:val="left"/>
+            </w:pPr>
+            <w:r>
+              <w:rPr>
+                <w:rFonts w:ascii="Arial" w:cs="Arial" w:eastAsia="Arial" w:hAnsi="Arial"/>
+                <w:color w:val="1A1A1A"/>
+                <w:sz w:val="20"/>
+                <w:szCs w:val="20"/>
+              </w:rPr>
+              <w:t xml:space="preserve">2×Water, 1×Med</w:t>
+            </w:r>
+          </w:p>
+        </w:tc>
+      </w:tr>
+    </w:tbl>
+    <w:p>
+      <w:pPr>
+        <w:spacing w:after="60"/>
+        <w:ind w:left="340" w:hanging="340"/>
+      </w:pPr>
+      <w:r>
+        <w:rPr>
+          <w:rFonts w:ascii="Courier New" w:cs="Courier New" w:eastAsia="Courier New" w:hAnsi="Courier New"/>
+          <w:color w:val="1A1A1A"/>
+          <w:sz w:val="20"/>
+          <w:szCs w:val="20"/>
+        </w:rPr>
+        <w:t xml:space="preserve">1.  </w:t>
+      </w:r>
+      <w:r>
+        <w:rPr>
+          <w:rFonts w:ascii="Arial" w:cs="Arial" w:eastAsia="Arial" w:hAnsi="Arial"/>
+          <w:color w:val="1A1A1A"/>
+          <w:sz w:val="20"/>
+          <w:szCs w:val="20"/>
+        </w:rPr>
+        <w:t xml:space="preserve">Confirm the fault code on the alert card matches F-305.</w:t>
+      </w:r>
+    </w:p>
+    <w:p>
+      <w:pPr>
+        <w:spacing w:after="60"/>
+        <w:ind w:left="340" w:hanging="340"/>
+      </w:pPr>
+      <w:r>
+        <w:rPr>
+          <w:rFonts w:ascii="Courier New" w:cs="Courier New" w:eastAsia="Courier New" w:hAnsi="Courier New"/>
+          <w:color w:val="1A1A1A"/>
+          <w:sz w:val="20"/>
+          <w:szCs w:val="20"/>
+        </w:rPr>
+        <w:t xml:space="preserve">2.  </w:t>
+      </w:r>
+      <w:r>
+        <w:rPr>
+          <w:rFonts w:ascii="Arial" w:cs="Arial" w:eastAsia="Arial" w:hAnsi="Arial"/>
+          <w:color w:val="1A1A1A"/>
+          <w:sz w:val="20"/>
+          <w:szCs w:val="20"/>
+        </w:rPr>
+        <w:t xml:space="preserve">Assign crew: 2 worker(s) minimum. Fewer will not hold the isolation.</w:t>
+      </w:r>
+    </w:p>
+    <w:p>
+      <w:pPr>
+        <w:spacing w:after="60"/>
+        <w:ind w:left="340" w:hanging="340"/>
+      </w:pPr>
+      <w:r>
+        <w:rPr>
+          <w:rFonts w:ascii="Courier New" w:cs="Courier New" w:eastAsia="Courier New" w:hAnsi="Courier New"/>
+          <w:color w:val="1A1A1A"/>
+          <w:sz w:val="20"/>
+          <w:szCs w:val="20"/>
+        </w:rPr>
+        <w:t xml:space="preserve">3.  </w:t>
+      </w:r>
+      <w:r>
+        <w:rPr>
+          <w:rFonts w:ascii="Arial" w:cs="Arial" w:eastAsia="Arial" w:hAnsi="Arial"/>
+          <w:color w:val="1A1A1A"/>
+          <w:sz w:val="20"/>
+          <w:szCs w:val="20"/>
+        </w:rPr>
+        <w:t xml:space="preserve">Stage materials: 2×Water, 1×Med.</w:t>
+      </w:r>
+    </w:p>
+    <w:p>
+      <w:pPr>
+        <w:spacing w:after="60"/>
+        <w:ind w:left="340" w:hanging="340"/>
+      </w:pPr>
+      <w:r>
+        <w:rPr>
+          <w:rFonts w:ascii="Courier New" w:cs="Courier New" w:eastAsia="Courier New" w:hAnsi="Courier New"/>
+          <w:color w:val="1A1A1A"/>
+          <w:sz w:val="20"/>
+          <w:szCs w:val="20"/>
+        </w:rPr>
+        <w:t xml:space="preserve">4.  </w:t>
+      </w:r>
+      <w:r>
+        <w:rPr>
+          <w:rFonts w:ascii="Arial" w:cs="Arial" w:eastAsia="Arial" w:hAnsi="Arial"/>
+          <w:color w:val="1A1A1A"/>
+          <w:sz w:val="20"/>
+          <w:szCs w:val="20"/>
+        </w:rPr>
+        <w:t xml:space="preserve">Obtain the Perimeter value from COM Manual, Table C-3. This value is not held in this binder.</w:t>
+      </w:r>
+    </w:p>
+    <w:p>
+      <w:pPr>
+        <w:spacing w:after="60"/>
+        <w:ind w:left="340" w:hanging="340"/>
+      </w:pPr>
+      <w:r>
+        <w:rPr>
+          <w:rFonts w:ascii="Courier New" w:cs="Courier New" w:eastAsia="Courier New" w:hAnsi="Courier New"/>
+          <w:color w:val="1A1A1A"/>
+          <w:sz w:val="20"/>
+          <w:szCs w:val="20"/>
+        </w:rPr>
+        <w:t xml:space="preserve">5.  </w:t>
+      </w:r>
+      <w:r>
+        <w:rPr>
+          <w:rFonts w:ascii="Arial" w:cs="Arial" w:eastAsia="Arial" w:hAnsi="Arial"/>
+          <w:color w:val="1A1A1A"/>
+          <w:sz w:val="20"/>
+          <w:szCs w:val="20"/>
+        </w:rPr>
+        <w:t xml:space="preserve">Read off the Seed Vault Humidity Setpoint value from YOUR Appendix C.</w:t>
+      </w:r>
+    </w:p>
+    <w:p>
+      <w:pPr>
+        <w:spacing w:after="60"/>
+        <w:ind w:left="340" w:hanging="340"/>
+      </w:pPr>
+      <w:r>
+        <w:rPr>
+          <w:rFonts w:ascii="Courier New" w:cs="Courier New" w:eastAsia="Courier New" w:hAnsi="Courier New"/>
+          <w:color w:val="1A1A1A"/>
+          <w:sz w:val="20"/>
+          <w:szCs w:val="20"/>
+        </w:rPr>
+        <w:t xml:space="preserve">6.  </w:t>
+      </w:r>
+      <w:r>
+        <w:rPr>
+          <w:rFonts w:ascii="Arial" w:cs="Arial" w:eastAsia="Arial" w:hAnsi="Arial"/>
+          <w:color w:val="1A1A1A"/>
+          <w:sz w:val="20"/>
+          <w:szCs w:val="20"/>
+        </w:rPr>
+        <w:t xml:space="preserve">Enter the resolution code on the sector console in the format P-05-[VALUE]-[VALUE 2], substituting the value(s) above. Values are three digits.</w:t>
+      </w:r>
+    </w:p>
+    <w:p>
+      <w:pPr>
+        <w:spacing w:after="60"/>
+        <w:ind w:left="340" w:hanging="340"/>
+      </w:pPr>
+      <w:r>
+        <w:rPr>
+          <w:rFonts w:ascii="Courier New" w:cs="Courier New" w:eastAsia="Courier New" w:hAnsi="Courier New"/>
+          <w:color w:val="1A1A1A"/>
+          <w:sz w:val="20"/>
+          <w:szCs w:val="20"/>
+        </w:rPr>
+        <w:t xml:space="preserve">7.  </w:t>
+      </w:r>
+      <w:r>
+        <w:rPr>
+          <w:rFonts w:ascii="Arial" w:cs="Arial" w:eastAsia="Arial" w:hAnsi="Arial"/>
+          <w:color w:val="1A1A1A"/>
+          <w:sz w:val="20"/>
+          <w:szCs w:val="20"/>
+        </w:rPr>
+        <w:t xml:space="preserve">If the console rejects the entry, re-verify the source table before resubmitting. Three consecutive rejections lock the console for 20 seconds.</w:t>
+      </w:r>
+    </w:p>
+    <w:p>
+      <w:pPr>
+        <w:shd w:fill="F2F2F2" w:color="auto" w:val="clear"/>
+        <w:spacing w:after="120" w:before="100"/>
+      </w:pPr>
+      <w:r>
+        <w:rPr>
+          <w:rFonts w:ascii="Arial" w:cs="Arial" w:eastAsia="Arial" w:hAnsi="Arial"/>
+          <w:b/>
+          <w:bCs/>
+          <w:color w:val="1A1A1A"/>
+          <w:sz w:val="20"/>
+          <w:szCs w:val="20"/>
+        </w:rPr>
+        <w:t xml:space="preserve">CODE FORMAT:  </w:t>
+      </w:r>
+      <w:r>
+        <w:rPr>
+          <w:rFonts w:ascii="Courier New" w:cs="Courier New" w:eastAsia="Courier New" w:hAnsi="Courier New"/>
+          <w:b/>
+          <w:bCs/>
+          <w:color w:val="1A1A1A"/>
+          <w:sz w:val="20"/>
+          <w:szCs w:val="20"/>
+        </w:rPr>
+        <w:t xml:space="preserve">P-05-[VALUE]-[VALUE 2]</w:t>
+      </w:r>
+    </w:p>
+    <w:p>
+      <w:pPr>
+        <w:pBdr>
+          <w:bottom w:val="single" w:color="5AB86A" w:sz="8"/>
+        </w:pBdr>
+        <w:spacing w:after="100" w:before="240"/>
+      </w:pPr>
+      <w:r>
+        <w:rPr>
+          <w:rFonts w:ascii="Courier New" w:cs="Courier New" w:eastAsia="Courier New" w:hAnsi="Courier New"/>
+          <w:b/>
+          <w:bCs/>
+          <w:color w:val="5AB86A"/>
+          <w:sz w:val="24"/>
+          <w:szCs w:val="24"/>
+        </w:rPr>
+        <w:t xml:space="preserve">PROCEDURE P-06</w:t>
+      </w:r>
+      <w:r>
+        <w:rPr>
+          <w:rFonts w:ascii="Arial" w:cs="Arial" w:eastAsia="Arial" w:hAnsi="Arial"/>
+          <w:b/>
+          <w:bCs/>
+          <w:color w:val="1A1A1A"/>
+          <w:sz w:val="24"/>
+          <w:szCs w:val="24"/>
+        </w:rPr>
+        <w:t xml:space="preserve">   Flood-gate lockout</w:t>
+      </w:r>
+    </w:p>
+    <w:tbl>
+      <w:tblPr>
+        <w:tblW w:type="dxa" w:w="9026"/>
+        <w:tblBorders>
+          <w:top w:val="single" w:color="BFBFBF" w:sz="4"/>
+          <w:left w:val="single" w:color="BFBFBF" w:sz="4"/>
+          <w:bottom w:val="single" w:color="BFBFBF" w:sz="4"/>
+          <w:right w:val="single" w:color="BFBFBF" w:sz="4"/>
+          <w:insideH w:val="single" w:color="BFBFBF" w:sz="4"/>
+          <w:insideV w:val="single" w:color="BFBFBF" w:sz="4"/>
+        </w:tblBorders>
+      </w:tblPr>
+      <w:tblGrid>
+        <w:gridCol w:w="1900"/>
+        <w:gridCol w:w="1700"/>
+        <w:gridCol w:w="1200"/>
+        <w:gridCol w:w="900"/>
+        <w:gridCol w:w="1700"/>
+        <w:gridCol w:w="1626"/>
+      </w:tblGrid>
+      <w:tr>
+        <w:tc>
+          <w:tcPr>
+            <w:tcW w:type="dxa" w:w="1900"/>
+            <w:shd w:fill="F2F2F2" w:color="auto" w:val="clear"/>
+            <w:tcMar>
+              <w:top w:type="dxa" w:w="60"/>
+              <w:left w:type="dxa" w:w="100"/>
+              <w:bottom w:type="dxa" w:w="60"/>
+              <w:right w:type="dxa" w:w="100"/>
+            </w:tcMar>
+            <w:vAlign w:val="top"/>
+          </w:tcPr>
+          <w:p>
+            <w:pPr>
+              <w:spacing w:after="0"/>
+              <w:jc w:val="left"/>
+            </w:pPr>
+            <w:r>
+              <w:rPr>
+                <w:rFonts w:ascii="Arial" w:cs="Arial" w:eastAsia="Arial" w:hAnsi="Arial"/>
+                <w:b/>
+                <w:bCs/>
+                <w:color w:val="1A1A1A"/>
+                <w:sz w:val="20"/>
+                <w:szCs w:val="20"/>
+              </w:rPr>
+              <w:t xml:space="preserve">APPLIES TO</w:t>
+            </w:r>
+          </w:p>
+        </w:tc>
+        <w:tc>
+          <w:tcPr>
+            <w:tcW w:type="dxa" w:w="1700"/>
+            <w:tcMar>
+              <w:top w:type="dxa" w:w="60"/>
+              <w:left w:type="dxa" w:w="100"/>
+              <w:bottom w:type="dxa" w:w="60"/>
+              <w:right w:type="dxa" w:w="100"/>
+            </w:tcMar>
+            <w:vAlign w:val="top"/>
+          </w:tcPr>
+          <w:p>
+            <w:pPr>
+              <w:spacing w:after="0"/>
+              <w:jc w:val="left"/>
+            </w:pPr>
+            <w:r>
+              <w:rPr>
+                <w:rFonts w:ascii="Courier New" w:cs="Courier New" w:eastAsia="Courier New" w:hAnsi="Courier New"/>
+                <w:color w:val="1A1A1A"/>
+                <w:sz w:val="20"/>
+                <w:szCs w:val="20"/>
+              </w:rPr>
+              <w:t xml:space="preserve">F-405</w:t>
+            </w:r>
+          </w:p>
+        </w:tc>
+        <w:tc>
+          <w:tcPr>
+            <w:tcW w:type="dxa" w:w="1200"/>
+            <w:shd w:fill="F2F2F2" w:color="auto" w:val="clear"/>
+            <w:tcMar>
+              <w:top w:type="dxa" w:w="60"/>
+              <w:left w:type="dxa" w:w="100"/>
+              <w:bottom w:type="dxa" w:w="60"/>
+              <w:right w:type="dxa" w:w="100"/>
+            </w:tcMar>
+            <w:vAlign w:val="top"/>
+          </w:tcPr>
+          <w:p>
+            <w:pPr>
+              <w:spacing w:after="0"/>
+              <w:jc w:val="left"/>
+            </w:pPr>
+            <w:r>
+              <w:rPr>
+                <w:rFonts w:ascii="Arial" w:cs="Arial" w:eastAsia="Arial" w:hAnsi="Arial"/>
+                <w:b/>
+                <w:bCs/>
+                <w:color w:val="1A1A1A"/>
+                <w:sz w:val="20"/>
+                <w:szCs w:val="20"/>
+              </w:rPr>
+              <w:t xml:space="preserve">CREW</w:t>
+            </w:r>
+          </w:p>
+        </w:tc>
+        <w:tc>
+          <w:tcPr>
+            <w:tcW w:type="dxa" w:w="900"/>
+            <w:tcMar>
+              <w:top w:type="dxa" w:w="60"/>
+              <w:left w:type="dxa" w:w="100"/>
+              <w:bottom w:type="dxa" w:w="60"/>
+              <w:right w:type="dxa" w:w="100"/>
+            </w:tcMar>
+            <w:vAlign w:val="top"/>
+          </w:tcPr>
+          <w:p>
+            <w:pPr>
+              <w:spacing w:after="0"/>
+              <w:jc w:val="left"/>
+            </w:pPr>
+            <w:r>
+              <w:rPr>
+                <w:rFonts w:ascii="Arial" w:cs="Arial" w:eastAsia="Arial" w:hAnsi="Arial"/>
+                <w:color w:val="1A1A1A"/>
+                <w:sz w:val="20"/>
+                <w:szCs w:val="20"/>
+              </w:rPr>
+              <w:t xml:space="preserve">2</w:t>
+            </w:r>
+          </w:p>
+        </w:tc>
+        <w:tc>
+          <w:tcPr>
+            <w:tcW w:type="dxa" w:w="1700"/>
+            <w:shd w:fill="F2F2F2" w:color="auto" w:val="clear"/>
+            <w:tcMar>
+              <w:top w:type="dxa" w:w="60"/>
+              <w:left w:type="dxa" w:w="100"/>
+              <w:bottom w:type="dxa" w:w="60"/>
+              <w:right w:type="dxa" w:w="100"/>
+            </w:tcMar>
+            <w:vAlign w:val="top"/>
+          </w:tcPr>
+          <w:p>
+            <w:pPr>
+              <w:spacing w:after="0"/>
+              <w:jc w:val="left"/>
+            </w:pPr>
+            <w:r>
+              <w:rPr>
+                <w:rFonts w:ascii="Arial" w:cs="Arial" w:eastAsia="Arial" w:hAnsi="Arial"/>
+                <w:b/>
+                <w:bCs/>
+                <w:color w:val="1A1A1A"/>
+                <w:sz w:val="20"/>
+                <w:szCs w:val="20"/>
+              </w:rPr>
+              <w:t xml:space="preserve">MATERIALS</w:t>
+            </w:r>
+          </w:p>
+        </w:tc>
+        <w:tc>
+          <w:tcPr>
+            <w:tcW w:type="dxa" w:w="1626"/>
+            <w:tcMar>
+              <w:top w:type="dxa" w:w="60"/>
+              <w:left w:type="dxa" w:w="100"/>
+              <w:bottom w:type="dxa" w:w="60"/>
+              <w:right w:type="dxa" w:w="100"/>
+            </w:tcMar>
+            <w:vAlign w:val="top"/>
+          </w:tcPr>
+          <w:p>
+            <w:pPr>
+              <w:spacing w:after="0"/>
+              <w:jc w:val="left"/>
+            </w:pPr>
+            <w:r>
+              <w:rPr>
+                <w:rFonts w:ascii="Arial" w:cs="Arial" w:eastAsia="Arial" w:hAnsi="Arial"/>
+                <w:color w:val="1A1A1A"/>
+                <w:sz w:val="20"/>
+                <w:szCs w:val="20"/>
+              </w:rPr>
+              <w:t xml:space="preserve">2×Water, 1×Parts</w:t>
+            </w:r>
+          </w:p>
+        </w:tc>
+      </w:tr>
+    </w:tbl>
+    <w:p>
+      <w:pPr>
+        <w:spacing w:after="60"/>
+        <w:ind w:left="340" w:hanging="340"/>
+      </w:pPr>
+      <w:r>
+        <w:rPr>
+          <w:rFonts w:ascii="Courier New" w:cs="Courier New" w:eastAsia="Courier New" w:hAnsi="Courier New"/>
+          <w:color w:val="1A1A1A"/>
+          <w:sz w:val="20"/>
+          <w:szCs w:val="20"/>
+        </w:rPr>
+        <w:t xml:space="preserve">1.  </w:t>
+      </w:r>
+      <w:r>
+        <w:rPr>
+          <w:rFonts w:ascii="Arial" w:cs="Arial" w:eastAsia="Arial" w:hAnsi="Arial"/>
+          <w:color w:val="1A1A1A"/>
+          <w:sz w:val="20"/>
+          <w:szCs w:val="20"/>
+        </w:rPr>
+        <w:t xml:space="preserve">Confirm the fault code on the alert card matches F-405.</w:t>
+      </w:r>
+    </w:p>
+    <w:p>
+      <w:pPr>
+        <w:spacing w:after="60"/>
+        <w:ind w:left="340" w:hanging="340"/>
+      </w:pPr>
+      <w:r>
+        <w:rPr>
+          <w:rFonts w:ascii="Courier New" w:cs="Courier New" w:eastAsia="Courier New" w:hAnsi="Courier New"/>
+          <w:color w:val="1A1A1A"/>
+          <w:sz w:val="20"/>
+          <w:szCs w:val="20"/>
+        </w:rPr>
+        <w:t xml:space="preserve">2.  </w:t>
+      </w:r>
+      <w:r>
+        <w:rPr>
+          <w:rFonts w:ascii="Arial" w:cs="Arial" w:eastAsia="Arial" w:hAnsi="Arial"/>
+          <w:color w:val="1A1A1A"/>
+          <w:sz w:val="20"/>
+          <w:szCs w:val="20"/>
+        </w:rPr>
+        <w:t xml:space="preserve">Assign crew: 2 worker(s) minimum. Fewer will not hold the isolation.</w:t>
+      </w:r>
+    </w:p>
+    <w:p>
+      <w:pPr>
+        <w:spacing w:after="60"/>
+        <w:ind w:left="340" w:hanging="340"/>
+      </w:pPr>
+      <w:r>
+        <w:rPr>
+          <w:rFonts w:ascii="Courier New" w:cs="Courier New" w:eastAsia="Courier New" w:hAnsi="Courier New"/>
+          <w:color w:val="1A1A1A"/>
+          <w:sz w:val="20"/>
+          <w:szCs w:val="20"/>
+        </w:rPr>
+        <w:t xml:space="preserve">3.  </w:t>
+      </w:r>
+      <w:r>
+        <w:rPr>
+          <w:rFonts w:ascii="Arial" w:cs="Arial" w:eastAsia="Arial" w:hAnsi="Arial"/>
+          <w:color w:val="1A1A1A"/>
+          <w:sz w:val="20"/>
+          <w:szCs w:val="20"/>
+        </w:rPr>
+        <w:t xml:space="preserve">Stage materials: 2×Water, 1×Parts.</w:t>
+      </w:r>
+    </w:p>
+    <w:p>
+      <w:pPr>
+        <w:spacing w:after="60"/>
+        <w:ind w:left="340" w:hanging="340"/>
+      </w:pPr>
+      <w:r>
+        <w:rPr>
+          <w:rFonts w:ascii="Courier New" w:cs="Courier New" w:eastAsia="Courier New" w:hAnsi="Courier New"/>
+          <w:color w:val="1A1A1A"/>
+          <w:sz w:val="20"/>
+          <w:szCs w:val="20"/>
+        </w:rPr>
+        <w:t xml:space="preserve">4.  </w:t>
+      </w:r>
+      <w:r>
+        <w:rPr>
+          <w:rFonts w:ascii="Arial" w:cs="Arial" w:eastAsia="Arial" w:hAnsi="Arial"/>
+          <w:color w:val="1A1A1A"/>
+          <w:sz w:val="20"/>
+          <w:szCs w:val="20"/>
+        </w:rPr>
+        <w:t xml:space="preserve">Obtain the Emergency Sluice Override value from WTR Manual, Table App-C. This value is not held in this binder.</w:t>
+      </w:r>
+    </w:p>
+    <w:p>
+      <w:pPr>
+        <w:spacing w:after="60"/>
+        <w:ind w:left="340" w:hanging="340"/>
+      </w:pPr>
+      <w:r>
+        <w:rPr>
+          <w:rFonts w:ascii="Courier New" w:cs="Courier New" w:eastAsia="Courier New" w:hAnsi="Courier New"/>
+          <w:color w:val="1A1A1A"/>
+          <w:sz w:val="20"/>
+          <w:szCs w:val="20"/>
+        </w:rPr>
+        <w:t xml:space="preserve">5.  </w:t>
+      </w:r>
+      <w:r>
+        <w:rPr>
+          <w:rFonts w:ascii="Arial" w:cs="Arial" w:eastAsia="Arial" w:hAnsi="Arial"/>
+          <w:color w:val="1A1A1A"/>
+          <w:sz w:val="20"/>
+          <w:szCs w:val="20"/>
+        </w:rPr>
+        <w:t xml:space="preserve">Obtain the Emergency Line value from TRN Manual, Table T-6. This value is not held in this binder.</w:t>
+      </w:r>
+    </w:p>
+    <w:p>
+      <w:pPr>
+        <w:spacing w:after="60"/>
+        <w:ind w:left="340" w:hanging="340"/>
+      </w:pPr>
+      <w:r>
+        <w:rPr>
+          <w:rFonts w:ascii="Courier New" w:cs="Courier New" w:eastAsia="Courier New" w:hAnsi="Courier New"/>
+          <w:color w:val="1A1A1A"/>
+          <w:sz w:val="20"/>
+          <w:szCs w:val="20"/>
+        </w:rPr>
+        <w:t xml:space="preserve">6.  </w:t>
+      </w:r>
+      <w:r>
+        <w:rPr>
+          <w:rFonts w:ascii="Arial" w:cs="Arial" w:eastAsia="Arial" w:hAnsi="Arial"/>
+          <w:color w:val="1A1A1A"/>
+          <w:sz w:val="20"/>
+          <w:szCs w:val="20"/>
+        </w:rPr>
+        <w:t xml:space="preserve">Enter the resolution code on the sector console in the format P-06-[VALUE]-[VALUE 2], substituting the value(s) above. Values are three digits.</w:t>
+      </w:r>
+    </w:p>
+    <w:p>
+      <w:pPr>
+        <w:spacing w:after="60"/>
+        <w:ind w:left="340" w:hanging="340"/>
+      </w:pPr>
+      <w:r>
+        <w:rPr>
+          <w:rFonts w:ascii="Courier New" w:cs="Courier New" w:eastAsia="Courier New" w:hAnsi="Courier New"/>
+          <w:color w:val="1A1A1A"/>
+          <w:sz w:val="20"/>
+          <w:szCs w:val="20"/>
+        </w:rPr>
+        <w:t xml:space="preserve">7.  </w:t>
+      </w:r>
+      <w:r>
+        <w:rPr>
+          <w:rFonts w:ascii="Arial" w:cs="Arial" w:eastAsia="Arial" w:hAnsi="Arial"/>
+          <w:color w:val="1A1A1A"/>
+          <w:sz w:val="20"/>
+          <w:szCs w:val="20"/>
+        </w:rPr>
+        <w:t xml:space="preserve">If the console rejects the entry, re-verify the source table before resubmitting. Three consecutive rejections lock the console for 20 seconds.</w:t>
+      </w:r>
+    </w:p>
+    <w:p>
+      <w:pPr>
+        <w:shd w:fill="F2F2F2" w:color="auto" w:val="clear"/>
+        <w:spacing w:after="120" w:before="100"/>
+      </w:pPr>
+      <w:r>
+        <w:rPr>
+          <w:rFonts w:ascii="Arial" w:cs="Arial" w:eastAsia="Arial" w:hAnsi="Arial"/>
+          <w:b/>
+          <w:bCs/>
+          <w:color w:val="1A1A1A"/>
+          <w:sz w:val="20"/>
+          <w:szCs w:val="20"/>
+        </w:rPr>
+        <w:t xml:space="preserve">CODE FORMAT:  </w:t>
+      </w:r>
+      <w:r>
+        <w:rPr>
+          <w:rFonts w:ascii="Courier New" w:cs="Courier New" w:eastAsia="Courier New" w:hAnsi="Courier New"/>
+          <w:b/>
+          <w:bCs/>
+          <w:color w:val="1A1A1A"/>
+          <w:sz w:val="20"/>
+          <w:szCs w:val="20"/>
+        </w:rPr>
         <w:t xml:space="preserve">P-06-[VALUE]-[VALUE 2]</w:t>
-      </w:r>
-    </w:p>
-    <w:p>
-      <w:r>
-        <w:br w:type="page"/>
       </w:r>
     </w:p>
     <w:p>

--- a/kit/UNDERCITY_Binder_AGR.docx
+++ b/kit/UNDERCITY_Binder_AGR.docx
@@ -336,7 +336,7 @@
                 <w:sz w:val="20"/>
                 <w:szCs w:val="20"/>
               </w:rPr>
-              <w:t xml:space="preserve">2 ⚡ Power Cells + 1 💧 Water Unit per cycle</w:t>
+              <w:t xml:space="preserve">2 ⚡ Power Cells + 1 💧 Water Unit per round</w:t>
             </w:r>
           </w:p>
         </w:tc>
@@ -1027,7 +1027,7 @@
                 <w:sz w:val="20"/>
                 <w:szCs w:val="20"/>
               </w:rPr>
-              <w:t xml:space="preserve">2 ⚡ Power Cells + 1 💧 Water Unit per cycle</w:t>
+              <w:t xml:space="preserve">2 ⚡ Power Cells + 1 💧 Water Unit per round</w:t>
             </w:r>
           </w:p>
         </w:tc>

--- a/kit/UNDERCITY_Binder_AGR.docx
+++ b/kit/UNDERCITY_Binder_AGR.docx
@@ -2186,6 +2186,172 @@
                 <w:szCs w:val="20"/>
               </w:rPr>
               <w:t xml:space="preserve">Procedure P-06</w:t>
+            </w:r>
+          </w:p>
+        </w:tc>
+      </w:tr>
+      <w:tr>
+        <w:tc>
+          <w:tcPr>
+            <w:tcW w:type="dxa" w:w="1800"/>
+            <w:tcMar>
+              <w:top w:type="dxa" w:w="60"/>
+              <w:left w:type="dxa" w:w="100"/>
+              <w:bottom w:type="dxa" w:w="60"/>
+              <w:right w:type="dxa" w:w="100"/>
+            </w:tcMar>
+            <w:vAlign w:val="top"/>
+          </w:tcPr>
+          <w:p>
+            <w:pPr>
+              <w:spacing w:after="0"/>
+              <w:jc w:val="left"/>
+            </w:pPr>
+            <w:r>
+              <w:rPr>
+                <w:rFonts w:ascii="Courier New" w:cs="Courier New" w:eastAsia="Courier New" w:hAnsi="Courier New"/>
+                <w:b/>
+                <w:bCs/>
+                <w:color w:val="1A1A1A"/>
+                <w:sz w:val="20"/>
+                <w:szCs w:val="20"/>
+              </w:rPr>
+              <w:t xml:space="preserve">F-509</w:t>
+            </w:r>
+          </w:p>
+        </w:tc>
+        <w:tc>
+          <w:tcPr>
+            <w:tcW w:type="dxa" w:w="4200"/>
+            <w:tcMar>
+              <w:top w:type="dxa" w:w="60"/>
+              <w:left w:type="dxa" w:w="100"/>
+              <w:bottom w:type="dxa" w:w="60"/>
+              <w:right w:type="dxa" w:w="100"/>
+            </w:tcMar>
+            <w:vAlign w:val="top"/>
+          </w:tcPr>
+          <w:p>
+            <w:pPr>
+              <w:spacing w:after="0"/>
+              <w:jc w:val="left"/>
+            </w:pPr>
+            <w:r>
+              <w:rPr>
+                <w:rFonts w:ascii="Arial" w:cs="Arial" w:eastAsia="Arial" w:hAnsi="Arial"/>
+                <w:color w:val="1A1A1A"/>
+                <w:sz w:val="20"/>
+                <w:szCs w:val="20"/>
+              </w:rPr>
+              <w:t xml:space="preserve">Nutrient loop sensor mismatch</w:t>
+            </w:r>
+          </w:p>
+        </w:tc>
+        <w:tc>
+          <w:tcPr>
+            <w:tcW w:type="dxa" w:w="3026"/>
+            <w:tcMar>
+              <w:top w:type="dxa" w:w="60"/>
+              <w:left w:type="dxa" w:w="100"/>
+              <w:bottom w:type="dxa" w:w="60"/>
+              <w:right w:type="dxa" w:w="100"/>
+            </w:tcMar>
+          </w:tcPr>
+          <w:p>
+            <w:pPr>
+              <w:spacing w:after="0"/>
+            </w:pPr>
+            <w:r>
+              <w:rPr>
+                <w:rFonts w:ascii="Courier New" w:cs="Courier New" w:eastAsia="Courier New" w:hAnsi="Courier New"/>
+                <w:color w:val="1A1A1A"/>
+                <w:sz w:val="20"/>
+                <w:szCs w:val="20"/>
+              </w:rPr>
+              <w:t xml:space="preserve">Procedure P-07</w:t>
+            </w:r>
+          </w:p>
+        </w:tc>
+      </w:tr>
+      <w:tr>
+        <w:tc>
+          <w:tcPr>
+            <w:tcW w:type="dxa" w:w="1800"/>
+            <w:tcMar>
+              <w:top w:type="dxa" w:w="60"/>
+              <w:left w:type="dxa" w:w="100"/>
+              <w:bottom w:type="dxa" w:w="60"/>
+              <w:right w:type="dxa" w:w="100"/>
+            </w:tcMar>
+            <w:vAlign w:val="top"/>
+          </w:tcPr>
+          <w:p>
+            <w:pPr>
+              <w:spacing w:after="0"/>
+              <w:jc w:val="left"/>
+            </w:pPr>
+            <w:r>
+              <w:rPr>
+                <w:rFonts w:ascii="Courier New" w:cs="Courier New" w:eastAsia="Courier New" w:hAnsi="Courier New"/>
+                <w:b/>
+                <w:bCs/>
+                <w:color w:val="1A1A1A"/>
+                <w:sz w:val="20"/>
+                <w:szCs w:val="20"/>
+              </w:rPr>
+              <w:t xml:space="preserve">F-510</w:t>
+            </w:r>
+          </w:p>
+        </w:tc>
+        <w:tc>
+          <w:tcPr>
+            <w:tcW w:type="dxa" w:w="4200"/>
+            <w:tcMar>
+              <w:top w:type="dxa" w:w="60"/>
+              <w:left w:type="dxa" w:w="100"/>
+              <w:bottom w:type="dxa" w:w="60"/>
+              <w:right w:type="dxa" w:w="100"/>
+            </w:tcMar>
+            <w:vAlign w:val="top"/>
+          </w:tcPr>
+          <w:p>
+            <w:pPr>
+              <w:spacing w:after="0"/>
+              <w:jc w:val="left"/>
+            </w:pPr>
+            <w:r>
+              <w:rPr>
+                <w:rFonts w:ascii="Arial" w:cs="Arial" w:eastAsia="Arial" w:hAnsi="Arial"/>
+                <w:color w:val="1A1A1A"/>
+                <w:sz w:val="20"/>
+                <w:szCs w:val="20"/>
+              </w:rPr>
+              <w:t xml:space="preserve">Seed vault climate interlock</w:t>
+            </w:r>
+          </w:p>
+        </w:tc>
+        <w:tc>
+          <w:tcPr>
+            <w:tcW w:type="dxa" w:w="3026"/>
+            <w:tcMar>
+              <w:top w:type="dxa" w:w="60"/>
+              <w:left w:type="dxa" w:w="100"/>
+              <w:bottom w:type="dxa" w:w="60"/>
+              <w:right w:type="dxa" w:w="100"/>
+            </w:tcMar>
+          </w:tcPr>
+          <w:p>
+            <w:pPr>
+              <w:spacing w:after="0"/>
+            </w:pPr>
+            <w:r>
+              <w:rPr>
+                <w:rFonts w:ascii="Courier New" w:cs="Courier New" w:eastAsia="Courier New" w:hAnsi="Courier New"/>
+                <w:color w:val="1A1A1A"/>
+                <w:sz w:val="20"/>
+                <w:szCs w:val="20"/>
+              </w:rPr>
+              <w:t xml:space="preserve">Procedure P-08</w:t>
             </w:r>
           </w:p>
         </w:tc>
@@ -5031,6 +5197,822 @@
       </w:r>
     </w:p>
     <w:p>
+      <w:pPr>
+        <w:pBdr>
+          <w:bottom w:val="single" w:color="5AB86A" w:sz="8"/>
+        </w:pBdr>
+        <w:spacing w:after="100" w:before="240"/>
+      </w:pPr>
+      <w:r>
+        <w:rPr>
+          <w:rFonts w:ascii="Courier New" w:cs="Courier New" w:eastAsia="Courier New" w:hAnsi="Courier New"/>
+          <w:b/>
+          <w:bCs/>
+          <w:color w:val="5AB86A"/>
+          <w:sz w:val="24"/>
+          <w:szCs w:val="24"/>
+        </w:rPr>
+        <w:t xml:space="preserve">PROCEDURE P-07</w:t>
+      </w:r>
+      <w:r>
+        <w:rPr>
+          <w:rFonts w:ascii="Arial" w:cs="Arial" w:eastAsia="Arial" w:hAnsi="Arial"/>
+          <w:b/>
+          <w:bCs/>
+          <w:color w:val="1A1A1A"/>
+          <w:sz w:val="24"/>
+          <w:szCs w:val="24"/>
+        </w:rPr>
+        <w:t xml:space="preserve">   Nutrient loop sensor mismatch</w:t>
+      </w:r>
+    </w:p>
+    <w:tbl>
+      <w:tblPr>
+        <w:tblW w:type="dxa" w:w="9026"/>
+        <w:tblBorders>
+          <w:top w:val="single" w:color="BFBFBF" w:sz="4"/>
+          <w:left w:val="single" w:color="BFBFBF" w:sz="4"/>
+          <w:bottom w:val="single" w:color="BFBFBF" w:sz="4"/>
+          <w:right w:val="single" w:color="BFBFBF" w:sz="4"/>
+          <w:insideH w:val="single" w:color="BFBFBF" w:sz="4"/>
+          <w:insideV w:val="single" w:color="BFBFBF" w:sz="4"/>
+        </w:tblBorders>
+      </w:tblPr>
+      <w:tblGrid>
+        <w:gridCol w:w="1900"/>
+        <w:gridCol w:w="1700"/>
+        <w:gridCol w:w="1200"/>
+        <w:gridCol w:w="900"/>
+        <w:gridCol w:w="1700"/>
+        <w:gridCol w:w="1626"/>
+      </w:tblGrid>
+      <w:tr>
+        <w:tc>
+          <w:tcPr>
+            <w:tcW w:type="dxa" w:w="1900"/>
+            <w:shd w:fill="F2F2F2" w:color="auto" w:val="clear"/>
+            <w:tcMar>
+              <w:top w:type="dxa" w:w="60"/>
+              <w:left w:type="dxa" w:w="100"/>
+              <w:bottom w:type="dxa" w:w="60"/>
+              <w:right w:type="dxa" w:w="100"/>
+            </w:tcMar>
+            <w:vAlign w:val="top"/>
+          </w:tcPr>
+          <w:p>
+            <w:pPr>
+              <w:spacing w:after="0"/>
+              <w:jc w:val="left"/>
+            </w:pPr>
+            <w:r>
+              <w:rPr>
+                <w:rFonts w:ascii="Arial" w:cs="Arial" w:eastAsia="Arial" w:hAnsi="Arial"/>
+                <w:b/>
+                <w:bCs/>
+                <w:color w:val="1A1A1A"/>
+                <w:sz w:val="20"/>
+                <w:szCs w:val="20"/>
+              </w:rPr>
+              <w:t xml:space="preserve">APPLIES TO</w:t>
+            </w:r>
+          </w:p>
+        </w:tc>
+        <w:tc>
+          <w:tcPr>
+            <w:tcW w:type="dxa" w:w="1700"/>
+            <w:tcMar>
+              <w:top w:type="dxa" w:w="60"/>
+              <w:left w:type="dxa" w:w="100"/>
+              <w:bottom w:type="dxa" w:w="60"/>
+              <w:right w:type="dxa" w:w="100"/>
+            </w:tcMar>
+            <w:vAlign w:val="top"/>
+          </w:tcPr>
+          <w:p>
+            <w:pPr>
+              <w:spacing w:after="0"/>
+              <w:jc w:val="left"/>
+            </w:pPr>
+            <w:r>
+              <w:rPr>
+                <w:rFonts w:ascii="Courier New" w:cs="Courier New" w:eastAsia="Courier New" w:hAnsi="Courier New"/>
+                <w:color w:val="1A1A1A"/>
+                <w:sz w:val="20"/>
+                <w:szCs w:val="20"/>
+              </w:rPr>
+              <w:t xml:space="preserve">F-509</w:t>
+            </w:r>
+          </w:p>
+        </w:tc>
+        <w:tc>
+          <w:tcPr>
+            <w:tcW w:type="dxa" w:w="1200"/>
+            <w:shd w:fill="F2F2F2" w:color="auto" w:val="clear"/>
+            <w:tcMar>
+              <w:top w:type="dxa" w:w="60"/>
+              <w:left w:type="dxa" w:w="100"/>
+              <w:bottom w:type="dxa" w:w="60"/>
+              <w:right w:type="dxa" w:w="100"/>
+            </w:tcMar>
+            <w:vAlign w:val="top"/>
+          </w:tcPr>
+          <w:p>
+            <w:pPr>
+              <w:spacing w:after="0"/>
+              <w:jc w:val="left"/>
+            </w:pPr>
+            <w:r>
+              <w:rPr>
+                <w:rFonts w:ascii="Arial" w:cs="Arial" w:eastAsia="Arial" w:hAnsi="Arial"/>
+                <w:b/>
+                <w:bCs/>
+                <w:color w:val="1A1A1A"/>
+                <w:sz w:val="20"/>
+                <w:szCs w:val="20"/>
+              </w:rPr>
+              <w:t xml:space="preserve">CREW</w:t>
+            </w:r>
+          </w:p>
+        </w:tc>
+        <w:tc>
+          <w:tcPr>
+            <w:tcW w:type="dxa" w:w="900"/>
+            <w:tcMar>
+              <w:top w:type="dxa" w:w="60"/>
+              <w:left w:type="dxa" w:w="100"/>
+              <w:bottom w:type="dxa" w:w="60"/>
+              <w:right w:type="dxa" w:w="100"/>
+            </w:tcMar>
+            <w:vAlign w:val="top"/>
+          </w:tcPr>
+          <w:p>
+            <w:pPr>
+              <w:spacing w:after="0"/>
+              <w:jc w:val="left"/>
+            </w:pPr>
+            <w:r>
+              <w:rPr>
+                <w:rFonts w:ascii="Arial" w:cs="Arial" w:eastAsia="Arial" w:hAnsi="Arial"/>
+                <w:color w:val="1A1A1A"/>
+                <w:sz w:val="20"/>
+                <w:szCs w:val="20"/>
+              </w:rPr>
+              <w:t xml:space="preserve">2</w:t>
+            </w:r>
+          </w:p>
+        </w:tc>
+        <w:tc>
+          <w:tcPr>
+            <w:tcW w:type="dxa" w:w="1700"/>
+            <w:shd w:fill="F2F2F2" w:color="auto" w:val="clear"/>
+            <w:tcMar>
+              <w:top w:type="dxa" w:w="60"/>
+              <w:left w:type="dxa" w:w="100"/>
+              <w:bottom w:type="dxa" w:w="60"/>
+              <w:right w:type="dxa" w:w="100"/>
+            </w:tcMar>
+            <w:vAlign w:val="top"/>
+          </w:tcPr>
+          <w:p>
+            <w:pPr>
+              <w:spacing w:after="0"/>
+              <w:jc w:val="left"/>
+            </w:pPr>
+            <w:r>
+              <w:rPr>
+                <w:rFonts w:ascii="Arial" w:cs="Arial" w:eastAsia="Arial" w:hAnsi="Arial"/>
+                <w:b/>
+                <w:bCs/>
+                <w:color w:val="1A1A1A"/>
+                <w:sz w:val="20"/>
+                <w:szCs w:val="20"/>
+              </w:rPr>
+              <w:t xml:space="preserve">MATERIALS</w:t>
+            </w:r>
+          </w:p>
+        </w:tc>
+        <w:tc>
+          <w:tcPr>
+            <w:tcW w:type="dxa" w:w="1626"/>
+            <w:tcMar>
+              <w:top w:type="dxa" w:w="60"/>
+              <w:left w:type="dxa" w:w="100"/>
+              <w:bottom w:type="dxa" w:w="60"/>
+              <w:right w:type="dxa" w:w="100"/>
+            </w:tcMar>
+            <w:vAlign w:val="top"/>
+          </w:tcPr>
+          <w:p>
+            <w:pPr>
+              <w:spacing w:after="0"/>
+              <w:jc w:val="left"/>
+            </w:pPr>
+            <w:r>
+              <w:rPr>
+                <w:rFonts w:ascii="Arial" w:cs="Arial" w:eastAsia="Arial" w:hAnsi="Arial"/>
+                <w:color w:val="1A1A1A"/>
+                <w:sz w:val="20"/>
+                <w:szCs w:val="20"/>
+              </w:rPr>
+              <w:t xml:space="preserve">1 Water, 1 Parts</w:t>
+            </w:r>
+          </w:p>
+        </w:tc>
+      </w:tr>
+    </w:tbl>
+    <w:p>
+      <w:pPr>
+        <w:spacing w:after="60"/>
+        <w:ind w:left="340" w:hanging="340"/>
+      </w:pPr>
+      <w:r>
+        <w:rPr>
+          <w:rFonts w:ascii="Courier New" w:cs="Courier New" w:eastAsia="Courier New" w:hAnsi="Courier New"/>
+          <w:color w:val="1A1A1A"/>
+          <w:sz w:val="20"/>
+          <w:szCs w:val="20"/>
+        </w:rPr>
+        <w:t xml:space="preserve">1.  </w:t>
+      </w:r>
+      <w:r>
+        <w:rPr>
+          <w:rFonts w:ascii="Arial" w:cs="Arial" w:eastAsia="Arial" w:hAnsi="Arial"/>
+          <w:color w:val="1A1A1A"/>
+          <w:sz w:val="20"/>
+          <w:szCs w:val="20"/>
+        </w:rPr>
+        <w:t xml:space="preserve">Confirm the fault code on the alert card matches F-509.</w:t>
+      </w:r>
+    </w:p>
+    <w:p>
+      <w:pPr>
+        <w:spacing w:after="60"/>
+        <w:ind w:left="340" w:hanging="340"/>
+      </w:pPr>
+      <w:r>
+        <w:rPr>
+          <w:rFonts w:ascii="Courier New" w:cs="Courier New" w:eastAsia="Courier New" w:hAnsi="Courier New"/>
+          <w:color w:val="1A1A1A"/>
+          <w:sz w:val="20"/>
+          <w:szCs w:val="20"/>
+        </w:rPr>
+        <w:t xml:space="preserve">2.  </w:t>
+      </w:r>
+      <w:r>
+        <w:rPr>
+          <w:rFonts w:ascii="Arial" w:cs="Arial" w:eastAsia="Arial" w:hAnsi="Arial"/>
+          <w:color w:val="1A1A1A"/>
+          <w:sz w:val="20"/>
+          <w:szCs w:val="20"/>
+        </w:rPr>
+        <w:t xml:space="preserve">Assign crew: 2 worker(s) minimum. Fewer will not hold the isolation.</w:t>
+      </w:r>
+    </w:p>
+    <w:p>
+      <w:pPr>
+        <w:spacing w:after="60"/>
+        <w:ind w:left="340" w:hanging="340"/>
+      </w:pPr>
+      <w:r>
+        <w:rPr>
+          <w:rFonts w:ascii="Courier New" w:cs="Courier New" w:eastAsia="Courier New" w:hAnsi="Courier New"/>
+          <w:color w:val="1A1A1A"/>
+          <w:sz w:val="20"/>
+          <w:szCs w:val="20"/>
+        </w:rPr>
+        <w:t xml:space="preserve">3.  </w:t>
+      </w:r>
+      <w:r>
+        <w:rPr>
+          <w:rFonts w:ascii="Arial" w:cs="Arial" w:eastAsia="Arial" w:hAnsi="Arial"/>
+          <w:color w:val="1A1A1A"/>
+          <w:sz w:val="20"/>
+          <w:szCs w:val="20"/>
+        </w:rPr>
+        <w:t xml:space="preserve">Stage materials: 1 Water, 1 Parts.</w:t>
+      </w:r>
+    </w:p>
+    <w:p>
+      <w:pPr>
+        <w:spacing w:after="60"/>
+        <w:ind w:left="340" w:hanging="340"/>
+      </w:pPr>
+      <w:r>
+        <w:rPr>
+          <w:rFonts w:ascii="Courier New" w:cs="Courier New" w:eastAsia="Courier New" w:hAnsi="Courier New"/>
+          <w:color w:val="1A1A1A"/>
+          <w:sz w:val="20"/>
+          <w:szCs w:val="20"/>
+        </w:rPr>
+        <w:t xml:space="preserve">4.  </w:t>
+      </w:r>
+      <w:r>
+        <w:rPr>
+          <w:rFonts w:ascii="Arial" w:cs="Arial" w:eastAsia="Arial" w:hAnsi="Arial"/>
+          <w:color w:val="1A1A1A"/>
+          <w:sz w:val="20"/>
+          <w:szCs w:val="20"/>
+        </w:rPr>
+        <w:t xml:space="preserve">Obtain the Nutrient Sensor Reference from COM. COM may answer with another asset and sector instead of a number: that is a REFERENCE, not a value. Follow it to the sector named and ask that sector for the asset's figure.</w:t>
+      </w:r>
+    </w:p>
+    <w:p>
+      <w:pPr>
+        <w:spacing w:after="60"/>
+        <w:ind w:left="340" w:hanging="340"/>
+      </w:pPr>
+      <w:r>
+        <w:rPr>
+          <w:rFonts w:ascii="Courier New" w:cs="Courier New" w:eastAsia="Courier New" w:hAnsi="Courier New"/>
+          <w:color w:val="1A1A1A"/>
+          <w:sz w:val="20"/>
+          <w:szCs w:val="20"/>
+        </w:rPr>
+        <w:t xml:space="preserve">5.  </w:t>
+      </w:r>
+      <w:r>
+        <w:rPr>
+          <w:rFonts w:ascii="Arial" w:cs="Arial" w:eastAsia="Arial" w:hAnsi="Arial"/>
+          <w:color w:val="1A1A1A"/>
+          <w:sz w:val="20"/>
+          <w:szCs w:val="20"/>
+        </w:rPr>
+        <w:t xml:space="preserve">Enter the resolution code on the sector console in the format P-07-[VALUE], substituting the value(s) above. Values are three digits.</w:t>
+      </w:r>
+    </w:p>
+    <w:p>
+      <w:pPr>
+        <w:spacing w:after="60"/>
+        <w:ind w:left="340" w:hanging="340"/>
+      </w:pPr>
+      <w:r>
+        <w:rPr>
+          <w:rFonts w:ascii="Courier New" w:cs="Courier New" w:eastAsia="Courier New" w:hAnsi="Courier New"/>
+          <w:color w:val="1A1A1A"/>
+          <w:sz w:val="20"/>
+          <w:szCs w:val="20"/>
+        </w:rPr>
+        <w:t xml:space="preserve">6.  </w:t>
+      </w:r>
+      <w:r>
+        <w:rPr>
+          <w:rFonts w:ascii="Arial" w:cs="Arial" w:eastAsia="Arial" w:hAnsi="Arial"/>
+          <w:color w:val="1A1A1A"/>
+          <w:sz w:val="20"/>
+          <w:szCs w:val="20"/>
+        </w:rPr>
+        <w:t xml:space="preserve">If the console rejects the entry, re-verify with the sector that holds the figure before resubmitting. Three consecutive rejections lock the console for 20 seconds.</w:t>
+      </w:r>
+    </w:p>
+    <w:p>
+      <w:pPr>
+        <w:shd w:fill="F2F2F2" w:color="auto" w:val="clear"/>
+        <w:spacing w:after="120" w:before="100"/>
+      </w:pPr>
+      <w:r>
+        <w:rPr>
+          <w:rFonts w:ascii="Arial" w:cs="Arial" w:eastAsia="Arial" w:hAnsi="Arial"/>
+          <w:b/>
+          <w:bCs/>
+          <w:color w:val="1A1A1A"/>
+          <w:sz w:val="20"/>
+          <w:szCs w:val="20"/>
+        </w:rPr>
+        <w:t xml:space="preserve">CODE FORMAT:  </w:t>
+      </w:r>
+      <w:r>
+        <w:rPr>
+          <w:rFonts w:ascii="Courier New" w:cs="Courier New" w:eastAsia="Courier New" w:hAnsi="Courier New"/>
+          <w:b/>
+          <w:bCs/>
+          <w:color w:val="1A1A1A"/>
+          <w:sz w:val="20"/>
+          <w:szCs w:val="20"/>
+        </w:rPr>
+        <w:t xml:space="preserve">P-07-[VALUE]</w:t>
+      </w:r>
+    </w:p>
+    <w:p>
+      <w:pPr>
+        <w:pBdr>
+          <w:bottom w:val="single" w:color="5AB86A" w:sz="8"/>
+        </w:pBdr>
+        <w:spacing w:after="100" w:before="240"/>
+      </w:pPr>
+      <w:r>
+        <w:rPr>
+          <w:rFonts w:ascii="Courier New" w:cs="Courier New" w:eastAsia="Courier New" w:hAnsi="Courier New"/>
+          <w:b/>
+          <w:bCs/>
+          <w:color w:val="5AB86A"/>
+          <w:sz w:val="24"/>
+          <w:szCs w:val="24"/>
+        </w:rPr>
+        <w:t xml:space="preserve">PROCEDURE P-08</w:t>
+      </w:r>
+      <w:r>
+        <w:rPr>
+          <w:rFonts w:ascii="Arial" w:cs="Arial" w:eastAsia="Arial" w:hAnsi="Arial"/>
+          <w:b/>
+          <w:bCs/>
+          <w:color w:val="1A1A1A"/>
+          <w:sz w:val="24"/>
+          <w:szCs w:val="24"/>
+        </w:rPr>
+        <w:t xml:space="preserve">   Seed vault climate interlock</w:t>
+      </w:r>
+    </w:p>
+    <w:tbl>
+      <w:tblPr>
+        <w:tblW w:type="dxa" w:w="9026"/>
+        <w:tblBorders>
+          <w:top w:val="single" w:color="BFBFBF" w:sz="4"/>
+          <w:left w:val="single" w:color="BFBFBF" w:sz="4"/>
+          <w:bottom w:val="single" w:color="BFBFBF" w:sz="4"/>
+          <w:right w:val="single" w:color="BFBFBF" w:sz="4"/>
+          <w:insideH w:val="single" w:color="BFBFBF" w:sz="4"/>
+          <w:insideV w:val="single" w:color="BFBFBF" w:sz="4"/>
+        </w:tblBorders>
+      </w:tblPr>
+      <w:tblGrid>
+        <w:gridCol w:w="1900"/>
+        <w:gridCol w:w="1700"/>
+        <w:gridCol w:w="1200"/>
+        <w:gridCol w:w="900"/>
+        <w:gridCol w:w="1700"/>
+        <w:gridCol w:w="1626"/>
+      </w:tblGrid>
+      <w:tr>
+        <w:tc>
+          <w:tcPr>
+            <w:tcW w:type="dxa" w:w="1900"/>
+            <w:shd w:fill="F2F2F2" w:color="auto" w:val="clear"/>
+            <w:tcMar>
+              <w:top w:type="dxa" w:w="60"/>
+              <w:left w:type="dxa" w:w="100"/>
+              <w:bottom w:type="dxa" w:w="60"/>
+              <w:right w:type="dxa" w:w="100"/>
+            </w:tcMar>
+            <w:vAlign w:val="top"/>
+          </w:tcPr>
+          <w:p>
+            <w:pPr>
+              <w:spacing w:after="0"/>
+              <w:jc w:val="left"/>
+            </w:pPr>
+            <w:r>
+              <w:rPr>
+                <w:rFonts w:ascii="Arial" w:cs="Arial" w:eastAsia="Arial" w:hAnsi="Arial"/>
+                <w:b/>
+                <w:bCs/>
+                <w:color w:val="1A1A1A"/>
+                <w:sz w:val="20"/>
+                <w:szCs w:val="20"/>
+              </w:rPr>
+              <w:t xml:space="preserve">APPLIES TO</w:t>
+            </w:r>
+          </w:p>
+        </w:tc>
+        <w:tc>
+          <w:tcPr>
+            <w:tcW w:type="dxa" w:w="1700"/>
+            <w:tcMar>
+              <w:top w:type="dxa" w:w="60"/>
+              <w:left w:type="dxa" w:w="100"/>
+              <w:bottom w:type="dxa" w:w="60"/>
+              <w:right w:type="dxa" w:w="100"/>
+            </w:tcMar>
+            <w:vAlign w:val="top"/>
+          </w:tcPr>
+          <w:p>
+            <w:pPr>
+              <w:spacing w:after="0"/>
+              <w:jc w:val="left"/>
+            </w:pPr>
+            <w:r>
+              <w:rPr>
+                <w:rFonts w:ascii="Courier New" w:cs="Courier New" w:eastAsia="Courier New" w:hAnsi="Courier New"/>
+                <w:color w:val="1A1A1A"/>
+                <w:sz w:val="20"/>
+                <w:szCs w:val="20"/>
+              </w:rPr>
+              <w:t xml:space="preserve">F-510</w:t>
+            </w:r>
+          </w:p>
+        </w:tc>
+        <w:tc>
+          <w:tcPr>
+            <w:tcW w:type="dxa" w:w="1200"/>
+            <w:shd w:fill="F2F2F2" w:color="auto" w:val="clear"/>
+            <w:tcMar>
+              <w:top w:type="dxa" w:w="60"/>
+              <w:left w:type="dxa" w:w="100"/>
+              <w:bottom w:type="dxa" w:w="60"/>
+              <w:right w:type="dxa" w:w="100"/>
+            </w:tcMar>
+            <w:vAlign w:val="top"/>
+          </w:tcPr>
+          <w:p>
+            <w:pPr>
+              <w:spacing w:after="0"/>
+              <w:jc w:val="left"/>
+            </w:pPr>
+            <w:r>
+              <w:rPr>
+                <w:rFonts w:ascii="Arial" w:cs="Arial" w:eastAsia="Arial" w:hAnsi="Arial"/>
+                <w:b/>
+                <w:bCs/>
+                <w:color w:val="1A1A1A"/>
+                <w:sz w:val="20"/>
+                <w:szCs w:val="20"/>
+              </w:rPr>
+              <w:t xml:space="preserve">CREW</w:t>
+            </w:r>
+          </w:p>
+        </w:tc>
+        <w:tc>
+          <w:tcPr>
+            <w:tcW w:type="dxa" w:w="900"/>
+            <w:tcMar>
+              <w:top w:type="dxa" w:w="60"/>
+              <w:left w:type="dxa" w:w="100"/>
+              <w:bottom w:type="dxa" w:w="60"/>
+              <w:right w:type="dxa" w:w="100"/>
+            </w:tcMar>
+            <w:vAlign w:val="top"/>
+          </w:tcPr>
+          <w:p>
+            <w:pPr>
+              <w:spacing w:after="0"/>
+              <w:jc w:val="left"/>
+            </w:pPr>
+            <w:r>
+              <w:rPr>
+                <w:rFonts w:ascii="Arial" w:cs="Arial" w:eastAsia="Arial" w:hAnsi="Arial"/>
+                <w:color w:val="1A1A1A"/>
+                <w:sz w:val="20"/>
+                <w:szCs w:val="20"/>
+              </w:rPr>
+              <w:t xml:space="preserve">3</w:t>
+            </w:r>
+          </w:p>
+        </w:tc>
+        <w:tc>
+          <w:tcPr>
+            <w:tcW w:type="dxa" w:w="1700"/>
+            <w:shd w:fill="F2F2F2" w:color="auto" w:val="clear"/>
+            <w:tcMar>
+              <w:top w:type="dxa" w:w="60"/>
+              <w:left w:type="dxa" w:w="100"/>
+              <w:bottom w:type="dxa" w:w="60"/>
+              <w:right w:type="dxa" w:w="100"/>
+            </w:tcMar>
+            <w:vAlign w:val="top"/>
+          </w:tcPr>
+          <w:p>
+            <w:pPr>
+              <w:spacing w:after="0"/>
+              <w:jc w:val="left"/>
+            </w:pPr>
+            <w:r>
+              <w:rPr>
+                <w:rFonts w:ascii="Arial" w:cs="Arial" w:eastAsia="Arial" w:hAnsi="Arial"/>
+                <w:b/>
+                <w:bCs/>
+                <w:color w:val="1A1A1A"/>
+                <w:sz w:val="20"/>
+                <w:szCs w:val="20"/>
+              </w:rPr>
+              <w:t xml:space="preserve">MATERIALS</w:t>
+            </w:r>
+          </w:p>
+        </w:tc>
+        <w:tc>
+          <w:tcPr>
+            <w:tcW w:type="dxa" w:w="1626"/>
+            <w:tcMar>
+              <w:top w:type="dxa" w:w="60"/>
+              <w:left w:type="dxa" w:w="100"/>
+              <w:bottom w:type="dxa" w:w="60"/>
+              <w:right w:type="dxa" w:w="100"/>
+            </w:tcMar>
+            <w:vAlign w:val="top"/>
+          </w:tcPr>
+          <w:p>
+            <w:pPr>
+              <w:spacing w:after="0"/>
+              <w:jc w:val="left"/>
+            </w:pPr>
+            <w:r>
+              <w:rPr>
+                <w:rFonts w:ascii="Arial" w:cs="Arial" w:eastAsia="Arial" w:hAnsi="Arial"/>
+                <w:color w:val="1A1A1A"/>
+                <w:sz w:val="20"/>
+                <w:szCs w:val="20"/>
+              </w:rPr>
+              <w:t xml:space="preserve">2 Water, 1 Power, 1 Med</w:t>
+            </w:r>
+          </w:p>
+        </w:tc>
+      </w:tr>
+    </w:tbl>
+    <w:p>
+      <w:pPr>
+        <w:spacing w:after="60"/>
+        <w:ind w:left="340" w:hanging="340"/>
+      </w:pPr>
+      <w:r>
+        <w:rPr>
+          <w:rFonts w:ascii="Courier New" w:cs="Courier New" w:eastAsia="Courier New" w:hAnsi="Courier New"/>
+          <w:color w:val="1A1A1A"/>
+          <w:sz w:val="20"/>
+          <w:szCs w:val="20"/>
+        </w:rPr>
+        <w:t xml:space="preserve">1.  </w:t>
+      </w:r>
+      <w:r>
+        <w:rPr>
+          <w:rFonts w:ascii="Arial" w:cs="Arial" w:eastAsia="Arial" w:hAnsi="Arial"/>
+          <w:color w:val="1A1A1A"/>
+          <w:sz w:val="20"/>
+          <w:szCs w:val="20"/>
+        </w:rPr>
+        <w:t xml:space="preserve">Confirm the fault code on the alert card matches F-510.</w:t>
+      </w:r>
+    </w:p>
+    <w:p>
+      <w:pPr>
+        <w:spacing w:after="60"/>
+        <w:ind w:left="340" w:hanging="340"/>
+      </w:pPr>
+      <w:r>
+        <w:rPr>
+          <w:rFonts w:ascii="Courier New" w:cs="Courier New" w:eastAsia="Courier New" w:hAnsi="Courier New"/>
+          <w:color w:val="1A1A1A"/>
+          <w:sz w:val="20"/>
+          <w:szCs w:val="20"/>
+        </w:rPr>
+        <w:t xml:space="preserve">2.  </w:t>
+      </w:r>
+      <w:r>
+        <w:rPr>
+          <w:rFonts w:ascii="Arial" w:cs="Arial" w:eastAsia="Arial" w:hAnsi="Arial"/>
+          <w:color w:val="1A1A1A"/>
+          <w:sz w:val="20"/>
+          <w:szCs w:val="20"/>
+        </w:rPr>
+        <w:t xml:space="preserve">Assign crew: 3 worker(s) minimum. Fewer will not hold the isolation.</w:t>
+      </w:r>
+    </w:p>
+    <w:p>
+      <w:pPr>
+        <w:spacing w:after="60"/>
+        <w:ind w:left="340" w:hanging="340"/>
+      </w:pPr>
+      <w:r>
+        <w:rPr>
+          <w:rFonts w:ascii="Courier New" w:cs="Courier New" w:eastAsia="Courier New" w:hAnsi="Courier New"/>
+          <w:color w:val="1A1A1A"/>
+          <w:sz w:val="20"/>
+          <w:szCs w:val="20"/>
+        </w:rPr>
+        <w:t xml:space="preserve">3.  </w:t>
+      </w:r>
+      <w:r>
+        <w:rPr>
+          <w:rFonts w:ascii="Arial" w:cs="Arial" w:eastAsia="Arial" w:hAnsi="Arial"/>
+          <w:color w:val="1A1A1A"/>
+          <w:sz w:val="20"/>
+          <w:szCs w:val="20"/>
+        </w:rPr>
+        <w:t xml:space="preserve">Stage materials: 2 Water, 1 Power, 1 Med.</w:t>
+      </w:r>
+    </w:p>
+    <w:p>
+      <w:pPr>
+        <w:spacing w:after="60"/>
+        <w:ind w:left="340" w:hanging="340"/>
+      </w:pPr>
+      <w:r>
+        <w:rPr>
+          <w:rFonts w:ascii="Courier New" w:cs="Courier New" w:eastAsia="Courier New" w:hAnsi="Courier New"/>
+          <w:color w:val="1A1A1A"/>
+          <w:sz w:val="20"/>
+          <w:szCs w:val="20"/>
+        </w:rPr>
+        <w:t xml:space="preserve">4.  </w:t>
+      </w:r>
+      <w:r>
+        <w:rPr>
+          <w:rFonts w:ascii="Arial" w:cs="Arial" w:eastAsia="Arial" w:hAnsi="Arial"/>
+          <w:color w:val="1A1A1A"/>
+          <w:sz w:val="20"/>
+          <w:szCs w:val="20"/>
+        </w:rPr>
+        <w:t xml:space="preserve">Obtain the Bio-Safety Reference from MED. MED may answer with another asset and sector instead of a number: that is a REFERENCE, not a value. Follow it to the sector named and ask that sector for the asset's figure. This is VALUE 1.</w:t>
+      </w:r>
+    </w:p>
+    <w:p>
+      <w:pPr>
+        <w:spacing w:after="60"/>
+        <w:ind w:left="340" w:hanging="340"/>
+      </w:pPr>
+      <w:r>
+        <w:rPr>
+          <w:rFonts w:ascii="Courier New" w:cs="Courier New" w:eastAsia="Courier New" w:hAnsi="Courier New"/>
+          <w:color w:val="1A1A1A"/>
+          <w:sz w:val="20"/>
+          <w:szCs w:val="20"/>
+        </w:rPr>
+        <w:t xml:space="preserve">5.  </w:t>
+      </w:r>
+      <w:r>
+        <w:rPr>
+          <w:rFonts w:ascii="Arial" w:cs="Arial" w:eastAsia="Arial" w:hAnsi="Arial"/>
+          <w:color w:val="1A1A1A"/>
+          <w:sz w:val="20"/>
+          <w:szCs w:val="20"/>
+        </w:rPr>
+        <w:t xml:space="preserve">Obtain the Vault Chiller Feed Reference from POW. POW may answer with another asset and sector instead of a number: that is a REFERENCE, not a value. Follow it to the sector named and ask that sector for the asset's figure. This is VALUE 2.</w:t>
+      </w:r>
+    </w:p>
+    <w:p>
+      <w:pPr>
+        <w:spacing w:after="60"/>
+        <w:ind w:left="340" w:hanging="340"/>
+      </w:pPr>
+      <w:r>
+        <w:rPr>
+          <w:rFonts w:ascii="Courier New" w:cs="Courier New" w:eastAsia="Courier New" w:hAnsi="Courier New"/>
+          <w:color w:val="1A1A1A"/>
+          <w:sz w:val="20"/>
+          <w:szCs w:val="20"/>
+        </w:rPr>
+        <w:t xml:space="preserve">6.  </w:t>
+      </w:r>
+      <w:r>
+        <w:rPr>
+          <w:rFonts w:ascii="Arial" w:cs="Arial" w:eastAsia="Arial" w:hAnsi="Arial"/>
+          <w:color w:val="1A1A1A"/>
+          <w:sz w:val="20"/>
+          <w:szCs w:val="20"/>
+        </w:rPr>
+        <w:t xml:space="preserve">Enter the resolution code on the sector console in the format P-08-[VALUE]-[VALUE 2], substituting the value(s) above. Values are three digits.</w:t>
+      </w:r>
+    </w:p>
+    <w:p>
+      <w:pPr>
+        <w:spacing w:after="60"/>
+        <w:ind w:left="340" w:hanging="340"/>
+      </w:pPr>
+      <w:r>
+        <w:rPr>
+          <w:rFonts w:ascii="Courier New" w:cs="Courier New" w:eastAsia="Courier New" w:hAnsi="Courier New"/>
+          <w:color w:val="1A1A1A"/>
+          <w:sz w:val="20"/>
+          <w:szCs w:val="20"/>
+        </w:rPr>
+        <w:t xml:space="preserve">7.  </w:t>
+      </w:r>
+      <w:r>
+        <w:rPr>
+          <w:rFonts w:ascii="Arial" w:cs="Arial" w:eastAsia="Arial" w:hAnsi="Arial"/>
+          <w:color w:val="1A1A1A"/>
+          <w:sz w:val="20"/>
+          <w:szCs w:val="20"/>
+        </w:rPr>
+        <w:t xml:space="preserve">If the console rejects the entry, re-verify with the sector that holds the figure before resubmitting. Three consecutive rejections lock the console for 20 seconds.</w:t>
+      </w:r>
+    </w:p>
+    <w:p>
+      <w:pPr>
+        <w:shd w:fill="F2F2F2" w:color="auto" w:val="clear"/>
+        <w:spacing w:after="120" w:before="100"/>
+      </w:pPr>
+      <w:r>
+        <w:rPr>
+          <w:rFonts w:ascii="Arial" w:cs="Arial" w:eastAsia="Arial" w:hAnsi="Arial"/>
+          <w:b/>
+          <w:bCs/>
+          <w:color w:val="1A1A1A"/>
+          <w:sz w:val="20"/>
+          <w:szCs w:val="20"/>
+        </w:rPr>
+        <w:t xml:space="preserve">CODE FORMAT:  </w:t>
+      </w:r>
+      <w:r>
+        <w:rPr>
+          <w:rFonts w:ascii="Courier New" w:cs="Courier New" w:eastAsia="Courier New" w:hAnsi="Courier New"/>
+          <w:b/>
+          <w:bCs/>
+          <w:color w:val="1A1A1A"/>
+          <w:sz w:val="20"/>
+          <w:szCs w:val="20"/>
+        </w:rPr>
+        <w:t xml:space="preserve">P-08-[VALUE]-[VALUE 2]</w:t>
+      </w:r>
+    </w:p>
+    <w:p>
       <w:r>
         <w:br w:type="page"/>
       </w:r>
@@ -5884,6 +6866,300 @@
         <w:br w:type="page"/>
       </w:r>
     </w:p>
+    <w:p>
+      <w:pPr>
+        <w:spacing w:after="300"/>
+      </w:pPr>
+    </w:p>
+    <w:p>
+      <w:pPr>
+        <w:pStyle w:val="Heading1"/>
+        <w:spacing w:after="160" w:before="120"/>
+      </w:pPr>
+      <w:r>
+        <w:rPr>
+          <w:rFonts w:ascii="Arial" w:cs="Arial" w:eastAsia="Arial" w:hAnsi="Arial"/>
+          <w:b/>
+          <w:bCs/>
+          <w:color w:val="5AB86A"/>
+          <w:sz w:val="28"/>
+          <w:szCs w:val="28"/>
+        </w:rPr>
+        <w:t xml:space="preserve">5A · Cross-System Reference Directory</w:t>
+      </w:r>
+    </w:p>
+    <w:p>
+      <w:pPr>
+        <w:spacing w:after="120"/>
+      </w:pPr>
+      <w:r>
+        <w:rPr>
+          <w:rFonts w:ascii="Arial" w:cs="Arial" w:eastAsia="Arial" w:hAnsi="Arial"/>
+          <w:color w:val="1A1A1A"/>
+          <w:sz w:val="20"/>
+          <w:szCs w:val="20"/>
+        </w:rPr>
+        <w:t xml:space="preserve">Entries ending with a sector code in square brackets are REFERENCES, not resolution values. Relay the exact reference name and sector shown to the requesting team. The named sector holds the authoritative numeric value. Do not invent or infer a number.</w:t>
+      </w:r>
+    </w:p>
+    <w:p>
+      <w:pPr>
+        <w:spacing w:after="160"/>
+      </w:pPr>
+    </w:p>
+    <w:tbl>
+      <w:tblPr>
+        <w:tblW w:type="dxa" w:w="9026"/>
+        <w:tblBorders>
+          <w:top w:val="single" w:color="BFBFBF" w:sz="4"/>
+          <w:left w:val="single" w:color="BFBFBF" w:sz="4"/>
+          <w:bottom w:val="single" w:color="BFBFBF" w:sz="4"/>
+          <w:right w:val="single" w:color="BFBFBF" w:sz="4"/>
+          <w:insideH w:val="single" w:color="BFBFBF" w:sz="4"/>
+          <w:insideV w:val="single" w:color="BFBFBF" w:sz="4"/>
+        </w:tblBorders>
+      </w:tblPr>
+      <w:tblGrid>
+        <w:gridCol w:w="4600"/>
+        <w:gridCol w:w="4426"/>
+      </w:tblGrid>
+      <w:tr>
+        <w:tc>
+          <w:tcPr>
+            <w:tcW w:type="dxa" w:w="4600"/>
+            <w:shd w:fill="F2F2F2" w:color="auto" w:val="clear"/>
+            <w:tcMar>
+              <w:top w:type="dxa" w:w="60"/>
+              <w:left w:type="dxa" w:w="100"/>
+              <w:bottom w:type="dxa" w:w="60"/>
+              <w:right w:type="dxa" w:w="100"/>
+            </w:tcMar>
+            <w:vAlign w:val="top"/>
+          </w:tcPr>
+          <w:p>
+            <w:pPr>
+              <w:spacing w:after="0"/>
+              <w:jc w:val="left"/>
+            </w:pPr>
+            <w:r>
+              <w:rPr>
+                <w:rFonts w:ascii="Arial" w:cs="Arial" w:eastAsia="Arial" w:hAnsi="Arial"/>
+                <w:b/>
+                <w:bCs/>
+                <w:color w:val="1A1A1A"/>
+                <w:sz w:val="20"/>
+                <w:szCs w:val="20"/>
+              </w:rPr>
+              <w:t xml:space="preserve">REFERENCE NAME</w:t>
+            </w:r>
+          </w:p>
+        </w:tc>
+        <w:tc>
+          <w:tcPr>
+            <w:tcW w:type="dxa" w:w="4426"/>
+            <w:shd w:fill="F2F2F2" w:color="auto" w:val="clear"/>
+            <w:tcMar>
+              <w:top w:type="dxa" w:w="60"/>
+              <w:left w:type="dxa" w:w="100"/>
+              <w:bottom w:type="dxa" w:w="60"/>
+              <w:right w:type="dxa" w:w="100"/>
+            </w:tcMar>
+            <w:vAlign w:val="top"/>
+          </w:tcPr>
+          <w:p>
+            <w:pPr>
+              <w:spacing w:after="0"/>
+              <w:jc w:val="center"/>
+            </w:pPr>
+            <w:r>
+              <w:rPr>
+                <w:rFonts w:ascii="Arial" w:cs="Arial" w:eastAsia="Arial" w:hAnsi="Arial"/>
+                <w:b/>
+                <w:bCs/>
+                <w:color w:val="1A1A1A"/>
+                <w:sz w:val="20"/>
+                <w:szCs w:val="20"/>
+              </w:rPr>
+              <w:t xml:space="preserve">REFERENCE</w:t>
+            </w:r>
+          </w:p>
+        </w:tc>
+      </w:tr>
+      <w:tr>
+        <w:tc>
+          <w:tcPr>
+            <w:tcW w:type="dxa" w:w="4600"/>
+            <w:tcMar>
+              <w:top w:type="dxa" w:w="60"/>
+              <w:left w:type="dxa" w:w="100"/>
+              <w:bottom w:type="dxa" w:w="60"/>
+              <w:right w:type="dxa" w:w="100"/>
+            </w:tcMar>
+            <w:vAlign w:val="top"/>
+          </w:tcPr>
+          <w:p>
+            <w:pPr>
+              <w:spacing w:after="0"/>
+              <w:jc w:val="left"/>
+            </w:pPr>
+            <w:r>
+              <w:rPr>
+                <w:rFonts w:ascii="Arial" w:cs="Arial" w:eastAsia="Arial" w:hAnsi="Arial"/>
+                <w:color w:val="1A1A1A"/>
+                <w:sz w:val="20"/>
+                <w:szCs w:val="20"/>
+              </w:rPr>
+              <w:t xml:space="preserve">Environmental Power Reference</w:t>
+            </w:r>
+          </w:p>
+        </w:tc>
+        <w:tc>
+          <w:tcPr>
+            <w:tcW w:type="dxa" w:w="4426"/>
+            <w:tcMar>
+              <w:top w:type="dxa" w:w="60"/>
+              <w:left w:type="dxa" w:w="100"/>
+              <w:bottom w:type="dxa" w:w="60"/>
+              <w:right w:type="dxa" w:w="100"/>
+            </w:tcMar>
+            <w:vAlign w:val="top"/>
+          </w:tcPr>
+          <w:p>
+            <w:pPr>
+              <w:spacing w:after="0"/>
+              <w:jc w:val="center"/>
+            </w:pPr>
+            <w:r>
+              <w:rPr>
+                <w:rFonts w:ascii="Courier New" w:cs="Courier New" w:eastAsia="Courier New" w:hAnsi="Courier New"/>
+                <w:b/>
+                <w:bCs/>
+                <w:color w:val="1A1A1A"/>
+                <w:sz w:val="20"/>
+                <w:szCs w:val="20"/>
+              </w:rPr>
+              <w:t xml:space="preserve">Sub-grid 1 [POW]</w:t>
+            </w:r>
+          </w:p>
+        </w:tc>
+      </w:tr>
+      <w:tr>
+        <w:tc>
+          <w:tcPr>
+            <w:tcW w:type="dxa" w:w="4600"/>
+            <w:tcMar>
+              <w:top w:type="dxa" w:w="60"/>
+              <w:left w:type="dxa" w:w="100"/>
+              <w:bottom w:type="dxa" w:w="60"/>
+              <w:right w:type="dxa" w:w="100"/>
+            </w:tcMar>
+            <w:vAlign w:val="top"/>
+          </w:tcPr>
+          <w:p>
+            <w:pPr>
+              <w:spacing w:after="0"/>
+              <w:jc w:val="left"/>
+            </w:pPr>
+            <w:r>
+              <w:rPr>
+                <w:rFonts w:ascii="Arial" w:cs="Arial" w:eastAsia="Arial" w:hAnsi="Arial"/>
+                <w:color w:val="1A1A1A"/>
+                <w:sz w:val="20"/>
+                <w:szCs w:val="20"/>
+              </w:rPr>
+              <w:t xml:space="preserve">Seedling Transport Reference</w:t>
+            </w:r>
+          </w:p>
+        </w:tc>
+        <w:tc>
+          <w:tcPr>
+            <w:tcW w:type="dxa" w:w="4426"/>
+            <w:tcMar>
+              <w:top w:type="dxa" w:w="60"/>
+              <w:left w:type="dxa" w:w="100"/>
+              <w:bottom w:type="dxa" w:w="60"/>
+              <w:right w:type="dxa" w:w="100"/>
+            </w:tcMar>
+            <w:vAlign w:val="top"/>
+          </w:tcPr>
+          <w:p>
+            <w:pPr>
+              <w:spacing w:after="0"/>
+              <w:jc w:val="center"/>
+            </w:pPr>
+            <w:r>
+              <w:rPr>
+                <w:rFonts w:ascii="Courier New" w:cs="Courier New" w:eastAsia="Courier New" w:hAnsi="Courier New"/>
+                <w:b/>
+                <w:bCs/>
+                <w:color w:val="1A1A1A"/>
+                <w:sz w:val="20"/>
+                <w:szCs w:val="20"/>
+              </w:rPr>
+              <w:t xml:space="preserve">Tunnel D [TRN]</w:t>
+            </w:r>
+          </w:p>
+        </w:tc>
+      </w:tr>
+      <w:tr>
+        <w:tc>
+          <w:tcPr>
+            <w:tcW w:type="dxa" w:w="4600"/>
+            <w:tcMar>
+              <w:top w:type="dxa" w:w="60"/>
+              <w:left w:type="dxa" w:w="100"/>
+              <w:bottom w:type="dxa" w:w="60"/>
+              <w:right w:type="dxa" w:w="100"/>
+            </w:tcMar>
+            <w:vAlign w:val="top"/>
+          </w:tcPr>
+          <w:p>
+            <w:pPr>
+              <w:spacing w:after="0"/>
+              <w:jc w:val="left"/>
+            </w:pPr>
+            <w:r>
+              <w:rPr>
+                <w:rFonts w:ascii="Arial" w:cs="Arial" w:eastAsia="Arial" w:hAnsi="Arial"/>
+                <w:color w:val="1A1A1A"/>
+                <w:sz w:val="20"/>
+                <w:szCs w:val="20"/>
+              </w:rPr>
+              <w:t xml:space="preserve">Mast Filtration Reference</w:t>
+            </w:r>
+          </w:p>
+        </w:tc>
+        <w:tc>
+          <w:tcPr>
+            <w:tcW w:type="dxa" w:w="4426"/>
+            <w:tcMar>
+              <w:top w:type="dxa" w:w="60"/>
+              <w:left w:type="dxa" w:w="100"/>
+              <w:bottom w:type="dxa" w:w="60"/>
+              <w:right w:type="dxa" w:w="100"/>
+            </w:tcMar>
+            <w:vAlign w:val="top"/>
+          </w:tcPr>
+          <w:p>
+            <w:pPr>
+              <w:spacing w:after="0"/>
+              <w:jc w:val="center"/>
+            </w:pPr>
+            <w:r>
+              <w:rPr>
+                <w:rFonts w:ascii="Courier New" w:cs="Courier New" w:eastAsia="Courier New" w:hAnsi="Courier New"/>
+                <w:b/>
+                <w:bCs/>
+                <w:color w:val="1A1A1A"/>
+                <w:sz w:val="20"/>
+                <w:szCs w:val="20"/>
+              </w:rPr>
+              <w:t xml:space="preserve">HEPA Array [MED]</w:t>
+            </w:r>
+          </w:p>
+        </w:tc>
+      </w:tr>
+    </w:tbl>
     <w:p>
       <w:pPr>
         <w:pStyle w:val="Heading1"/>

--- a/kit/UNDERCITY_Binder_AGR.docx
+++ b/kit/UNDERCITY_Binder_AGR.docx
@@ -2352,6 +2352,172 @@
                 <w:szCs w:val="20"/>
               </w:rPr>
               <w:t xml:space="preserve">Procedure P-08</w:t>
+            </w:r>
+          </w:p>
+        </w:tc>
+      </w:tr>
+      <w:tr>
+        <w:tc>
+          <w:tcPr>
+            <w:tcW w:type="dxa" w:w="1800"/>
+            <w:tcMar>
+              <w:top w:type="dxa" w:w="60"/>
+              <w:left w:type="dxa" w:w="100"/>
+              <w:bottom w:type="dxa" w:w="60"/>
+              <w:right w:type="dxa" w:w="100"/>
+            </w:tcMar>
+            <w:vAlign w:val="top"/>
+          </w:tcPr>
+          <w:p>
+            <w:pPr>
+              <w:spacing w:after="0"/>
+              <w:jc w:val="left"/>
+            </w:pPr>
+            <w:r>
+              <w:rPr>
+                <w:rFonts w:ascii="Courier New" w:cs="Courier New" w:eastAsia="Courier New" w:hAnsi="Courier New"/>
+                <w:b/>
+                <w:bCs/>
+                <w:color w:val="1A1A1A"/>
+                <w:sz w:val="20"/>
+                <w:szCs w:val="20"/>
+              </w:rPr>
+              <w:t xml:space="preserve">F-609</w:t>
+            </w:r>
+          </w:p>
+        </w:tc>
+        <w:tc>
+          <w:tcPr>
+            <w:tcW w:type="dxa" w:w="4200"/>
+            <w:tcMar>
+              <w:top w:type="dxa" w:w="60"/>
+              <w:left w:type="dxa" w:w="100"/>
+              <w:bottom w:type="dxa" w:w="60"/>
+              <w:right w:type="dxa" w:w="100"/>
+            </w:tcMar>
+            <w:vAlign w:val="top"/>
+          </w:tcPr>
+          <w:p>
+            <w:pPr>
+              <w:spacing w:after="0"/>
+              <w:jc w:val="left"/>
+            </w:pPr>
+            <w:r>
+              <w:rPr>
+                <w:rFonts w:ascii="Arial" w:cs="Arial" w:eastAsia="Arial" w:hAnsi="Arial"/>
+                <w:color w:val="1A1A1A"/>
+                <w:sz w:val="20"/>
+                <w:szCs w:val="20"/>
+              </w:rPr>
+              <w:t xml:space="preserve">Seedling-bay dosing failure</w:t>
+            </w:r>
+          </w:p>
+        </w:tc>
+        <w:tc>
+          <w:tcPr>
+            <w:tcW w:type="dxa" w:w="3026"/>
+            <w:tcMar>
+              <w:top w:type="dxa" w:w="60"/>
+              <w:left w:type="dxa" w:w="100"/>
+              <w:bottom w:type="dxa" w:w="60"/>
+              <w:right w:type="dxa" w:w="100"/>
+            </w:tcMar>
+          </w:tcPr>
+          <w:p>
+            <w:pPr>
+              <w:spacing w:after="0"/>
+            </w:pPr>
+            <w:r>
+              <w:rPr>
+                <w:rFonts w:ascii="Courier New" w:cs="Courier New" w:eastAsia="Courier New" w:hAnsi="Courier New"/>
+                <w:color w:val="1A1A1A"/>
+                <w:sz w:val="20"/>
+                <w:szCs w:val="20"/>
+              </w:rPr>
+              <w:t xml:space="preserve">Procedure P-09</w:t>
+            </w:r>
+          </w:p>
+        </w:tc>
+      </w:tr>
+      <w:tr>
+        <w:tc>
+          <w:tcPr>
+            <w:tcW w:type="dxa" w:w="1800"/>
+            <w:tcMar>
+              <w:top w:type="dxa" w:w="60"/>
+              <w:left w:type="dxa" w:w="100"/>
+              <w:bottom w:type="dxa" w:w="60"/>
+              <w:right w:type="dxa" w:w="100"/>
+            </w:tcMar>
+            <w:vAlign w:val="top"/>
+          </w:tcPr>
+          <w:p>
+            <w:pPr>
+              <w:spacing w:after="0"/>
+              <w:jc w:val="left"/>
+            </w:pPr>
+            <w:r>
+              <w:rPr>
+                <w:rFonts w:ascii="Courier New" w:cs="Courier New" w:eastAsia="Courier New" w:hAnsi="Courier New"/>
+                <w:b/>
+                <w:bCs/>
+                <w:color w:val="1A1A1A"/>
+                <w:sz w:val="20"/>
+                <w:szCs w:val="20"/>
+              </w:rPr>
+              <w:t xml:space="preserve">F-610</w:t>
+            </w:r>
+          </w:p>
+        </w:tc>
+        <w:tc>
+          <w:tcPr>
+            <w:tcW w:type="dxa" w:w="4200"/>
+            <w:tcMar>
+              <w:top w:type="dxa" w:w="60"/>
+              <w:left w:type="dxa" w:w="100"/>
+              <w:bottom w:type="dxa" w:w="60"/>
+              <w:right w:type="dxa" w:w="100"/>
+            </w:tcMar>
+            <w:vAlign w:val="top"/>
+          </w:tcPr>
+          <w:p>
+            <w:pPr>
+              <w:spacing w:after="0"/>
+              <w:jc w:val="left"/>
+            </w:pPr>
+            <w:r>
+              <w:rPr>
+                <w:rFonts w:ascii="Arial" w:cs="Arial" w:eastAsia="Arial" w:hAnsi="Arial"/>
+                <w:color w:val="1A1A1A"/>
+                <w:sz w:val="20"/>
+                <w:szCs w:val="20"/>
+              </w:rPr>
+              <w:t xml:space="preserve">Seed Vault climate-control collapse</w:t>
+            </w:r>
+          </w:p>
+        </w:tc>
+        <w:tc>
+          <w:tcPr>
+            <w:tcW w:type="dxa" w:w="3026"/>
+            <w:tcMar>
+              <w:top w:type="dxa" w:w="60"/>
+              <w:left w:type="dxa" w:w="100"/>
+              <w:bottom w:type="dxa" w:w="60"/>
+              <w:right w:type="dxa" w:w="100"/>
+            </w:tcMar>
+          </w:tcPr>
+          <w:p>
+            <w:pPr>
+              <w:spacing w:after="0"/>
+            </w:pPr>
+            <w:r>
+              <w:rPr>
+                <w:rFonts w:ascii="Courier New" w:cs="Courier New" w:eastAsia="Courier New" w:hAnsi="Courier New"/>
+                <w:color w:val="1A1A1A"/>
+                <w:sz w:val="20"/>
+                <w:szCs w:val="20"/>
+              </w:rPr>
+              <w:t xml:space="preserve">Procedure P-10 · TIME-CRITICAL</w:t>
             </w:r>
           </w:p>
         </w:tc>
@@ -6010,6 +6176,870 @@
           <w:szCs w:val="20"/>
         </w:rPr>
         <w:t xml:space="preserve">P-08-[VALUE]-[VALUE 2]</w:t>
+      </w:r>
+    </w:p>
+    <w:p>
+      <w:pPr>
+        <w:pBdr>
+          <w:bottom w:val="single" w:color="5AB86A" w:sz="8"/>
+        </w:pBdr>
+        <w:spacing w:after="100" w:before="240"/>
+      </w:pPr>
+      <w:r>
+        <w:rPr>
+          <w:rFonts w:ascii="Courier New" w:cs="Courier New" w:eastAsia="Courier New" w:hAnsi="Courier New"/>
+          <w:b/>
+          <w:bCs/>
+          <w:color w:val="5AB86A"/>
+          <w:sz w:val="24"/>
+          <w:szCs w:val="24"/>
+        </w:rPr>
+        <w:t xml:space="preserve">PROCEDURE P-09</w:t>
+      </w:r>
+      <w:r>
+        <w:rPr>
+          <w:rFonts w:ascii="Arial" w:cs="Arial" w:eastAsia="Arial" w:hAnsi="Arial"/>
+          <w:b/>
+          <w:bCs/>
+          <w:color w:val="1A1A1A"/>
+          <w:sz w:val="24"/>
+          <w:szCs w:val="24"/>
+        </w:rPr>
+        <w:t xml:space="preserve">   Seedling-bay dosing failure</w:t>
+      </w:r>
+    </w:p>
+    <w:tbl>
+      <w:tblPr>
+        <w:tblW w:type="dxa" w:w="9026"/>
+        <w:tblBorders>
+          <w:top w:val="single" w:color="BFBFBF" w:sz="4"/>
+          <w:left w:val="single" w:color="BFBFBF" w:sz="4"/>
+          <w:bottom w:val="single" w:color="BFBFBF" w:sz="4"/>
+          <w:right w:val="single" w:color="BFBFBF" w:sz="4"/>
+          <w:insideH w:val="single" w:color="BFBFBF" w:sz="4"/>
+          <w:insideV w:val="single" w:color="BFBFBF" w:sz="4"/>
+        </w:tblBorders>
+      </w:tblPr>
+      <w:tblGrid>
+        <w:gridCol w:w="1900"/>
+        <w:gridCol w:w="1700"/>
+        <w:gridCol w:w="1200"/>
+        <w:gridCol w:w="900"/>
+        <w:gridCol w:w="1700"/>
+        <w:gridCol w:w="1626"/>
+      </w:tblGrid>
+      <w:tr>
+        <w:tc>
+          <w:tcPr>
+            <w:tcW w:type="dxa" w:w="1900"/>
+            <w:shd w:fill="F2F2F2" w:color="auto" w:val="clear"/>
+            <w:tcMar>
+              <w:top w:type="dxa" w:w="60"/>
+              <w:left w:type="dxa" w:w="100"/>
+              <w:bottom w:type="dxa" w:w="60"/>
+              <w:right w:type="dxa" w:w="100"/>
+            </w:tcMar>
+            <w:vAlign w:val="top"/>
+          </w:tcPr>
+          <w:p>
+            <w:pPr>
+              <w:spacing w:after="0"/>
+              <w:jc w:val="left"/>
+            </w:pPr>
+            <w:r>
+              <w:rPr>
+                <w:rFonts w:ascii="Arial" w:cs="Arial" w:eastAsia="Arial" w:hAnsi="Arial"/>
+                <w:b/>
+                <w:bCs/>
+                <w:color w:val="1A1A1A"/>
+                <w:sz w:val="20"/>
+                <w:szCs w:val="20"/>
+              </w:rPr>
+              <w:t xml:space="preserve">APPLIES TO</w:t>
+            </w:r>
+          </w:p>
+        </w:tc>
+        <w:tc>
+          <w:tcPr>
+            <w:tcW w:type="dxa" w:w="1700"/>
+            <w:tcMar>
+              <w:top w:type="dxa" w:w="60"/>
+              <w:left w:type="dxa" w:w="100"/>
+              <w:bottom w:type="dxa" w:w="60"/>
+              <w:right w:type="dxa" w:w="100"/>
+            </w:tcMar>
+            <w:vAlign w:val="top"/>
+          </w:tcPr>
+          <w:p>
+            <w:pPr>
+              <w:spacing w:after="0"/>
+              <w:jc w:val="left"/>
+            </w:pPr>
+            <w:r>
+              <w:rPr>
+                <w:rFonts w:ascii="Courier New" w:cs="Courier New" w:eastAsia="Courier New" w:hAnsi="Courier New"/>
+                <w:color w:val="1A1A1A"/>
+                <w:sz w:val="20"/>
+                <w:szCs w:val="20"/>
+              </w:rPr>
+              <w:t xml:space="preserve">F-609</w:t>
+            </w:r>
+          </w:p>
+        </w:tc>
+        <w:tc>
+          <w:tcPr>
+            <w:tcW w:type="dxa" w:w="1200"/>
+            <w:shd w:fill="F2F2F2" w:color="auto" w:val="clear"/>
+            <w:tcMar>
+              <w:top w:type="dxa" w:w="60"/>
+              <w:left w:type="dxa" w:w="100"/>
+              <w:bottom w:type="dxa" w:w="60"/>
+              <w:right w:type="dxa" w:w="100"/>
+            </w:tcMar>
+            <w:vAlign w:val="top"/>
+          </w:tcPr>
+          <w:p>
+            <w:pPr>
+              <w:spacing w:after="0"/>
+              <w:jc w:val="left"/>
+            </w:pPr>
+            <w:r>
+              <w:rPr>
+                <w:rFonts w:ascii="Arial" w:cs="Arial" w:eastAsia="Arial" w:hAnsi="Arial"/>
+                <w:b/>
+                <w:bCs/>
+                <w:color w:val="1A1A1A"/>
+                <w:sz w:val="20"/>
+                <w:szCs w:val="20"/>
+              </w:rPr>
+              <w:t xml:space="preserve">CREW</w:t>
+            </w:r>
+          </w:p>
+        </w:tc>
+        <w:tc>
+          <w:tcPr>
+            <w:tcW w:type="dxa" w:w="900"/>
+            <w:tcMar>
+              <w:top w:type="dxa" w:w="60"/>
+              <w:left w:type="dxa" w:w="100"/>
+              <w:bottom w:type="dxa" w:w="60"/>
+              <w:right w:type="dxa" w:w="100"/>
+            </w:tcMar>
+            <w:vAlign w:val="top"/>
+          </w:tcPr>
+          <w:p>
+            <w:pPr>
+              <w:spacing w:after="0"/>
+              <w:jc w:val="left"/>
+            </w:pPr>
+            <w:r>
+              <w:rPr>
+                <w:rFonts w:ascii="Arial" w:cs="Arial" w:eastAsia="Arial" w:hAnsi="Arial"/>
+                <w:color w:val="1A1A1A"/>
+                <w:sz w:val="20"/>
+                <w:szCs w:val="20"/>
+              </w:rPr>
+              <w:t xml:space="preserve">2</w:t>
+            </w:r>
+          </w:p>
+        </w:tc>
+        <w:tc>
+          <w:tcPr>
+            <w:tcW w:type="dxa" w:w="1700"/>
+            <w:shd w:fill="F2F2F2" w:color="auto" w:val="clear"/>
+            <w:tcMar>
+              <w:top w:type="dxa" w:w="60"/>
+              <w:left w:type="dxa" w:w="100"/>
+              <w:bottom w:type="dxa" w:w="60"/>
+              <w:right w:type="dxa" w:w="100"/>
+            </w:tcMar>
+            <w:vAlign w:val="top"/>
+          </w:tcPr>
+          <w:p>
+            <w:pPr>
+              <w:spacing w:after="0"/>
+              <w:jc w:val="left"/>
+            </w:pPr>
+            <w:r>
+              <w:rPr>
+                <w:rFonts w:ascii="Arial" w:cs="Arial" w:eastAsia="Arial" w:hAnsi="Arial"/>
+                <w:b/>
+                <w:bCs/>
+                <w:color w:val="1A1A1A"/>
+                <w:sz w:val="20"/>
+                <w:szCs w:val="20"/>
+              </w:rPr>
+              <w:t xml:space="preserve">MATERIALS</w:t>
+            </w:r>
+          </w:p>
+        </w:tc>
+        <w:tc>
+          <w:tcPr>
+            <w:tcW w:type="dxa" w:w="1626"/>
+            <w:tcMar>
+              <w:top w:type="dxa" w:w="60"/>
+              <w:left w:type="dxa" w:w="100"/>
+              <w:bottom w:type="dxa" w:w="60"/>
+              <w:right w:type="dxa" w:w="100"/>
+            </w:tcMar>
+            <w:vAlign w:val="top"/>
+          </w:tcPr>
+          <w:p>
+            <w:pPr>
+              <w:spacing w:after="0"/>
+              <w:jc w:val="left"/>
+            </w:pPr>
+            <w:r>
+              <w:rPr>
+                <w:rFonts w:ascii="Arial" w:cs="Arial" w:eastAsia="Arial" w:hAnsi="Arial"/>
+                <w:color w:val="1A1A1A"/>
+                <w:sz w:val="20"/>
+                <w:szCs w:val="20"/>
+              </w:rPr>
+              <w:t xml:space="preserve">1 Water, 1 Parts</w:t>
+            </w:r>
+          </w:p>
+        </w:tc>
+      </w:tr>
+    </w:tbl>
+    <w:p>
+      <w:pPr>
+        <w:spacing w:after="60"/>
+        <w:ind w:left="340" w:hanging="340"/>
+      </w:pPr>
+      <w:r>
+        <w:rPr>
+          <w:rFonts w:ascii="Courier New" w:cs="Courier New" w:eastAsia="Courier New" w:hAnsi="Courier New"/>
+          <w:color w:val="1A1A1A"/>
+          <w:sz w:val="20"/>
+          <w:szCs w:val="20"/>
+        </w:rPr>
+        <w:t xml:space="preserve">1.  </w:t>
+      </w:r>
+      <w:r>
+        <w:rPr>
+          <w:rFonts w:ascii="Arial" w:cs="Arial" w:eastAsia="Arial" w:hAnsi="Arial"/>
+          <w:color w:val="1A1A1A"/>
+          <w:sz w:val="20"/>
+          <w:szCs w:val="20"/>
+        </w:rPr>
+        <w:t xml:space="preserve">Confirm the fault code on the alert card matches F-609.</w:t>
+      </w:r>
+    </w:p>
+    <w:p>
+      <w:pPr>
+        <w:spacing w:after="60"/>
+        <w:ind w:left="340" w:hanging="340"/>
+      </w:pPr>
+      <w:r>
+        <w:rPr>
+          <w:rFonts w:ascii="Courier New" w:cs="Courier New" w:eastAsia="Courier New" w:hAnsi="Courier New"/>
+          <w:color w:val="1A1A1A"/>
+          <w:sz w:val="20"/>
+          <w:szCs w:val="20"/>
+        </w:rPr>
+        <w:t xml:space="preserve">2.  </w:t>
+      </w:r>
+      <w:r>
+        <w:rPr>
+          <w:rFonts w:ascii="Arial" w:cs="Arial" w:eastAsia="Arial" w:hAnsi="Arial"/>
+          <w:color w:val="1A1A1A"/>
+          <w:sz w:val="20"/>
+          <w:szCs w:val="20"/>
+        </w:rPr>
+        <w:t xml:space="preserve">Assign crew: 2 worker(s) minimum. Fewer will not hold the isolation.</w:t>
+      </w:r>
+    </w:p>
+    <w:p>
+      <w:pPr>
+        <w:spacing w:after="60"/>
+        <w:ind w:left="340" w:hanging="340"/>
+      </w:pPr>
+      <w:r>
+        <w:rPr>
+          <w:rFonts w:ascii="Courier New" w:cs="Courier New" w:eastAsia="Courier New" w:hAnsi="Courier New"/>
+          <w:color w:val="1A1A1A"/>
+          <w:sz w:val="20"/>
+          <w:szCs w:val="20"/>
+        </w:rPr>
+        <w:t xml:space="preserve">3.  </w:t>
+      </w:r>
+      <w:r>
+        <w:rPr>
+          <w:rFonts w:ascii="Arial" w:cs="Arial" w:eastAsia="Arial" w:hAnsi="Arial"/>
+          <w:color w:val="1A1A1A"/>
+          <w:sz w:val="20"/>
+          <w:szCs w:val="20"/>
+        </w:rPr>
+        <w:t xml:space="preserve">Stage materials: 1 Water, 1 Parts.</w:t>
+      </w:r>
+    </w:p>
+    <w:p>
+      <w:pPr>
+        <w:spacing w:after="60"/>
+        <w:ind w:left="340" w:hanging="340"/>
+      </w:pPr>
+      <w:r>
+        <w:rPr>
+          <w:rFonts w:ascii="Courier New" w:cs="Courier New" w:eastAsia="Courier New" w:hAnsi="Courier New"/>
+          <w:color w:val="1A1A1A"/>
+          <w:sz w:val="20"/>
+          <w:szCs w:val="20"/>
+        </w:rPr>
+        <w:t xml:space="preserve">4.  </w:t>
+      </w:r>
+      <w:r>
+        <w:rPr>
+          <w:rFonts w:ascii="Arial" w:cs="Arial" w:eastAsia="Arial" w:hAnsi="Arial"/>
+          <w:color w:val="1A1A1A"/>
+          <w:sz w:val="20"/>
+          <w:szCs w:val="20"/>
+        </w:rPr>
+        <w:t xml:space="preserve">Obtain the Pump Station 1 value from WTR Manual, Table W-3. This value is not held in this binder.</w:t>
+      </w:r>
+    </w:p>
+    <w:p>
+      <w:pPr>
+        <w:spacing w:after="60"/>
+        <w:ind w:left="340" w:hanging="340"/>
+      </w:pPr>
+      <w:r>
+        <w:rPr>
+          <w:rFonts w:ascii="Courier New" w:cs="Courier New" w:eastAsia="Courier New" w:hAnsi="Courier New"/>
+          <w:color w:val="1A1A1A"/>
+          <w:sz w:val="20"/>
+          <w:szCs w:val="20"/>
+        </w:rPr>
+        <w:t xml:space="preserve">5.  </w:t>
+      </w:r>
+      <w:r>
+        <w:rPr>
+          <w:rFonts w:ascii="Arial" w:cs="Arial" w:eastAsia="Arial" w:hAnsi="Arial"/>
+          <w:color w:val="1A1A1A"/>
+          <w:sz w:val="20"/>
+          <w:szCs w:val="20"/>
+        </w:rPr>
+        <w:t xml:space="preserve">Read off the Seedling Bay value from YOUR Table A-2.</w:t>
+      </w:r>
+    </w:p>
+    <w:p>
+      <w:pPr>
+        <w:spacing w:after="60"/>
+        <w:ind w:left="340" w:hanging="340"/>
+      </w:pPr>
+      <w:r>
+        <w:rPr>
+          <w:rFonts w:ascii="Courier New" w:cs="Courier New" w:eastAsia="Courier New" w:hAnsi="Courier New"/>
+          <w:color w:val="1A1A1A"/>
+          <w:sz w:val="20"/>
+          <w:szCs w:val="20"/>
+        </w:rPr>
+        <w:t xml:space="preserve">6.  </w:t>
+      </w:r>
+      <w:r>
+        <w:rPr>
+          <w:rFonts w:ascii="Arial" w:cs="Arial" w:eastAsia="Arial" w:hAnsi="Arial"/>
+          <w:color w:val="1A1A1A"/>
+          <w:sz w:val="20"/>
+          <w:szCs w:val="20"/>
+        </w:rPr>
+        <w:t xml:space="preserve">Enter the resolution code on the sector console in the format P-09-[VALUE]-[VALUE 2], substituting the value(s) above. Values are three digits.</w:t>
+      </w:r>
+    </w:p>
+    <w:p>
+      <w:pPr>
+        <w:spacing w:after="60"/>
+        <w:ind w:left="340" w:hanging="340"/>
+      </w:pPr>
+      <w:r>
+        <w:rPr>
+          <w:rFonts w:ascii="Courier New" w:cs="Courier New" w:eastAsia="Courier New" w:hAnsi="Courier New"/>
+          <w:color w:val="1A1A1A"/>
+          <w:sz w:val="20"/>
+          <w:szCs w:val="20"/>
+        </w:rPr>
+        <w:t xml:space="preserve">7.  </w:t>
+      </w:r>
+      <w:r>
+        <w:rPr>
+          <w:rFonts w:ascii="Arial" w:cs="Arial" w:eastAsia="Arial" w:hAnsi="Arial"/>
+          <w:color w:val="1A1A1A"/>
+          <w:sz w:val="20"/>
+          <w:szCs w:val="20"/>
+        </w:rPr>
+        <w:t xml:space="preserve">If the console rejects the entry, re-verify the source table before resubmitting. Three consecutive rejections lock the console for 20 seconds.</w:t>
+      </w:r>
+    </w:p>
+    <w:p>
+      <w:pPr>
+        <w:shd w:fill="F2F2F2" w:color="auto" w:val="clear"/>
+        <w:spacing w:after="120" w:before="100"/>
+      </w:pPr>
+      <w:r>
+        <w:rPr>
+          <w:rFonts w:ascii="Arial" w:cs="Arial" w:eastAsia="Arial" w:hAnsi="Arial"/>
+          <w:b/>
+          <w:bCs/>
+          <w:color w:val="1A1A1A"/>
+          <w:sz w:val="20"/>
+          <w:szCs w:val="20"/>
+        </w:rPr>
+        <w:t xml:space="preserve">CODE FORMAT:  </w:t>
+      </w:r>
+      <w:r>
+        <w:rPr>
+          <w:rFonts w:ascii="Courier New" w:cs="Courier New" w:eastAsia="Courier New" w:hAnsi="Courier New"/>
+          <w:b/>
+          <w:bCs/>
+          <w:color w:val="1A1A1A"/>
+          <w:sz w:val="20"/>
+          <w:szCs w:val="20"/>
+        </w:rPr>
+        <w:t xml:space="preserve">P-09-[VALUE]-[VALUE 2]</w:t>
+      </w:r>
+    </w:p>
+    <w:p>
+      <w:pPr>
+        <w:pBdr>
+          <w:bottom w:val="single" w:color="5AB86A" w:sz="8"/>
+        </w:pBdr>
+        <w:spacing w:after="100" w:before="240"/>
+      </w:pPr>
+      <w:r>
+        <w:rPr>
+          <w:rFonts w:ascii="Courier New" w:cs="Courier New" w:eastAsia="Courier New" w:hAnsi="Courier New"/>
+          <w:b/>
+          <w:bCs/>
+          <w:color w:val="5AB86A"/>
+          <w:sz w:val="24"/>
+          <w:szCs w:val="24"/>
+        </w:rPr>
+        <w:t xml:space="preserve">PROCEDURE P-10</w:t>
+      </w:r>
+      <w:r>
+        <w:rPr>
+          <w:rFonts w:ascii="Arial" w:cs="Arial" w:eastAsia="Arial" w:hAnsi="Arial"/>
+          <w:b/>
+          <w:bCs/>
+          <w:color w:val="1A1A1A"/>
+          <w:sz w:val="24"/>
+          <w:szCs w:val="24"/>
+        </w:rPr>
+        <w:t xml:space="preserve">   Seed Vault climate-control collapse — TIME-CRITICAL</w:t>
+      </w:r>
+    </w:p>
+    <w:tbl>
+      <w:tblPr>
+        <w:tblW w:type="dxa" w:w="9026"/>
+        <w:tblBorders>
+          <w:top w:val="single" w:color="BFBFBF" w:sz="4"/>
+          <w:left w:val="single" w:color="BFBFBF" w:sz="4"/>
+          <w:bottom w:val="single" w:color="BFBFBF" w:sz="4"/>
+          <w:right w:val="single" w:color="BFBFBF" w:sz="4"/>
+          <w:insideH w:val="single" w:color="BFBFBF" w:sz="4"/>
+          <w:insideV w:val="single" w:color="BFBFBF" w:sz="4"/>
+        </w:tblBorders>
+      </w:tblPr>
+      <w:tblGrid>
+        <w:gridCol w:w="1900"/>
+        <w:gridCol w:w="1700"/>
+        <w:gridCol w:w="1200"/>
+        <w:gridCol w:w="900"/>
+        <w:gridCol w:w="1700"/>
+        <w:gridCol w:w="1626"/>
+      </w:tblGrid>
+      <w:tr>
+        <w:tc>
+          <w:tcPr>
+            <w:tcW w:type="dxa" w:w="1900"/>
+            <w:shd w:fill="F2F2F2" w:color="auto" w:val="clear"/>
+            <w:tcMar>
+              <w:top w:type="dxa" w:w="60"/>
+              <w:left w:type="dxa" w:w="100"/>
+              <w:bottom w:type="dxa" w:w="60"/>
+              <w:right w:type="dxa" w:w="100"/>
+            </w:tcMar>
+            <w:vAlign w:val="top"/>
+          </w:tcPr>
+          <w:p>
+            <w:pPr>
+              <w:spacing w:after="0"/>
+              <w:jc w:val="left"/>
+            </w:pPr>
+            <w:r>
+              <w:rPr>
+                <w:rFonts w:ascii="Arial" w:cs="Arial" w:eastAsia="Arial" w:hAnsi="Arial"/>
+                <w:b/>
+                <w:bCs/>
+                <w:color w:val="1A1A1A"/>
+                <w:sz w:val="20"/>
+                <w:szCs w:val="20"/>
+              </w:rPr>
+              <w:t xml:space="preserve">APPLIES TO</w:t>
+            </w:r>
+          </w:p>
+        </w:tc>
+        <w:tc>
+          <w:tcPr>
+            <w:tcW w:type="dxa" w:w="1700"/>
+            <w:tcMar>
+              <w:top w:type="dxa" w:w="60"/>
+              <w:left w:type="dxa" w:w="100"/>
+              <w:bottom w:type="dxa" w:w="60"/>
+              <w:right w:type="dxa" w:w="100"/>
+            </w:tcMar>
+            <w:vAlign w:val="top"/>
+          </w:tcPr>
+          <w:p>
+            <w:pPr>
+              <w:spacing w:after="0"/>
+              <w:jc w:val="left"/>
+            </w:pPr>
+            <w:r>
+              <w:rPr>
+                <w:rFonts w:ascii="Courier New" w:cs="Courier New" w:eastAsia="Courier New" w:hAnsi="Courier New"/>
+                <w:color w:val="1A1A1A"/>
+                <w:sz w:val="20"/>
+                <w:szCs w:val="20"/>
+              </w:rPr>
+              <w:t xml:space="preserve">F-610</w:t>
+            </w:r>
+          </w:p>
+        </w:tc>
+        <w:tc>
+          <w:tcPr>
+            <w:tcW w:type="dxa" w:w="1200"/>
+            <w:shd w:fill="F2F2F2" w:color="auto" w:val="clear"/>
+            <w:tcMar>
+              <w:top w:type="dxa" w:w="60"/>
+              <w:left w:type="dxa" w:w="100"/>
+              <w:bottom w:type="dxa" w:w="60"/>
+              <w:right w:type="dxa" w:w="100"/>
+            </w:tcMar>
+            <w:vAlign w:val="top"/>
+          </w:tcPr>
+          <w:p>
+            <w:pPr>
+              <w:spacing w:after="0"/>
+              <w:jc w:val="left"/>
+            </w:pPr>
+            <w:r>
+              <w:rPr>
+                <w:rFonts w:ascii="Arial" w:cs="Arial" w:eastAsia="Arial" w:hAnsi="Arial"/>
+                <w:b/>
+                <w:bCs/>
+                <w:color w:val="1A1A1A"/>
+                <w:sz w:val="20"/>
+                <w:szCs w:val="20"/>
+              </w:rPr>
+              <w:t xml:space="preserve">CREW</w:t>
+            </w:r>
+          </w:p>
+        </w:tc>
+        <w:tc>
+          <w:tcPr>
+            <w:tcW w:type="dxa" w:w="900"/>
+            <w:tcMar>
+              <w:top w:type="dxa" w:w="60"/>
+              <w:left w:type="dxa" w:w="100"/>
+              <w:bottom w:type="dxa" w:w="60"/>
+              <w:right w:type="dxa" w:w="100"/>
+            </w:tcMar>
+            <w:vAlign w:val="top"/>
+          </w:tcPr>
+          <w:p>
+            <w:pPr>
+              <w:spacing w:after="0"/>
+              <w:jc w:val="left"/>
+            </w:pPr>
+            <w:r>
+              <w:rPr>
+                <w:rFonts w:ascii="Arial" w:cs="Arial" w:eastAsia="Arial" w:hAnsi="Arial"/>
+                <w:color w:val="1A1A1A"/>
+                <w:sz w:val="20"/>
+                <w:szCs w:val="20"/>
+              </w:rPr>
+              <w:t xml:space="preserve">3</w:t>
+            </w:r>
+          </w:p>
+        </w:tc>
+        <w:tc>
+          <w:tcPr>
+            <w:tcW w:type="dxa" w:w="1700"/>
+            <w:shd w:fill="F2F2F2" w:color="auto" w:val="clear"/>
+            <w:tcMar>
+              <w:top w:type="dxa" w:w="60"/>
+              <w:left w:type="dxa" w:w="100"/>
+              <w:bottom w:type="dxa" w:w="60"/>
+              <w:right w:type="dxa" w:w="100"/>
+            </w:tcMar>
+            <w:vAlign w:val="top"/>
+          </w:tcPr>
+          <w:p>
+            <w:pPr>
+              <w:spacing w:after="0"/>
+              <w:jc w:val="left"/>
+            </w:pPr>
+            <w:r>
+              <w:rPr>
+                <w:rFonts w:ascii="Arial" w:cs="Arial" w:eastAsia="Arial" w:hAnsi="Arial"/>
+                <w:b/>
+                <w:bCs/>
+                <w:color w:val="1A1A1A"/>
+                <w:sz w:val="20"/>
+                <w:szCs w:val="20"/>
+              </w:rPr>
+              <w:t xml:space="preserve">MATERIALS</w:t>
+            </w:r>
+          </w:p>
+        </w:tc>
+        <w:tc>
+          <w:tcPr>
+            <w:tcW w:type="dxa" w:w="1626"/>
+            <w:tcMar>
+              <w:top w:type="dxa" w:w="60"/>
+              <w:left w:type="dxa" w:w="100"/>
+              <w:bottom w:type="dxa" w:w="60"/>
+              <w:right w:type="dxa" w:w="100"/>
+            </w:tcMar>
+            <w:vAlign w:val="top"/>
+          </w:tcPr>
+          <w:p>
+            <w:pPr>
+              <w:spacing w:after="0"/>
+              <w:jc w:val="left"/>
+            </w:pPr>
+            <w:r>
+              <w:rPr>
+                <w:rFonts w:ascii="Arial" w:cs="Arial" w:eastAsia="Arial" w:hAnsi="Arial"/>
+                <w:color w:val="1A1A1A"/>
+                <w:sz w:val="20"/>
+                <w:szCs w:val="20"/>
+              </w:rPr>
+              <w:t xml:space="preserve">2 Water, 1 Power, 1 Med</w:t>
+            </w:r>
+          </w:p>
+        </w:tc>
+      </w:tr>
+    </w:tbl>
+    <w:p>
+      <w:pPr>
+        <w:spacing w:after="60"/>
+        <w:ind w:left="340" w:hanging="340"/>
+      </w:pPr>
+      <w:r>
+        <w:rPr>
+          <w:rFonts w:ascii="Courier New" w:cs="Courier New" w:eastAsia="Courier New" w:hAnsi="Courier New"/>
+          <w:color w:val="1A1A1A"/>
+          <w:sz w:val="20"/>
+          <w:szCs w:val="20"/>
+        </w:rPr>
+        <w:t xml:space="preserve">1.  </w:t>
+      </w:r>
+      <w:r>
+        <w:rPr>
+          <w:rFonts w:ascii="Arial" w:cs="Arial" w:eastAsia="Arial" w:hAnsi="Arial"/>
+          <w:color w:val="1A1A1A"/>
+          <w:sz w:val="20"/>
+          <w:szCs w:val="20"/>
+        </w:rPr>
+        <w:t xml:space="preserve">Confirm the fault code on the alert card matches F-610.</w:t>
+      </w:r>
+    </w:p>
+    <w:p>
+      <w:pPr>
+        <w:spacing w:after="60"/>
+        <w:ind w:left="340" w:hanging="340"/>
+      </w:pPr>
+      <w:r>
+        <w:rPr>
+          <w:rFonts w:ascii="Courier New" w:cs="Courier New" w:eastAsia="Courier New" w:hAnsi="Courier New"/>
+          <w:color w:val="1A1A1A"/>
+          <w:sz w:val="20"/>
+          <w:szCs w:val="20"/>
+        </w:rPr>
+        <w:t xml:space="preserve">2.  </w:t>
+      </w:r>
+      <w:r>
+        <w:rPr>
+          <w:rFonts w:ascii="Arial" w:cs="Arial" w:eastAsia="Arial" w:hAnsi="Arial"/>
+          <w:color w:val="1A1A1A"/>
+          <w:sz w:val="20"/>
+          <w:szCs w:val="20"/>
+        </w:rPr>
+        <w:t xml:space="preserve">TIME-CRITICAL: Integrity falls fast while this fault stays open. Work it ahead of anything that can wait. Nothing counts down.</w:t>
+      </w:r>
+    </w:p>
+    <w:p>
+      <w:pPr>
+        <w:spacing w:after="60"/>
+        <w:ind w:left="340" w:hanging="340"/>
+      </w:pPr>
+      <w:r>
+        <w:rPr>
+          <w:rFonts w:ascii="Courier New" w:cs="Courier New" w:eastAsia="Courier New" w:hAnsi="Courier New"/>
+          <w:color w:val="1A1A1A"/>
+          <w:sz w:val="20"/>
+          <w:szCs w:val="20"/>
+        </w:rPr>
+        <w:t xml:space="preserve">3.  </w:t>
+      </w:r>
+      <w:r>
+        <w:rPr>
+          <w:rFonts w:ascii="Arial" w:cs="Arial" w:eastAsia="Arial" w:hAnsi="Arial"/>
+          <w:color w:val="1A1A1A"/>
+          <w:sz w:val="20"/>
+          <w:szCs w:val="20"/>
+        </w:rPr>
+        <w:t xml:space="preserve">Assign crew: 3 worker(s) minimum. Fewer will not hold the isolation.</w:t>
+      </w:r>
+    </w:p>
+    <w:p>
+      <w:pPr>
+        <w:spacing w:after="60"/>
+        <w:ind w:left="340" w:hanging="340"/>
+      </w:pPr>
+      <w:r>
+        <w:rPr>
+          <w:rFonts w:ascii="Courier New" w:cs="Courier New" w:eastAsia="Courier New" w:hAnsi="Courier New"/>
+          <w:color w:val="1A1A1A"/>
+          <w:sz w:val="20"/>
+          <w:szCs w:val="20"/>
+        </w:rPr>
+        <w:t xml:space="preserve">4.  </w:t>
+      </w:r>
+      <w:r>
+        <w:rPr>
+          <w:rFonts w:ascii="Arial" w:cs="Arial" w:eastAsia="Arial" w:hAnsi="Arial"/>
+          <w:color w:val="1A1A1A"/>
+          <w:sz w:val="20"/>
+          <w:szCs w:val="20"/>
+        </w:rPr>
+        <w:t xml:space="preserve">Stage materials: 2 Water, 1 Power, 1 Med.</w:t>
+      </w:r>
+    </w:p>
+    <w:p>
+      <w:pPr>
+        <w:spacing w:after="60"/>
+        <w:ind w:left="340" w:hanging="340"/>
+      </w:pPr>
+      <w:r>
+        <w:rPr>
+          <w:rFonts w:ascii="Courier New" w:cs="Courier New" w:eastAsia="Courier New" w:hAnsi="Courier New"/>
+          <w:color w:val="1A1A1A"/>
+          <w:sz w:val="20"/>
+          <w:szCs w:val="20"/>
+        </w:rPr>
+        <w:t xml:space="preserve">5.  </w:t>
+      </w:r>
+      <w:r>
+        <w:rPr>
+          <w:rFonts w:ascii="Arial" w:cs="Arial" w:eastAsia="Arial" w:hAnsi="Arial"/>
+          <w:color w:val="1A1A1A"/>
+          <w:sz w:val="20"/>
+          <w:szCs w:val="20"/>
+        </w:rPr>
+        <w:t xml:space="preserve">Obtain the Isolation Wing value from MED Manual, Table M-2. This value is not held in this binder.</w:t>
+      </w:r>
+    </w:p>
+    <w:p>
+      <w:pPr>
+        <w:spacing w:after="60"/>
+        <w:ind w:left="340" w:hanging="340"/>
+      </w:pPr>
+      <w:r>
+        <w:rPr>
+          <w:rFonts w:ascii="Courier New" w:cs="Courier New" w:eastAsia="Courier New" w:hAnsi="Courier New"/>
+          <w:color w:val="1A1A1A"/>
+          <w:sz w:val="20"/>
+          <w:szCs w:val="20"/>
+        </w:rPr>
+        <w:t xml:space="preserve">6.  </w:t>
+      </w:r>
+      <w:r>
+        <w:rPr>
+          <w:rFonts w:ascii="Arial" w:cs="Arial" w:eastAsia="Arial" w:hAnsi="Arial"/>
+          <w:color w:val="1A1A1A"/>
+          <w:sz w:val="20"/>
+          <w:szCs w:val="20"/>
+        </w:rPr>
+        <w:t xml:space="preserve">Obtain the Deep Sensors value from COM Manual, Table C-3. This value is not held in this binder.</w:t>
+      </w:r>
+    </w:p>
+    <w:p>
+      <w:pPr>
+        <w:spacing w:after="60"/>
+        <w:ind w:left="340" w:hanging="340"/>
+      </w:pPr>
+      <w:r>
+        <w:rPr>
+          <w:rFonts w:ascii="Courier New" w:cs="Courier New" w:eastAsia="Courier New" w:hAnsi="Courier New"/>
+          <w:color w:val="1A1A1A"/>
+          <w:sz w:val="20"/>
+          <w:szCs w:val="20"/>
+        </w:rPr>
+        <w:t xml:space="preserve">7.  </w:t>
+      </w:r>
+      <w:r>
+        <w:rPr>
+          <w:rFonts w:ascii="Arial" w:cs="Arial" w:eastAsia="Arial" w:hAnsi="Arial"/>
+          <w:color w:val="1A1A1A"/>
+          <w:sz w:val="20"/>
+          <w:szCs w:val="20"/>
+        </w:rPr>
+        <w:t xml:space="preserve">Enter the resolution code on the sector console in the format P-10-[VALUE]-[VALUE 2], substituting the value(s) above. Values are three digits.</w:t>
+      </w:r>
+    </w:p>
+    <w:p>
+      <w:pPr>
+        <w:spacing w:after="60"/>
+        <w:ind w:left="340" w:hanging="340"/>
+      </w:pPr>
+      <w:r>
+        <w:rPr>
+          <w:rFonts w:ascii="Courier New" w:cs="Courier New" w:eastAsia="Courier New" w:hAnsi="Courier New"/>
+          <w:color w:val="1A1A1A"/>
+          <w:sz w:val="20"/>
+          <w:szCs w:val="20"/>
+        </w:rPr>
+        <w:t xml:space="preserve">8.  </w:t>
+      </w:r>
+      <w:r>
+        <w:rPr>
+          <w:rFonts w:ascii="Arial" w:cs="Arial" w:eastAsia="Arial" w:hAnsi="Arial"/>
+          <w:color w:val="1A1A1A"/>
+          <w:sz w:val="20"/>
+          <w:szCs w:val="20"/>
+        </w:rPr>
+        <w:t xml:space="preserve">If the console rejects the entry, re-verify the source table before resubmitting. Three consecutive rejections lock the console for 20 seconds.</w:t>
+      </w:r>
+    </w:p>
+    <w:p>
+      <w:pPr>
+        <w:shd w:fill="F2F2F2" w:color="auto" w:val="clear"/>
+        <w:spacing w:after="120" w:before="100"/>
+      </w:pPr>
+      <w:r>
+        <w:rPr>
+          <w:rFonts w:ascii="Arial" w:cs="Arial" w:eastAsia="Arial" w:hAnsi="Arial"/>
+          <w:b/>
+          <w:bCs/>
+          <w:color w:val="1A1A1A"/>
+          <w:sz w:val="20"/>
+          <w:szCs w:val="20"/>
+        </w:rPr>
+        <w:t xml:space="preserve">CODE FORMAT:  </w:t>
+      </w:r>
+      <w:r>
+        <w:rPr>
+          <w:rFonts w:ascii="Courier New" w:cs="Courier New" w:eastAsia="Courier New" w:hAnsi="Courier New"/>
+          <w:b/>
+          <w:bCs/>
+          <w:color w:val="1A1A1A"/>
+          <w:sz w:val="20"/>
+          <w:szCs w:val="20"/>
+        </w:rPr>
+        <w:t xml:space="preserve">P-10-[VALUE]-[VALUE 2]</w:t>
       </w:r>
     </w:p>
     <w:p>

--- a/kit/UNDERCITY_Binder_AGR.docx
+++ b/kit/UNDERCITY_Binder_AGR.docx
@@ -8323,9 +8323,9 @@
             <w:tcW w:type="dxa" w:w="3000"/>
             <w:shd w:fill="DBEFDE" w:color="auto" w:val="clear"/>
             <w:tcMar>
-              <w:top w:type="dxa" w:w="30"/>
+              <w:top w:type="dxa" w:w="20"/>
               <w:left w:type="dxa" w:w="110"/>
-              <w:bottom w:type="dxa" w:w="30"/>
+              <w:bottom w:type="dxa" w:w="20"/>
               <w:right w:type="dxa" w:w="90"/>
             </w:tcMar>
             <w:vAlign w:val="center"/>
@@ -8353,9 +8353,9 @@
             <w:gridSpan w:val="2"/>
             <w:shd w:fill="DBEFDE" w:color="auto" w:val="clear"/>
             <w:tcMar>
-              <w:top w:type="dxa" w:w="30"/>
+              <w:top w:type="dxa" w:w="20"/>
               <w:left w:type="dxa" w:w="110"/>
-              <w:bottom w:type="dxa" w:w="30"/>
+              <w:bottom w:type="dxa" w:w="20"/>
               <w:right w:type="dxa" w:w="90"/>
             </w:tcMar>
             <w:vAlign w:val="center"/>
@@ -8386,16 +8386,16 @@
           <w:tcPr>
             <w:tcW w:type="dxa" w:w="3000"/>
             <w:tcMar>
-              <w:top w:type="dxa" w:w="35"/>
+              <w:top w:type="dxa" w:w="25"/>
               <w:left w:type="dxa" w:w="110"/>
-              <w:bottom w:type="dxa" w:w="45"/>
-              <w:right w:type="dxa" w:w="90"/>
-            </w:tcMar>
-            <w:vAlign w:val="top"/>
-          </w:tcPr>
-          <w:p>
-            <w:pPr>
-              <w:spacing w:after="10"/>
+              <w:bottom w:type="dxa" w:w="30"/>
+              <w:right w:type="dxa" w:w="90"/>
+            </w:tcMar>
+            <w:vAlign w:val="top"/>
+          </w:tcPr>
+          <w:p>
+            <w:pPr>
+              <w:spacing w:after="0"/>
             </w:pPr>
             <w:r>
               <w:rPr>
@@ -8431,16 +8431,16 @@
           <w:tcPr>
             <w:tcW w:type="dxa" w:w="3000"/>
             <w:tcMar>
-              <w:top w:type="dxa" w:w="35"/>
+              <w:top w:type="dxa" w:w="25"/>
               <w:left w:type="dxa" w:w="110"/>
-              <w:bottom w:type="dxa" w:w="45"/>
-              <w:right w:type="dxa" w:w="90"/>
-            </w:tcMar>
-            <w:vAlign w:val="top"/>
-          </w:tcPr>
-          <w:p>
-            <w:pPr>
-              <w:spacing w:after="10"/>
+              <w:bottom w:type="dxa" w:w="30"/>
+              <w:right w:type="dxa" w:w="90"/>
+            </w:tcMar>
+            <w:vAlign w:val="top"/>
+          </w:tcPr>
+          <w:p>
+            <w:pPr>
+              <w:spacing w:after="0"/>
             </w:pPr>
             <w:r>
               <w:rPr>
@@ -8476,16 +8476,16 @@
           <w:tcPr>
             <w:tcW w:type="dxa" w:w="3000"/>
             <w:tcMar>
-              <w:top w:type="dxa" w:w="35"/>
+              <w:top w:type="dxa" w:w="25"/>
               <w:left w:type="dxa" w:w="110"/>
-              <w:bottom w:type="dxa" w:w="45"/>
-              <w:right w:type="dxa" w:w="90"/>
-            </w:tcMar>
-            <w:vAlign w:val="top"/>
-          </w:tcPr>
-          <w:p>
-            <w:pPr>
-              <w:spacing w:after="10"/>
+              <w:bottom w:type="dxa" w:w="30"/>
+              <w:right w:type="dxa" w:w="90"/>
+            </w:tcMar>
+            <w:vAlign w:val="top"/>
+          </w:tcPr>
+          <w:p>
+            <w:pPr>
+              <w:spacing w:after="0"/>
             </w:pPr>
             <w:r>
               <w:rPr>
@@ -8526,16 +8526,16 @@
           <w:tcPr>
             <w:tcW w:type="dxa" w:w="3000"/>
             <w:tcMar>
-              <w:top w:type="dxa" w:w="35"/>
+              <w:top w:type="dxa" w:w="25"/>
               <w:left w:type="dxa" w:w="110"/>
-              <w:bottom w:type="dxa" w:w="45"/>
-              <w:right w:type="dxa" w:w="90"/>
-            </w:tcMar>
-            <w:vAlign w:val="top"/>
-          </w:tcPr>
-          <w:p>
-            <w:pPr>
-              <w:spacing w:after="10"/>
+              <w:bottom w:type="dxa" w:w="30"/>
+              <w:right w:type="dxa" w:w="90"/>
+            </w:tcMar>
+            <w:vAlign w:val="top"/>
+          </w:tcPr>
+          <w:p>
+            <w:pPr>
+              <w:spacing w:after="0"/>
             </w:pPr>
             <w:r>
               <w:rPr>
@@ -8571,16 +8571,16 @@
           <w:tcPr>
             <w:tcW w:type="dxa" w:w="3000"/>
             <w:tcMar>
-              <w:top w:type="dxa" w:w="35"/>
+              <w:top w:type="dxa" w:w="25"/>
               <w:left w:type="dxa" w:w="110"/>
-              <w:bottom w:type="dxa" w:w="45"/>
-              <w:right w:type="dxa" w:w="90"/>
-            </w:tcMar>
-            <w:vAlign w:val="top"/>
-          </w:tcPr>
-          <w:p>
-            <w:pPr>
-              <w:spacing w:after="10"/>
+              <w:bottom w:type="dxa" w:w="30"/>
+              <w:right w:type="dxa" w:w="90"/>
+            </w:tcMar>
+            <w:vAlign w:val="top"/>
+          </w:tcPr>
+          <w:p>
+            <w:pPr>
+              <w:spacing w:after="0"/>
             </w:pPr>
             <w:r>
               <w:rPr>
@@ -8616,16 +8616,16 @@
           <w:tcPr>
             <w:tcW w:type="dxa" w:w="3000"/>
             <w:tcMar>
-              <w:top w:type="dxa" w:w="35"/>
+              <w:top w:type="dxa" w:w="25"/>
               <w:left w:type="dxa" w:w="110"/>
-              <w:bottom w:type="dxa" w:w="45"/>
-              <w:right w:type="dxa" w:w="90"/>
-            </w:tcMar>
-            <w:vAlign w:val="top"/>
-          </w:tcPr>
-          <w:p>
-            <w:pPr>
-              <w:spacing w:after="10"/>
+              <w:bottom w:type="dxa" w:w="30"/>
+              <w:right w:type="dxa" w:w="90"/>
+            </w:tcMar>
+            <w:vAlign w:val="top"/>
+          </w:tcPr>
+          <w:p>
+            <w:pPr>
+              <w:spacing w:after="0"/>
             </w:pPr>
             <w:r>
               <w:rPr>
@@ -8661,7 +8661,7 @@
     </w:tbl>
     <w:p>
       <w:pPr>
-        <w:spacing w:after="40"/>
+        <w:spacing w:after="24"/>
       </w:pPr>
     </w:p>
     <w:tbl>
@@ -8690,9 +8690,9 @@
             <w:tcW w:type="dxa" w:w="3000"/>
             <w:shd w:fill="DBEFDE" w:color="auto" w:val="clear"/>
             <w:tcMar>
-              <w:top w:type="dxa" w:w="30"/>
+              <w:top w:type="dxa" w:w="20"/>
               <w:left w:type="dxa" w:w="110"/>
-              <w:bottom w:type="dxa" w:w="30"/>
+              <w:bottom w:type="dxa" w:w="20"/>
               <w:right w:type="dxa" w:w="90"/>
             </w:tcMar>
             <w:vAlign w:val="center"/>
@@ -8720,9 +8720,9 @@
             <w:gridSpan w:val="2"/>
             <w:shd w:fill="DBEFDE" w:color="auto" w:val="clear"/>
             <w:tcMar>
-              <w:top w:type="dxa" w:w="30"/>
+              <w:top w:type="dxa" w:w="20"/>
               <w:left w:type="dxa" w:w="110"/>
-              <w:bottom w:type="dxa" w:w="30"/>
+              <w:bottom w:type="dxa" w:w="20"/>
               <w:right w:type="dxa" w:w="90"/>
             </w:tcMar>
             <w:vAlign w:val="center"/>
@@ -8753,16 +8753,16 @@
           <w:tcPr>
             <w:tcW w:type="dxa" w:w="3000"/>
             <w:tcMar>
-              <w:top w:type="dxa" w:w="35"/>
+              <w:top w:type="dxa" w:w="25"/>
               <w:left w:type="dxa" w:w="110"/>
-              <w:bottom w:type="dxa" w:w="45"/>
-              <w:right w:type="dxa" w:w="90"/>
-            </w:tcMar>
-            <w:vAlign w:val="top"/>
-          </w:tcPr>
-          <w:p>
-            <w:pPr>
-              <w:spacing w:after="10"/>
+              <w:bottom w:type="dxa" w:w="30"/>
+              <w:right w:type="dxa" w:w="90"/>
+            </w:tcMar>
+            <w:vAlign w:val="top"/>
+          </w:tcPr>
+          <w:p>
+            <w:pPr>
+              <w:spacing w:after="0"/>
             </w:pPr>
             <w:r>
               <w:rPr>
@@ -8798,16 +8798,16 @@
           <w:tcPr>
             <w:tcW w:type="dxa" w:w="3000"/>
             <w:tcMar>
-              <w:top w:type="dxa" w:w="35"/>
+              <w:top w:type="dxa" w:w="25"/>
               <w:left w:type="dxa" w:w="110"/>
-              <w:bottom w:type="dxa" w:w="45"/>
-              <w:right w:type="dxa" w:w="90"/>
-            </w:tcMar>
-            <w:vAlign w:val="top"/>
-          </w:tcPr>
-          <w:p>
-            <w:pPr>
-              <w:spacing w:after="10"/>
+              <w:bottom w:type="dxa" w:w="30"/>
+              <w:right w:type="dxa" w:w="90"/>
+            </w:tcMar>
+            <w:vAlign w:val="top"/>
+          </w:tcPr>
+          <w:p>
+            <w:pPr>
+              <w:spacing w:after="0"/>
             </w:pPr>
             <w:r>
               <w:rPr>
@@ -8843,16 +8843,16 @@
           <w:tcPr>
             <w:tcW w:type="dxa" w:w="3000"/>
             <w:tcMar>
-              <w:top w:type="dxa" w:w="35"/>
+              <w:top w:type="dxa" w:w="25"/>
               <w:left w:type="dxa" w:w="110"/>
-              <w:bottom w:type="dxa" w:w="45"/>
-              <w:right w:type="dxa" w:w="90"/>
-            </w:tcMar>
-            <w:vAlign w:val="top"/>
-          </w:tcPr>
-          <w:p>
-            <w:pPr>
-              <w:spacing w:after="10"/>
+              <w:bottom w:type="dxa" w:w="30"/>
+              <w:right w:type="dxa" w:w="90"/>
+            </w:tcMar>
+            <w:vAlign w:val="top"/>
+          </w:tcPr>
+          <w:p>
+            <w:pPr>
+              <w:spacing w:after="0"/>
             </w:pPr>
             <w:r>
               <w:rPr>
@@ -8893,16 +8893,16 @@
           <w:tcPr>
             <w:tcW w:type="dxa" w:w="3000"/>
             <w:tcMar>
-              <w:top w:type="dxa" w:w="35"/>
+              <w:top w:type="dxa" w:w="25"/>
               <w:left w:type="dxa" w:w="110"/>
-              <w:bottom w:type="dxa" w:w="45"/>
-              <w:right w:type="dxa" w:w="90"/>
-            </w:tcMar>
-            <w:vAlign w:val="top"/>
-          </w:tcPr>
-          <w:p>
-            <w:pPr>
-              <w:spacing w:after="10"/>
+              <w:bottom w:type="dxa" w:w="30"/>
+              <w:right w:type="dxa" w:w="90"/>
+            </w:tcMar>
+            <w:vAlign w:val="top"/>
+          </w:tcPr>
+          <w:p>
+            <w:pPr>
+              <w:spacing w:after="0"/>
             </w:pPr>
             <w:r>
               <w:rPr>
@@ -8938,16 +8938,16 @@
           <w:tcPr>
             <w:tcW w:type="dxa" w:w="3000"/>
             <w:tcMar>
-              <w:top w:type="dxa" w:w="35"/>
+              <w:top w:type="dxa" w:w="25"/>
               <w:left w:type="dxa" w:w="110"/>
-              <w:bottom w:type="dxa" w:w="45"/>
-              <w:right w:type="dxa" w:w="90"/>
-            </w:tcMar>
-            <w:vAlign w:val="top"/>
-          </w:tcPr>
-          <w:p>
-            <w:pPr>
-              <w:spacing w:after="10"/>
+              <w:bottom w:type="dxa" w:w="30"/>
+              <w:right w:type="dxa" w:w="90"/>
+            </w:tcMar>
+            <w:vAlign w:val="top"/>
+          </w:tcPr>
+          <w:p>
+            <w:pPr>
+              <w:spacing w:after="0"/>
             </w:pPr>
             <w:r>
               <w:rPr>
@@ -8983,16 +8983,16 @@
           <w:tcPr>
             <w:tcW w:type="dxa" w:w="3000"/>
             <w:tcMar>
-              <w:top w:type="dxa" w:w="35"/>
+              <w:top w:type="dxa" w:w="25"/>
               <w:left w:type="dxa" w:w="110"/>
-              <w:bottom w:type="dxa" w:w="45"/>
-              <w:right w:type="dxa" w:w="90"/>
-            </w:tcMar>
-            <w:vAlign w:val="top"/>
-          </w:tcPr>
-          <w:p>
-            <w:pPr>
-              <w:spacing w:after="10"/>
+              <w:bottom w:type="dxa" w:w="30"/>
+              <w:right w:type="dxa" w:w="90"/>
+            </w:tcMar>
+            <w:vAlign w:val="top"/>
+          </w:tcPr>
+          <w:p>
+            <w:pPr>
+              <w:spacing w:after="0"/>
             </w:pPr>
             <w:r>
               <w:rPr>
@@ -9028,7 +9028,7 @@
     </w:tbl>
     <w:p>
       <w:pPr>
-        <w:spacing w:after="40"/>
+        <w:spacing w:after="24"/>
       </w:pPr>
     </w:p>
     <w:tbl>
@@ -9057,9 +9057,9 @@
             <w:tcW w:type="dxa" w:w="3000"/>
             <w:shd w:fill="DBEFDE" w:color="auto" w:val="clear"/>
             <w:tcMar>
-              <w:top w:type="dxa" w:w="30"/>
+              <w:top w:type="dxa" w:w="20"/>
               <w:left w:type="dxa" w:w="110"/>
-              <w:bottom w:type="dxa" w:w="30"/>
+              <w:bottom w:type="dxa" w:w="20"/>
               <w:right w:type="dxa" w:w="90"/>
             </w:tcMar>
             <w:vAlign w:val="center"/>
@@ -9087,9 +9087,9 @@
             <w:gridSpan w:val="2"/>
             <w:shd w:fill="DBEFDE" w:color="auto" w:val="clear"/>
             <w:tcMar>
-              <w:top w:type="dxa" w:w="30"/>
+              <w:top w:type="dxa" w:w="20"/>
               <w:left w:type="dxa" w:w="110"/>
-              <w:bottom w:type="dxa" w:w="30"/>
+              <w:bottom w:type="dxa" w:w="20"/>
               <w:right w:type="dxa" w:w="90"/>
             </w:tcMar>
             <w:vAlign w:val="center"/>
@@ -9120,16 +9120,16 @@
           <w:tcPr>
             <w:tcW w:type="dxa" w:w="3000"/>
             <w:tcMar>
-              <w:top w:type="dxa" w:w="35"/>
+              <w:top w:type="dxa" w:w="25"/>
               <w:left w:type="dxa" w:w="110"/>
-              <w:bottom w:type="dxa" w:w="45"/>
-              <w:right w:type="dxa" w:w="90"/>
-            </w:tcMar>
-            <w:vAlign w:val="top"/>
-          </w:tcPr>
-          <w:p>
-            <w:pPr>
-              <w:spacing w:after="10"/>
+              <w:bottom w:type="dxa" w:w="30"/>
+              <w:right w:type="dxa" w:w="90"/>
+            </w:tcMar>
+            <w:vAlign w:val="top"/>
+          </w:tcPr>
+          <w:p>
+            <w:pPr>
+              <w:spacing w:after="0"/>
             </w:pPr>
             <w:r>
               <w:rPr>
@@ -9165,16 +9165,16 @@
           <w:tcPr>
             <w:tcW w:type="dxa" w:w="3000"/>
             <w:tcMar>
-              <w:top w:type="dxa" w:w="35"/>
+              <w:top w:type="dxa" w:w="25"/>
               <w:left w:type="dxa" w:w="110"/>
-              <w:bottom w:type="dxa" w:w="45"/>
-              <w:right w:type="dxa" w:w="90"/>
-            </w:tcMar>
-            <w:vAlign w:val="top"/>
-          </w:tcPr>
-          <w:p>
-            <w:pPr>
-              <w:spacing w:after="10"/>
+              <w:bottom w:type="dxa" w:w="30"/>
+              <w:right w:type="dxa" w:w="90"/>
+            </w:tcMar>
+            <w:vAlign w:val="top"/>
+          </w:tcPr>
+          <w:p>
+            <w:pPr>
+              <w:spacing w:after="0"/>
             </w:pPr>
             <w:r>
               <w:rPr>
@@ -9210,16 +9210,16 @@
           <w:tcPr>
             <w:tcW w:type="dxa" w:w="3000"/>
             <w:tcMar>
-              <w:top w:type="dxa" w:w="35"/>
+              <w:top w:type="dxa" w:w="25"/>
               <w:left w:type="dxa" w:w="110"/>
-              <w:bottom w:type="dxa" w:w="45"/>
-              <w:right w:type="dxa" w:w="90"/>
-            </w:tcMar>
-            <w:vAlign w:val="top"/>
-          </w:tcPr>
-          <w:p>
-            <w:pPr>
-              <w:spacing w:after="10"/>
+              <w:bottom w:type="dxa" w:w="30"/>
+              <w:right w:type="dxa" w:w="90"/>
+            </w:tcMar>
+            <w:vAlign w:val="top"/>
+          </w:tcPr>
+          <w:p>
+            <w:pPr>
+              <w:spacing w:after="0"/>
             </w:pPr>
             <w:r>
               <w:rPr>
@@ -9260,16 +9260,16 @@
           <w:tcPr>
             <w:tcW w:type="dxa" w:w="3000"/>
             <w:tcMar>
-              <w:top w:type="dxa" w:w="35"/>
+              <w:top w:type="dxa" w:w="25"/>
               <w:left w:type="dxa" w:w="110"/>
-              <w:bottom w:type="dxa" w:w="45"/>
-              <w:right w:type="dxa" w:w="90"/>
-            </w:tcMar>
-            <w:vAlign w:val="top"/>
-          </w:tcPr>
-          <w:p>
-            <w:pPr>
-              <w:spacing w:after="10"/>
+              <w:bottom w:type="dxa" w:w="30"/>
+              <w:right w:type="dxa" w:w="90"/>
+            </w:tcMar>
+            <w:vAlign w:val="top"/>
+          </w:tcPr>
+          <w:p>
+            <w:pPr>
+              <w:spacing w:after="0"/>
             </w:pPr>
             <w:r>
               <w:rPr>
@@ -9305,16 +9305,16 @@
           <w:tcPr>
             <w:tcW w:type="dxa" w:w="3000"/>
             <w:tcMar>
-              <w:top w:type="dxa" w:w="35"/>
+              <w:top w:type="dxa" w:w="25"/>
               <w:left w:type="dxa" w:w="110"/>
-              <w:bottom w:type="dxa" w:w="45"/>
-              <w:right w:type="dxa" w:w="90"/>
-            </w:tcMar>
-            <w:vAlign w:val="top"/>
-          </w:tcPr>
-          <w:p>
-            <w:pPr>
-              <w:spacing w:after="10"/>
+              <w:bottom w:type="dxa" w:w="30"/>
+              <w:right w:type="dxa" w:w="90"/>
+            </w:tcMar>
+            <w:vAlign w:val="top"/>
+          </w:tcPr>
+          <w:p>
+            <w:pPr>
+              <w:spacing w:after="0"/>
             </w:pPr>
             <w:r>
               <w:rPr>
@@ -9350,16 +9350,16 @@
           <w:tcPr>
             <w:tcW w:type="dxa" w:w="3000"/>
             <w:tcMar>
-              <w:top w:type="dxa" w:w="35"/>
+              <w:top w:type="dxa" w:w="25"/>
               <w:left w:type="dxa" w:w="110"/>
-              <w:bottom w:type="dxa" w:w="45"/>
-              <w:right w:type="dxa" w:w="90"/>
-            </w:tcMar>
-            <w:vAlign w:val="top"/>
-          </w:tcPr>
-          <w:p>
-            <w:pPr>
-              <w:spacing w:after="10"/>
+              <w:bottom w:type="dxa" w:w="30"/>
+              <w:right w:type="dxa" w:w="90"/>
+            </w:tcMar>
+            <w:vAlign w:val="top"/>
+          </w:tcPr>
+          <w:p>
+            <w:pPr>
+              <w:spacing w:after="0"/>
             </w:pPr>
             <w:r>
               <w:rPr>
@@ -9395,7 +9395,7 @@
     </w:tbl>
     <w:p>
       <w:pPr>
-        <w:spacing w:after="40"/>
+        <w:spacing w:after="24"/>
       </w:pPr>
     </w:p>
     <w:tbl>
@@ -9424,9 +9424,9 @@
             <w:tcW w:type="dxa" w:w="3000"/>
             <w:shd w:fill="DBEFDE" w:color="auto" w:val="clear"/>
             <w:tcMar>
-              <w:top w:type="dxa" w:w="30"/>
+              <w:top w:type="dxa" w:w="20"/>
               <w:left w:type="dxa" w:w="110"/>
-              <w:bottom w:type="dxa" w:w="30"/>
+              <w:bottom w:type="dxa" w:w="20"/>
               <w:right w:type="dxa" w:w="90"/>
             </w:tcMar>
             <w:vAlign w:val="center"/>
@@ -9454,9 +9454,9 @@
             <w:gridSpan w:val="2"/>
             <w:shd w:fill="DBEFDE" w:color="auto" w:val="clear"/>
             <w:tcMar>
-              <w:top w:type="dxa" w:w="30"/>
+              <w:top w:type="dxa" w:w="20"/>
               <w:left w:type="dxa" w:w="110"/>
-              <w:bottom w:type="dxa" w:w="30"/>
+              <w:bottom w:type="dxa" w:w="20"/>
               <w:right w:type="dxa" w:w="90"/>
             </w:tcMar>
             <w:vAlign w:val="center"/>
@@ -9487,16 +9487,16 @@
           <w:tcPr>
             <w:tcW w:type="dxa" w:w="3000"/>
             <w:tcMar>
-              <w:top w:type="dxa" w:w="35"/>
+              <w:top w:type="dxa" w:w="25"/>
               <w:left w:type="dxa" w:w="110"/>
-              <w:bottom w:type="dxa" w:w="45"/>
-              <w:right w:type="dxa" w:w="90"/>
-            </w:tcMar>
-            <w:vAlign w:val="top"/>
-          </w:tcPr>
-          <w:p>
-            <w:pPr>
-              <w:spacing w:after="10"/>
+              <w:bottom w:type="dxa" w:w="30"/>
+              <w:right w:type="dxa" w:w="90"/>
+            </w:tcMar>
+            <w:vAlign w:val="top"/>
+          </w:tcPr>
+          <w:p>
+            <w:pPr>
+              <w:spacing w:after="0"/>
             </w:pPr>
             <w:r>
               <w:rPr>
@@ -9532,16 +9532,16 @@
           <w:tcPr>
             <w:tcW w:type="dxa" w:w="3000"/>
             <w:tcMar>
-              <w:top w:type="dxa" w:w="35"/>
+              <w:top w:type="dxa" w:w="25"/>
               <w:left w:type="dxa" w:w="110"/>
-              <w:bottom w:type="dxa" w:w="45"/>
-              <w:right w:type="dxa" w:w="90"/>
-            </w:tcMar>
-            <w:vAlign w:val="top"/>
-          </w:tcPr>
-          <w:p>
-            <w:pPr>
-              <w:spacing w:after="10"/>
+              <w:bottom w:type="dxa" w:w="30"/>
+              <w:right w:type="dxa" w:w="90"/>
+            </w:tcMar>
+            <w:vAlign w:val="top"/>
+          </w:tcPr>
+          <w:p>
+            <w:pPr>
+              <w:spacing w:after="0"/>
             </w:pPr>
             <w:r>
               <w:rPr>
@@ -9577,16 +9577,16 @@
           <w:tcPr>
             <w:tcW w:type="dxa" w:w="3000"/>
             <w:tcMar>
-              <w:top w:type="dxa" w:w="35"/>
+              <w:top w:type="dxa" w:w="25"/>
               <w:left w:type="dxa" w:w="110"/>
-              <w:bottom w:type="dxa" w:w="45"/>
-              <w:right w:type="dxa" w:w="90"/>
-            </w:tcMar>
-            <w:vAlign w:val="top"/>
-          </w:tcPr>
-          <w:p>
-            <w:pPr>
-              <w:spacing w:after="10"/>
+              <w:bottom w:type="dxa" w:w="30"/>
+              <w:right w:type="dxa" w:w="90"/>
+            </w:tcMar>
+            <w:vAlign w:val="top"/>
+          </w:tcPr>
+          <w:p>
+            <w:pPr>
+              <w:spacing w:after="0"/>
             </w:pPr>
             <w:r>
               <w:rPr>
@@ -9627,16 +9627,16 @@
           <w:tcPr>
             <w:tcW w:type="dxa" w:w="3000"/>
             <w:tcMar>
-              <w:top w:type="dxa" w:w="35"/>
+              <w:top w:type="dxa" w:w="25"/>
               <w:left w:type="dxa" w:w="110"/>
-              <w:bottom w:type="dxa" w:w="45"/>
-              <w:right w:type="dxa" w:w="90"/>
-            </w:tcMar>
-            <w:vAlign w:val="top"/>
-          </w:tcPr>
-          <w:p>
-            <w:pPr>
-              <w:spacing w:after="10"/>
+              <w:bottom w:type="dxa" w:w="30"/>
+              <w:right w:type="dxa" w:w="90"/>
+            </w:tcMar>
+            <w:vAlign w:val="top"/>
+          </w:tcPr>
+          <w:p>
+            <w:pPr>
+              <w:spacing w:after="0"/>
             </w:pPr>
             <w:r>
               <w:rPr>
@@ -9672,16 +9672,16 @@
           <w:tcPr>
             <w:tcW w:type="dxa" w:w="3000"/>
             <w:tcMar>
-              <w:top w:type="dxa" w:w="35"/>
+              <w:top w:type="dxa" w:w="25"/>
               <w:left w:type="dxa" w:w="110"/>
-              <w:bottom w:type="dxa" w:w="45"/>
-              <w:right w:type="dxa" w:w="90"/>
-            </w:tcMar>
-            <w:vAlign w:val="top"/>
-          </w:tcPr>
-          <w:p>
-            <w:pPr>
-              <w:spacing w:after="10"/>
+              <w:bottom w:type="dxa" w:w="30"/>
+              <w:right w:type="dxa" w:w="90"/>
+            </w:tcMar>
+            <w:vAlign w:val="top"/>
+          </w:tcPr>
+          <w:p>
+            <w:pPr>
+              <w:spacing w:after="0"/>
             </w:pPr>
             <w:r>
               <w:rPr>
@@ -9717,16 +9717,16 @@
           <w:tcPr>
             <w:tcW w:type="dxa" w:w="3000"/>
             <w:tcMar>
-              <w:top w:type="dxa" w:w="35"/>
+              <w:top w:type="dxa" w:w="25"/>
               <w:left w:type="dxa" w:w="110"/>
-              <w:bottom w:type="dxa" w:w="45"/>
-              <w:right w:type="dxa" w:w="90"/>
-            </w:tcMar>
-            <w:vAlign w:val="top"/>
-          </w:tcPr>
-          <w:p>
-            <w:pPr>
-              <w:spacing w:after="10"/>
+              <w:bottom w:type="dxa" w:w="30"/>
+              <w:right w:type="dxa" w:w="90"/>
+            </w:tcMar>
+            <w:vAlign w:val="top"/>
+          </w:tcPr>
+          <w:p>
+            <w:pPr>
+              <w:spacing w:after="0"/>
             </w:pPr>
             <w:r>
               <w:rPr>
@@ -9762,7 +9762,7 @@
     </w:tbl>
     <w:p>
       <w:pPr>
-        <w:spacing w:after="40"/>
+        <w:spacing w:after="24"/>
       </w:pPr>
     </w:p>
     <w:tbl>
@@ -9791,9 +9791,9 @@
             <w:tcW w:type="dxa" w:w="3000"/>
             <w:shd w:fill="DBEFDE" w:color="auto" w:val="clear"/>
             <w:tcMar>
-              <w:top w:type="dxa" w:w="30"/>
+              <w:top w:type="dxa" w:w="20"/>
               <w:left w:type="dxa" w:w="110"/>
-              <w:bottom w:type="dxa" w:w="30"/>
+              <w:bottom w:type="dxa" w:w="20"/>
               <w:right w:type="dxa" w:w="90"/>
             </w:tcMar>
             <w:vAlign w:val="center"/>
@@ -9821,9 +9821,9 @@
             <w:gridSpan w:val="2"/>
             <w:shd w:fill="DBEFDE" w:color="auto" w:val="clear"/>
             <w:tcMar>
-              <w:top w:type="dxa" w:w="30"/>
+              <w:top w:type="dxa" w:w="20"/>
               <w:left w:type="dxa" w:w="110"/>
-              <w:bottom w:type="dxa" w:w="30"/>
+              <w:bottom w:type="dxa" w:w="20"/>
               <w:right w:type="dxa" w:w="90"/>
             </w:tcMar>
             <w:vAlign w:val="center"/>
@@ -9854,16 +9854,16 @@
           <w:tcPr>
             <w:tcW w:type="dxa" w:w="3000"/>
             <w:tcMar>
-              <w:top w:type="dxa" w:w="35"/>
+              <w:top w:type="dxa" w:w="25"/>
               <w:left w:type="dxa" w:w="110"/>
-              <w:bottom w:type="dxa" w:w="45"/>
-              <w:right w:type="dxa" w:w="90"/>
-            </w:tcMar>
-            <w:vAlign w:val="top"/>
-          </w:tcPr>
-          <w:p>
-            <w:pPr>
-              <w:spacing w:after="10"/>
+              <w:bottom w:type="dxa" w:w="30"/>
+              <w:right w:type="dxa" w:w="90"/>
+            </w:tcMar>
+            <w:vAlign w:val="top"/>
+          </w:tcPr>
+          <w:p>
+            <w:pPr>
+              <w:spacing w:after="0"/>
             </w:pPr>
             <w:r>
               <w:rPr>
@@ -9899,16 +9899,16 @@
           <w:tcPr>
             <w:tcW w:type="dxa" w:w="3000"/>
             <w:tcMar>
-              <w:top w:type="dxa" w:w="35"/>
+              <w:top w:type="dxa" w:w="25"/>
               <w:left w:type="dxa" w:w="110"/>
-              <w:bottom w:type="dxa" w:w="45"/>
-              <w:right w:type="dxa" w:w="90"/>
-            </w:tcMar>
-            <w:vAlign w:val="top"/>
-          </w:tcPr>
-          <w:p>
-            <w:pPr>
-              <w:spacing w:after="10"/>
+              <w:bottom w:type="dxa" w:w="30"/>
+              <w:right w:type="dxa" w:w="90"/>
+            </w:tcMar>
+            <w:vAlign w:val="top"/>
+          </w:tcPr>
+          <w:p>
+            <w:pPr>
+              <w:spacing w:after="0"/>
             </w:pPr>
             <w:r>
               <w:rPr>
@@ -9944,16 +9944,16 @@
           <w:tcPr>
             <w:tcW w:type="dxa" w:w="3000"/>
             <w:tcMar>
-              <w:top w:type="dxa" w:w="35"/>
+              <w:top w:type="dxa" w:w="25"/>
               <w:left w:type="dxa" w:w="110"/>
-              <w:bottom w:type="dxa" w:w="45"/>
-              <w:right w:type="dxa" w:w="90"/>
-            </w:tcMar>
-            <w:vAlign w:val="top"/>
-          </w:tcPr>
-          <w:p>
-            <w:pPr>
-              <w:spacing w:after="10"/>
+              <w:bottom w:type="dxa" w:w="30"/>
+              <w:right w:type="dxa" w:w="90"/>
+            </w:tcMar>
+            <w:vAlign w:val="top"/>
+          </w:tcPr>
+          <w:p>
+            <w:pPr>
+              <w:spacing w:after="0"/>
             </w:pPr>
             <w:r>
               <w:rPr>
@@ -9994,16 +9994,16 @@
           <w:tcPr>
             <w:tcW w:type="dxa" w:w="3000"/>
             <w:tcMar>
-              <w:top w:type="dxa" w:w="35"/>
+              <w:top w:type="dxa" w:w="25"/>
               <w:left w:type="dxa" w:w="110"/>
-              <w:bottom w:type="dxa" w:w="45"/>
-              <w:right w:type="dxa" w:w="90"/>
-            </w:tcMar>
-            <w:vAlign w:val="top"/>
-          </w:tcPr>
-          <w:p>
-            <w:pPr>
-              <w:spacing w:after="10"/>
+              <w:bottom w:type="dxa" w:w="30"/>
+              <w:right w:type="dxa" w:w="90"/>
+            </w:tcMar>
+            <w:vAlign w:val="top"/>
+          </w:tcPr>
+          <w:p>
+            <w:pPr>
+              <w:spacing w:after="0"/>
             </w:pPr>
             <w:r>
               <w:rPr>
@@ -10039,16 +10039,16 @@
           <w:tcPr>
             <w:tcW w:type="dxa" w:w="3000"/>
             <w:tcMar>
-              <w:top w:type="dxa" w:w="35"/>
+              <w:top w:type="dxa" w:w="25"/>
               <w:left w:type="dxa" w:w="110"/>
-              <w:bottom w:type="dxa" w:w="45"/>
-              <w:right w:type="dxa" w:w="90"/>
-            </w:tcMar>
-            <w:vAlign w:val="top"/>
-          </w:tcPr>
-          <w:p>
-            <w:pPr>
-              <w:spacing w:after="10"/>
+              <w:bottom w:type="dxa" w:w="30"/>
+              <w:right w:type="dxa" w:w="90"/>
+            </w:tcMar>
+            <w:vAlign w:val="top"/>
+          </w:tcPr>
+          <w:p>
+            <w:pPr>
+              <w:spacing w:after="0"/>
             </w:pPr>
             <w:r>
               <w:rPr>
@@ -10084,16 +10084,16 @@
           <w:tcPr>
             <w:tcW w:type="dxa" w:w="3000"/>
             <w:tcMar>
-              <w:top w:type="dxa" w:w="35"/>
+              <w:top w:type="dxa" w:w="25"/>
               <w:left w:type="dxa" w:w="110"/>
-              <w:bottom w:type="dxa" w:w="45"/>
-              <w:right w:type="dxa" w:w="90"/>
-            </w:tcMar>
-            <w:vAlign w:val="top"/>
-          </w:tcPr>
-          <w:p>
-            <w:pPr>
-              <w:spacing w:after="10"/>
+              <w:bottom w:type="dxa" w:w="30"/>
+              <w:right w:type="dxa" w:w="90"/>
+            </w:tcMar>
+            <w:vAlign w:val="top"/>
+          </w:tcPr>
+          <w:p>
+            <w:pPr>
+              <w:spacing w:after="0"/>
             </w:pPr>
             <w:r>
               <w:rPr>
@@ -10252,7 +10252,7 @@
           <w:sz w:val="18"/>
           <w:szCs w:val="18"/>
         </w:rPr>
-        <w:t xml:space="preserve">Later faults: two values, other sectors, a REFERENCE that points on, or TIME-CRITICAL. "ASK MED → …": the Liaison asks Medical for that reference; the answer is a number or a sector's name to follow.</w:t>
+        <w:t xml:space="preserve">Later faults: two or three values, other sectors, a REFERENCE that points on, or TIME-CRITICAL. "ASK MED → …": the Liaison asks Medical for that reference; the answer is a number or a sector's name to follow.</w:t>
       </w:r>
     </w:p>
     <w:tbl>
@@ -10281,9 +10281,9 @@
             <w:tcW w:type="dxa" w:w="3000"/>
             <w:shd w:fill="DBEFDE" w:color="auto" w:val="clear"/>
             <w:tcMar>
-              <w:top w:type="dxa" w:w="30"/>
+              <w:top w:type="dxa" w:w="20"/>
               <w:left w:type="dxa" w:w="110"/>
-              <w:bottom w:type="dxa" w:w="30"/>
+              <w:bottom w:type="dxa" w:w="20"/>
               <w:right w:type="dxa" w:w="90"/>
             </w:tcMar>
             <w:vAlign w:val="center"/>
@@ -10311,9 +10311,9 @@
             <w:gridSpan w:val="2"/>
             <w:shd w:fill="DBEFDE" w:color="auto" w:val="clear"/>
             <w:tcMar>
-              <w:top w:type="dxa" w:w="30"/>
+              <w:top w:type="dxa" w:w="20"/>
               <w:left w:type="dxa" w:w="110"/>
-              <w:bottom w:type="dxa" w:w="30"/>
+              <w:bottom w:type="dxa" w:w="20"/>
               <w:right w:type="dxa" w:w="90"/>
             </w:tcMar>
             <w:vAlign w:val="center"/>
@@ -10344,16 +10344,16 @@
           <w:tcPr>
             <w:tcW w:type="dxa" w:w="3000"/>
             <w:tcMar>
-              <w:top w:type="dxa" w:w="35"/>
+              <w:top w:type="dxa" w:w="25"/>
               <w:left w:type="dxa" w:w="110"/>
-              <w:bottom w:type="dxa" w:w="45"/>
-              <w:right w:type="dxa" w:w="90"/>
-            </w:tcMar>
-            <w:vAlign w:val="top"/>
-          </w:tcPr>
-          <w:p>
-            <w:pPr>
-              <w:spacing w:after="10"/>
+              <w:bottom w:type="dxa" w:w="30"/>
+              <w:right w:type="dxa" w:w="90"/>
+            </w:tcMar>
+            <w:vAlign w:val="top"/>
+          </w:tcPr>
+          <w:p>
+            <w:pPr>
+              <w:spacing w:after="0"/>
             </w:pPr>
             <w:r>
               <w:rPr>
@@ -10389,16 +10389,16 @@
           <w:tcPr>
             <w:tcW w:type="dxa" w:w="3000"/>
             <w:tcMar>
-              <w:top w:type="dxa" w:w="35"/>
+              <w:top w:type="dxa" w:w="25"/>
               <w:left w:type="dxa" w:w="110"/>
-              <w:bottom w:type="dxa" w:w="45"/>
-              <w:right w:type="dxa" w:w="90"/>
-            </w:tcMar>
-            <w:vAlign w:val="top"/>
-          </w:tcPr>
-          <w:p>
-            <w:pPr>
-              <w:spacing w:after="10"/>
+              <w:bottom w:type="dxa" w:w="30"/>
+              <w:right w:type="dxa" w:w="90"/>
+            </w:tcMar>
+            <w:vAlign w:val="top"/>
+          </w:tcPr>
+          <w:p>
+            <w:pPr>
+              <w:spacing w:after="0"/>
             </w:pPr>
             <w:r>
               <w:rPr>
@@ -10434,16 +10434,16 @@
           <w:tcPr>
             <w:tcW w:type="dxa" w:w="3000"/>
             <w:tcMar>
-              <w:top w:type="dxa" w:w="35"/>
+              <w:top w:type="dxa" w:w="25"/>
               <w:left w:type="dxa" w:w="110"/>
-              <w:bottom w:type="dxa" w:w="45"/>
-              <w:right w:type="dxa" w:w="90"/>
-            </w:tcMar>
-            <w:vAlign w:val="top"/>
-          </w:tcPr>
-          <w:p>
-            <w:pPr>
-              <w:spacing w:after="10"/>
+              <w:bottom w:type="dxa" w:w="30"/>
+              <w:right w:type="dxa" w:w="90"/>
+            </w:tcMar>
+            <w:vAlign w:val="top"/>
+          </w:tcPr>
+          <w:p>
+            <w:pPr>
+              <w:spacing w:after="0"/>
             </w:pPr>
             <w:r>
               <w:rPr>
@@ -10484,16 +10484,16 @@
           <w:tcPr>
             <w:tcW w:type="dxa" w:w="3000"/>
             <w:tcMar>
-              <w:top w:type="dxa" w:w="35"/>
+              <w:top w:type="dxa" w:w="25"/>
               <w:left w:type="dxa" w:w="110"/>
-              <w:bottom w:type="dxa" w:w="45"/>
-              <w:right w:type="dxa" w:w="90"/>
-            </w:tcMar>
-            <w:vAlign w:val="top"/>
-          </w:tcPr>
-          <w:p>
-            <w:pPr>
-              <w:spacing w:after="10"/>
+              <w:bottom w:type="dxa" w:w="30"/>
+              <w:right w:type="dxa" w:w="90"/>
+            </w:tcMar>
+            <w:vAlign w:val="top"/>
+          </w:tcPr>
+          <w:p>
+            <w:pPr>
+              <w:spacing w:after="0"/>
             </w:pPr>
             <w:r>
               <w:rPr>
@@ -10529,16 +10529,16 @@
           <w:tcPr>
             <w:tcW w:type="dxa" w:w="3000"/>
             <w:tcMar>
-              <w:top w:type="dxa" w:w="35"/>
+              <w:top w:type="dxa" w:w="25"/>
               <w:left w:type="dxa" w:w="110"/>
-              <w:bottom w:type="dxa" w:w="45"/>
-              <w:right w:type="dxa" w:w="90"/>
-            </w:tcMar>
-            <w:vAlign w:val="top"/>
-          </w:tcPr>
-          <w:p>
-            <w:pPr>
-              <w:spacing w:after="10"/>
+              <w:bottom w:type="dxa" w:w="30"/>
+              <w:right w:type="dxa" w:w="90"/>
+            </w:tcMar>
+            <w:vAlign w:val="top"/>
+          </w:tcPr>
+          <w:p>
+            <w:pPr>
+              <w:spacing w:after="0"/>
             </w:pPr>
             <w:r>
               <w:rPr>
@@ -10574,16 +10574,16 @@
           <w:tcPr>
             <w:tcW w:type="dxa" w:w="3000"/>
             <w:tcMar>
-              <w:top w:type="dxa" w:w="35"/>
+              <w:top w:type="dxa" w:w="25"/>
               <w:left w:type="dxa" w:w="110"/>
-              <w:bottom w:type="dxa" w:w="45"/>
-              <w:right w:type="dxa" w:w="90"/>
-            </w:tcMar>
-            <w:vAlign w:val="top"/>
-          </w:tcPr>
-          <w:p>
-            <w:pPr>
-              <w:spacing w:after="10"/>
+              <w:bottom w:type="dxa" w:w="30"/>
+              <w:right w:type="dxa" w:w="90"/>
+            </w:tcMar>
+            <w:vAlign w:val="top"/>
+          </w:tcPr>
+          <w:p>
+            <w:pPr>
+              <w:spacing w:after="0"/>
             </w:pPr>
             <w:r>
               <w:rPr>
@@ -10619,7 +10619,7 @@
     </w:tbl>
     <w:p>
       <w:pPr>
-        <w:spacing w:after="40"/>
+        <w:spacing w:after="24"/>
       </w:pPr>
     </w:p>
     <w:tbl>
@@ -10648,9 +10648,9 @@
             <w:tcW w:type="dxa" w:w="3000"/>
             <w:shd w:fill="DBEFDE" w:color="auto" w:val="clear"/>
             <w:tcMar>
-              <w:top w:type="dxa" w:w="30"/>
+              <w:top w:type="dxa" w:w="20"/>
               <w:left w:type="dxa" w:w="110"/>
-              <w:bottom w:type="dxa" w:w="30"/>
+              <w:bottom w:type="dxa" w:w="20"/>
               <w:right w:type="dxa" w:w="90"/>
             </w:tcMar>
             <w:vAlign w:val="center"/>
@@ -10678,9 +10678,9 @@
             <w:gridSpan w:val="2"/>
             <w:shd w:fill="DBEFDE" w:color="auto" w:val="clear"/>
             <w:tcMar>
-              <w:top w:type="dxa" w:w="30"/>
+              <w:top w:type="dxa" w:w="20"/>
               <w:left w:type="dxa" w:w="110"/>
-              <w:bottom w:type="dxa" w:w="30"/>
+              <w:bottom w:type="dxa" w:w="20"/>
               <w:right w:type="dxa" w:w="90"/>
             </w:tcMar>
             <w:vAlign w:val="center"/>
@@ -10711,16 +10711,16 @@
           <w:tcPr>
             <w:tcW w:type="dxa" w:w="3000"/>
             <w:tcMar>
-              <w:top w:type="dxa" w:w="35"/>
+              <w:top w:type="dxa" w:w="25"/>
               <w:left w:type="dxa" w:w="110"/>
-              <w:bottom w:type="dxa" w:w="45"/>
-              <w:right w:type="dxa" w:w="90"/>
-            </w:tcMar>
-            <w:vAlign w:val="top"/>
-          </w:tcPr>
-          <w:p>
-            <w:pPr>
-              <w:spacing w:after="10"/>
+              <w:bottom w:type="dxa" w:w="30"/>
+              <w:right w:type="dxa" w:w="90"/>
+            </w:tcMar>
+            <w:vAlign w:val="top"/>
+          </w:tcPr>
+          <w:p>
+            <w:pPr>
+              <w:spacing w:after="0"/>
             </w:pPr>
             <w:r>
               <w:rPr>
@@ -10756,16 +10756,16 @@
           <w:tcPr>
             <w:tcW w:type="dxa" w:w="3000"/>
             <w:tcMar>
-              <w:top w:type="dxa" w:w="35"/>
+              <w:top w:type="dxa" w:w="25"/>
               <w:left w:type="dxa" w:w="110"/>
-              <w:bottom w:type="dxa" w:w="45"/>
-              <w:right w:type="dxa" w:w="90"/>
-            </w:tcMar>
-            <w:vAlign w:val="top"/>
-          </w:tcPr>
-          <w:p>
-            <w:pPr>
-              <w:spacing w:after="10"/>
+              <w:bottom w:type="dxa" w:w="30"/>
+              <w:right w:type="dxa" w:w="90"/>
+            </w:tcMar>
+            <w:vAlign w:val="top"/>
+          </w:tcPr>
+          <w:p>
+            <w:pPr>
+              <w:spacing w:after="0"/>
             </w:pPr>
             <w:r>
               <w:rPr>
@@ -10801,16 +10801,16 @@
           <w:tcPr>
             <w:tcW w:type="dxa" w:w="3000"/>
             <w:tcMar>
-              <w:top w:type="dxa" w:w="35"/>
+              <w:top w:type="dxa" w:w="25"/>
               <w:left w:type="dxa" w:w="110"/>
-              <w:bottom w:type="dxa" w:w="45"/>
-              <w:right w:type="dxa" w:w="90"/>
-            </w:tcMar>
-            <w:vAlign w:val="top"/>
-          </w:tcPr>
-          <w:p>
-            <w:pPr>
-              <w:spacing w:after="10"/>
+              <w:bottom w:type="dxa" w:w="30"/>
+              <w:right w:type="dxa" w:w="90"/>
+            </w:tcMar>
+            <w:vAlign w:val="top"/>
+          </w:tcPr>
+          <w:p>
+            <w:pPr>
+              <w:spacing w:after="0"/>
             </w:pPr>
             <w:r>
               <w:rPr>
@@ -10851,16 +10851,16 @@
           <w:tcPr>
             <w:tcW w:type="dxa" w:w="3000"/>
             <w:tcMar>
-              <w:top w:type="dxa" w:w="35"/>
+              <w:top w:type="dxa" w:w="25"/>
               <w:left w:type="dxa" w:w="110"/>
-              <w:bottom w:type="dxa" w:w="45"/>
-              <w:right w:type="dxa" w:w="90"/>
-            </w:tcMar>
-            <w:vAlign w:val="top"/>
-          </w:tcPr>
-          <w:p>
-            <w:pPr>
-              <w:spacing w:after="10"/>
+              <w:bottom w:type="dxa" w:w="30"/>
+              <w:right w:type="dxa" w:w="90"/>
+            </w:tcMar>
+            <w:vAlign w:val="top"/>
+          </w:tcPr>
+          <w:p>
+            <w:pPr>
+              <w:spacing w:after="0"/>
             </w:pPr>
             <w:r>
               <w:rPr>
@@ -10912,16 +10912,16 @@
           <w:tcPr>
             <w:tcW w:type="dxa" w:w="3000"/>
             <w:tcMar>
-              <w:top w:type="dxa" w:w="35"/>
+              <w:top w:type="dxa" w:w="25"/>
               <w:left w:type="dxa" w:w="110"/>
-              <w:bottom w:type="dxa" w:w="45"/>
-              <w:right w:type="dxa" w:w="90"/>
-            </w:tcMar>
-            <w:vAlign w:val="top"/>
-          </w:tcPr>
-          <w:p>
-            <w:pPr>
-              <w:spacing w:after="10"/>
+              <w:bottom w:type="dxa" w:w="30"/>
+              <w:right w:type="dxa" w:w="90"/>
+            </w:tcMar>
+            <w:vAlign w:val="top"/>
+          </w:tcPr>
+          <w:p>
+            <w:pPr>
+              <w:spacing w:after="0"/>
             </w:pPr>
             <w:r>
               <w:rPr>
@@ -10957,16 +10957,16 @@
           <w:tcPr>
             <w:tcW w:type="dxa" w:w="3000"/>
             <w:tcMar>
-              <w:top w:type="dxa" w:w="35"/>
+              <w:top w:type="dxa" w:w="25"/>
               <w:left w:type="dxa" w:w="110"/>
-              <w:bottom w:type="dxa" w:w="45"/>
-              <w:right w:type="dxa" w:w="90"/>
-            </w:tcMar>
-            <w:vAlign w:val="top"/>
-          </w:tcPr>
-          <w:p>
-            <w:pPr>
-              <w:spacing w:after="10"/>
+              <w:bottom w:type="dxa" w:w="30"/>
+              <w:right w:type="dxa" w:w="90"/>
+            </w:tcMar>
+            <w:vAlign w:val="top"/>
+          </w:tcPr>
+          <w:p>
+            <w:pPr>
+              <w:spacing w:after="0"/>
             </w:pPr>
             <w:r>
               <w:rPr>
@@ -11002,7 +11002,7 @@
     </w:tbl>
     <w:p>
       <w:pPr>
-        <w:spacing w:after="40"/>
+        <w:spacing w:after="24"/>
       </w:pPr>
     </w:p>
     <w:tbl>
@@ -11031,9 +11031,9 @@
             <w:tcW w:type="dxa" w:w="3000"/>
             <w:shd w:fill="DBEFDE" w:color="auto" w:val="clear"/>
             <w:tcMar>
-              <w:top w:type="dxa" w:w="30"/>
+              <w:top w:type="dxa" w:w="20"/>
               <w:left w:type="dxa" w:w="110"/>
-              <w:bottom w:type="dxa" w:w="30"/>
+              <w:bottom w:type="dxa" w:w="20"/>
               <w:right w:type="dxa" w:w="90"/>
             </w:tcMar>
             <w:vAlign w:val="center"/>
@@ -11061,9 +11061,9 @@
             <w:gridSpan w:val="2"/>
             <w:shd w:fill="DBEFDE" w:color="auto" w:val="clear"/>
             <w:tcMar>
-              <w:top w:type="dxa" w:w="30"/>
+              <w:top w:type="dxa" w:w="20"/>
               <w:left w:type="dxa" w:w="110"/>
-              <w:bottom w:type="dxa" w:w="30"/>
+              <w:bottom w:type="dxa" w:w="20"/>
               <w:right w:type="dxa" w:w="90"/>
             </w:tcMar>
             <w:vAlign w:val="center"/>
@@ -11094,16 +11094,16 @@
           <w:tcPr>
             <w:tcW w:type="dxa" w:w="3000"/>
             <w:tcMar>
-              <w:top w:type="dxa" w:w="35"/>
+              <w:top w:type="dxa" w:w="25"/>
               <w:left w:type="dxa" w:w="110"/>
-              <w:bottom w:type="dxa" w:w="45"/>
-              <w:right w:type="dxa" w:w="90"/>
-            </w:tcMar>
-            <w:vAlign w:val="top"/>
-          </w:tcPr>
-          <w:p>
-            <w:pPr>
-              <w:spacing w:after="10"/>
+              <w:bottom w:type="dxa" w:w="30"/>
+              <w:right w:type="dxa" w:w="90"/>
+            </w:tcMar>
+            <w:vAlign w:val="top"/>
+          </w:tcPr>
+          <w:p>
+            <w:pPr>
+              <w:spacing w:after="0"/>
             </w:pPr>
             <w:r>
               <w:rPr>
@@ -11139,16 +11139,16 @@
           <w:tcPr>
             <w:tcW w:type="dxa" w:w="3000"/>
             <w:tcMar>
-              <w:top w:type="dxa" w:w="35"/>
+              <w:top w:type="dxa" w:w="25"/>
               <w:left w:type="dxa" w:w="110"/>
-              <w:bottom w:type="dxa" w:w="45"/>
-              <w:right w:type="dxa" w:w="90"/>
-            </w:tcMar>
-            <w:vAlign w:val="top"/>
-          </w:tcPr>
-          <w:p>
-            <w:pPr>
-              <w:spacing w:after="10"/>
+              <w:bottom w:type="dxa" w:w="30"/>
+              <w:right w:type="dxa" w:w="90"/>
+            </w:tcMar>
+            <w:vAlign w:val="top"/>
+          </w:tcPr>
+          <w:p>
+            <w:pPr>
+              <w:spacing w:after="0"/>
             </w:pPr>
             <w:r>
               <w:rPr>
@@ -11184,16 +11184,16 @@
           <w:tcPr>
             <w:tcW w:type="dxa" w:w="3000"/>
             <w:tcMar>
-              <w:top w:type="dxa" w:w="35"/>
+              <w:top w:type="dxa" w:w="25"/>
               <w:left w:type="dxa" w:w="110"/>
-              <w:bottom w:type="dxa" w:w="45"/>
-              <w:right w:type="dxa" w:w="90"/>
-            </w:tcMar>
-            <w:vAlign w:val="top"/>
-          </w:tcPr>
-          <w:p>
-            <w:pPr>
-              <w:spacing w:after="10"/>
+              <w:bottom w:type="dxa" w:w="30"/>
+              <w:right w:type="dxa" w:w="90"/>
+            </w:tcMar>
+            <w:vAlign w:val="top"/>
+          </w:tcPr>
+          <w:p>
+            <w:pPr>
+              <w:spacing w:after="0"/>
             </w:pPr>
             <w:r>
               <w:rPr>
@@ -11234,16 +11234,16 @@
           <w:tcPr>
             <w:tcW w:type="dxa" w:w="3000"/>
             <w:tcMar>
-              <w:top w:type="dxa" w:w="35"/>
+              <w:top w:type="dxa" w:w="25"/>
               <w:left w:type="dxa" w:w="110"/>
-              <w:bottom w:type="dxa" w:w="45"/>
-              <w:right w:type="dxa" w:w="90"/>
-            </w:tcMar>
-            <w:vAlign w:val="top"/>
-          </w:tcPr>
-          <w:p>
-            <w:pPr>
-              <w:spacing w:after="10"/>
+              <w:bottom w:type="dxa" w:w="30"/>
+              <w:right w:type="dxa" w:w="90"/>
+            </w:tcMar>
+            <w:vAlign w:val="top"/>
+          </w:tcPr>
+          <w:p>
+            <w:pPr>
+              <w:spacing w:after="0"/>
             </w:pPr>
             <w:r>
               <w:rPr>
@@ -11295,16 +11295,16 @@
           <w:tcPr>
             <w:tcW w:type="dxa" w:w="3000"/>
             <w:tcMar>
-              <w:top w:type="dxa" w:w="35"/>
+              <w:top w:type="dxa" w:w="25"/>
               <w:left w:type="dxa" w:w="110"/>
-              <w:bottom w:type="dxa" w:w="45"/>
-              <w:right w:type="dxa" w:w="90"/>
-            </w:tcMar>
-            <w:vAlign w:val="top"/>
-          </w:tcPr>
-          <w:p>
-            <w:pPr>
-              <w:spacing w:after="10"/>
+              <w:bottom w:type="dxa" w:w="30"/>
+              <w:right w:type="dxa" w:w="90"/>
+            </w:tcMar>
+            <w:vAlign w:val="top"/>
+          </w:tcPr>
+          <w:p>
+            <w:pPr>
+              <w:spacing w:after="0"/>
             </w:pPr>
             <w:r>
               <w:rPr>
@@ -11356,16 +11356,16 @@
           <w:tcPr>
             <w:tcW w:type="dxa" w:w="3000"/>
             <w:tcMar>
-              <w:top w:type="dxa" w:w="35"/>
+              <w:top w:type="dxa" w:w="25"/>
               <w:left w:type="dxa" w:w="110"/>
-              <w:bottom w:type="dxa" w:w="45"/>
-              <w:right w:type="dxa" w:w="90"/>
-            </w:tcMar>
-            <w:vAlign w:val="top"/>
-          </w:tcPr>
-          <w:p>
-            <w:pPr>
-              <w:spacing w:after="10"/>
+              <w:bottom w:type="dxa" w:w="30"/>
+              <w:right w:type="dxa" w:w="90"/>
+            </w:tcMar>
+            <w:vAlign w:val="top"/>
+          </w:tcPr>
+          <w:p>
+            <w:pPr>
+              <w:spacing w:after="0"/>
             </w:pPr>
             <w:r>
               <w:rPr>
@@ -11377,13 +11377,59 @@
                 <w:sz w:val="13"/>
                 <w:szCs w:val="13"/>
               </w:rPr>
-              <w:t xml:space="preserve">ENTER</w:t>
-            </w:r>
-          </w:p>
-          <w:p>
-            <w:pPr>
-              <w:spacing w:after="0"/>
-            </w:pPr>
+              <w:t xml:space="preserve">VALUE 3</w:t>
+            </w:r>
+          </w:p>
+          <w:p>
+            <w:pPr>
+              <w:spacing w:after="0"/>
+            </w:pPr>
+            <w:r>
+              <w:rPr>
+                <w:rFonts w:ascii="Arial" w:cs="Arial" w:eastAsia="Arial" w:hAnsi="Arial"/>
+                <w:b/>
+                <w:bCs/>
+                <w:color w:val="1A1A1A"/>
+                <w:sz w:val="19"/>
+                <w:szCs w:val="19"/>
+              </w:rPr>
+              <w:t xml:space="preserve">YOUR Appendix C → Seed Vault Humidity Setpoint</w:t>
+            </w:r>
+          </w:p>
+        </w:tc>
+      </w:tr>
+      <w:tr>
+        <w:trPr>
+          <w:cantSplit/>
+        </w:trPr>
+        <w:tc>
+          <w:tcPr>
+            <w:tcW w:type="dxa" w:w="9026"/>
+            <w:gridSpan w:val="3"/>
+            <w:tcMar>
+              <w:top w:type="dxa" w:w="20"/>
+              <w:left w:type="dxa" w:w="110"/>
+              <w:bottom w:type="dxa" w:w="25"/>
+              <w:right w:type="dxa" w:w="90"/>
+            </w:tcMar>
+            <w:vAlign w:val="center"/>
+          </w:tcPr>
+          <w:p>
+            <w:pPr>
+              <w:spacing w:after="0"/>
+            </w:pPr>
+            <w:r>
+              <w:rPr>
+                <w:rFonts w:ascii="Arial" w:cs="Arial" w:eastAsia="Arial" w:hAnsi="Arial"/>
+                <w:b/>
+                <w:bCs/>
+                <w:color w:val="6B6B6B"/>
+                <w:spacing w:val="60"/>
+                <w:sz w:val="13"/>
+                <w:szCs w:val="13"/>
+              </w:rPr>
+              <w:t xml:space="preserve">ENTER    </w:t>
+            </w:r>
             <w:r>
               <w:rPr>
                 <w:rFonts w:ascii="Courier New" w:cs="Courier New" w:eastAsia="Courier New" w:hAnsi="Courier New"/>
@@ -11393,7 +11439,7 @@
                 <w:sz w:val="22"/>
                 <w:szCs w:val="22"/>
               </w:rPr>
-              <w:t xml:space="preserve">P-08-[VALUE]-[VALUE 2]</w:t>
+              <w:t xml:space="preserve">P-08-[VALUE]-[VALUE 2]-[VALUE 3]</w:t>
             </w:r>
           </w:p>
         </w:tc>
@@ -11401,7 +11447,7 @@
     </w:tbl>
     <w:p>
       <w:pPr>
-        <w:spacing w:after="40"/>
+        <w:spacing w:after="24"/>
       </w:pPr>
     </w:p>
     <w:tbl>
@@ -11430,9 +11476,9 @@
             <w:tcW w:type="dxa" w:w="3000"/>
             <w:shd w:fill="DBEFDE" w:color="auto" w:val="clear"/>
             <w:tcMar>
-              <w:top w:type="dxa" w:w="30"/>
+              <w:top w:type="dxa" w:w="20"/>
               <w:left w:type="dxa" w:w="110"/>
-              <w:bottom w:type="dxa" w:w="30"/>
+              <w:bottom w:type="dxa" w:w="20"/>
               <w:right w:type="dxa" w:w="90"/>
             </w:tcMar>
             <w:vAlign w:val="center"/>
@@ -11460,9 +11506,9 @@
             <w:gridSpan w:val="2"/>
             <w:shd w:fill="DBEFDE" w:color="auto" w:val="clear"/>
             <w:tcMar>
-              <w:top w:type="dxa" w:w="30"/>
+              <w:top w:type="dxa" w:w="20"/>
               <w:left w:type="dxa" w:w="110"/>
-              <w:bottom w:type="dxa" w:w="30"/>
+              <w:bottom w:type="dxa" w:w="20"/>
               <w:right w:type="dxa" w:w="90"/>
             </w:tcMar>
             <w:vAlign w:val="center"/>
@@ -11493,16 +11539,16 @@
           <w:tcPr>
             <w:tcW w:type="dxa" w:w="3000"/>
             <w:tcMar>
-              <w:top w:type="dxa" w:w="35"/>
+              <w:top w:type="dxa" w:w="25"/>
               <w:left w:type="dxa" w:w="110"/>
-              <w:bottom w:type="dxa" w:w="45"/>
-              <w:right w:type="dxa" w:w="90"/>
-            </w:tcMar>
-            <w:vAlign w:val="top"/>
-          </w:tcPr>
-          <w:p>
-            <w:pPr>
-              <w:spacing w:after="10"/>
+              <w:bottom w:type="dxa" w:w="30"/>
+              <w:right w:type="dxa" w:w="90"/>
+            </w:tcMar>
+            <w:vAlign w:val="top"/>
+          </w:tcPr>
+          <w:p>
+            <w:pPr>
+              <w:spacing w:after="0"/>
             </w:pPr>
             <w:r>
               <w:rPr>
@@ -11538,16 +11584,16 @@
           <w:tcPr>
             <w:tcW w:type="dxa" w:w="3000"/>
             <w:tcMar>
-              <w:top w:type="dxa" w:w="35"/>
+              <w:top w:type="dxa" w:w="25"/>
               <w:left w:type="dxa" w:w="110"/>
-              <w:bottom w:type="dxa" w:w="45"/>
-              <w:right w:type="dxa" w:w="90"/>
-            </w:tcMar>
-            <w:vAlign w:val="top"/>
-          </w:tcPr>
-          <w:p>
-            <w:pPr>
-              <w:spacing w:after="10"/>
+              <w:bottom w:type="dxa" w:w="30"/>
+              <w:right w:type="dxa" w:w="90"/>
+            </w:tcMar>
+            <w:vAlign w:val="top"/>
+          </w:tcPr>
+          <w:p>
+            <w:pPr>
+              <w:spacing w:after="0"/>
             </w:pPr>
             <w:r>
               <w:rPr>
@@ -11583,16 +11629,16 @@
           <w:tcPr>
             <w:tcW w:type="dxa" w:w="3000"/>
             <w:tcMar>
-              <w:top w:type="dxa" w:w="35"/>
+              <w:top w:type="dxa" w:w="25"/>
               <w:left w:type="dxa" w:w="110"/>
-              <w:bottom w:type="dxa" w:w="45"/>
-              <w:right w:type="dxa" w:w="90"/>
-            </w:tcMar>
-            <w:vAlign w:val="top"/>
-          </w:tcPr>
-          <w:p>
-            <w:pPr>
-              <w:spacing w:after="10"/>
+              <w:bottom w:type="dxa" w:w="30"/>
+              <w:right w:type="dxa" w:w="90"/>
+            </w:tcMar>
+            <w:vAlign w:val="top"/>
+          </w:tcPr>
+          <w:p>
+            <w:pPr>
+              <w:spacing w:after="0"/>
             </w:pPr>
             <w:r>
               <w:rPr>
@@ -11633,16 +11679,16 @@
           <w:tcPr>
             <w:tcW w:type="dxa" w:w="3000"/>
             <w:tcMar>
-              <w:top w:type="dxa" w:w="35"/>
+              <w:top w:type="dxa" w:w="25"/>
               <w:left w:type="dxa" w:w="110"/>
-              <w:bottom w:type="dxa" w:w="45"/>
-              <w:right w:type="dxa" w:w="90"/>
-            </w:tcMar>
-            <w:vAlign w:val="top"/>
-          </w:tcPr>
-          <w:p>
-            <w:pPr>
-              <w:spacing w:after="10"/>
+              <w:bottom w:type="dxa" w:w="30"/>
+              <w:right w:type="dxa" w:w="90"/>
+            </w:tcMar>
+            <w:vAlign w:val="top"/>
+          </w:tcPr>
+          <w:p>
+            <w:pPr>
+              <w:spacing w:after="0"/>
             </w:pPr>
             <w:r>
               <w:rPr>
@@ -11678,16 +11724,16 @@
           <w:tcPr>
             <w:tcW w:type="dxa" w:w="3000"/>
             <w:tcMar>
-              <w:top w:type="dxa" w:w="35"/>
+              <w:top w:type="dxa" w:w="25"/>
               <w:left w:type="dxa" w:w="110"/>
-              <w:bottom w:type="dxa" w:w="45"/>
-              <w:right w:type="dxa" w:w="90"/>
-            </w:tcMar>
-            <w:vAlign w:val="top"/>
-          </w:tcPr>
-          <w:p>
-            <w:pPr>
-              <w:spacing w:after="10"/>
+              <w:bottom w:type="dxa" w:w="30"/>
+              <w:right w:type="dxa" w:w="90"/>
+            </w:tcMar>
+            <w:vAlign w:val="top"/>
+          </w:tcPr>
+          <w:p>
+            <w:pPr>
+              <w:spacing w:after="0"/>
             </w:pPr>
             <w:r>
               <w:rPr>
@@ -11723,16 +11769,16 @@
           <w:tcPr>
             <w:tcW w:type="dxa" w:w="3000"/>
             <w:tcMar>
-              <w:top w:type="dxa" w:w="35"/>
+              <w:top w:type="dxa" w:w="25"/>
               <w:left w:type="dxa" w:w="110"/>
-              <w:bottom w:type="dxa" w:w="45"/>
-              <w:right w:type="dxa" w:w="90"/>
-            </w:tcMar>
-            <w:vAlign w:val="top"/>
-          </w:tcPr>
-          <w:p>
-            <w:pPr>
-              <w:spacing w:after="10"/>
+              <w:bottom w:type="dxa" w:w="30"/>
+              <w:right w:type="dxa" w:w="90"/>
+            </w:tcMar>
+            <w:vAlign w:val="top"/>
+          </w:tcPr>
+          <w:p>
+            <w:pPr>
+              <w:spacing w:after="0"/>
             </w:pPr>
             <w:r>
               <w:rPr>
@@ -11744,13 +11790,59 @@
                 <w:sz w:val="13"/>
                 <w:szCs w:val="13"/>
               </w:rPr>
-              <w:t xml:space="preserve">ENTER</w:t>
-            </w:r>
-          </w:p>
-          <w:p>
-            <w:pPr>
-              <w:spacing w:after="0"/>
-            </w:pPr>
+              <w:t xml:space="preserve">VALUE 3</w:t>
+            </w:r>
+          </w:p>
+          <w:p>
+            <w:pPr>
+              <w:spacing w:after="0"/>
+            </w:pPr>
+            <w:r>
+              <w:rPr>
+                <w:rFonts w:ascii="Arial" w:cs="Arial" w:eastAsia="Arial" w:hAnsi="Arial"/>
+                <w:b/>
+                <w:bCs/>
+                <w:color w:val="1A1A1A"/>
+                <w:sz w:val="19"/>
+                <w:szCs w:val="19"/>
+              </w:rPr>
+              <w:t xml:space="preserve">POW → Table P-2 → Sub-grid 1</w:t>
+            </w:r>
+          </w:p>
+        </w:tc>
+      </w:tr>
+      <w:tr>
+        <w:trPr>
+          <w:cantSplit/>
+        </w:trPr>
+        <w:tc>
+          <w:tcPr>
+            <w:tcW w:type="dxa" w:w="9026"/>
+            <w:gridSpan w:val="3"/>
+            <w:tcMar>
+              <w:top w:type="dxa" w:w="20"/>
+              <w:left w:type="dxa" w:w="110"/>
+              <w:bottom w:type="dxa" w:w="25"/>
+              <w:right w:type="dxa" w:w="90"/>
+            </w:tcMar>
+            <w:vAlign w:val="center"/>
+          </w:tcPr>
+          <w:p>
+            <w:pPr>
+              <w:spacing w:after="0"/>
+            </w:pPr>
+            <w:r>
+              <w:rPr>
+                <w:rFonts w:ascii="Arial" w:cs="Arial" w:eastAsia="Arial" w:hAnsi="Arial"/>
+                <w:b/>
+                <w:bCs/>
+                <w:color w:val="6B6B6B"/>
+                <w:spacing w:val="60"/>
+                <w:sz w:val="13"/>
+                <w:szCs w:val="13"/>
+              </w:rPr>
+              <w:t xml:space="preserve">ENTER    </w:t>
+            </w:r>
             <w:r>
               <w:rPr>
                 <w:rFonts w:ascii="Courier New" w:cs="Courier New" w:eastAsia="Courier New" w:hAnsi="Courier New"/>
@@ -11760,7 +11852,7 @@
                 <w:sz w:val="22"/>
                 <w:szCs w:val="22"/>
               </w:rPr>
-              <w:t xml:space="preserve">P-09-[VALUE]-[VALUE 2]</w:t>
+              <w:t xml:space="preserve">P-09-[VALUE]-[VALUE 2]-[VALUE 3]</w:t>
             </w:r>
           </w:p>
         </w:tc>
@@ -11768,7 +11860,7 @@
     </w:tbl>
     <w:p>
       <w:pPr>
-        <w:spacing w:after="40"/>
+        <w:spacing w:after="24"/>
       </w:pPr>
     </w:p>
     <w:tbl>
@@ -11797,9 +11889,9 @@
             <w:tcW w:type="dxa" w:w="3000"/>
             <w:shd w:fill="DBEFDE" w:color="auto" w:val="clear"/>
             <w:tcMar>
-              <w:top w:type="dxa" w:w="30"/>
+              <w:top w:type="dxa" w:w="20"/>
               <w:left w:type="dxa" w:w="110"/>
-              <w:bottom w:type="dxa" w:w="30"/>
+              <w:bottom w:type="dxa" w:w="20"/>
               <w:right w:type="dxa" w:w="90"/>
             </w:tcMar>
             <w:vAlign w:val="center"/>
@@ -11827,9 +11919,9 @@
             <w:gridSpan w:val="2"/>
             <w:shd w:fill="DBEFDE" w:color="auto" w:val="clear"/>
             <w:tcMar>
-              <w:top w:type="dxa" w:w="30"/>
+              <w:top w:type="dxa" w:w="20"/>
               <w:left w:type="dxa" w:w="110"/>
-              <w:bottom w:type="dxa" w:w="30"/>
+              <w:bottom w:type="dxa" w:w="20"/>
               <w:right w:type="dxa" w:w="90"/>
             </w:tcMar>
             <w:vAlign w:val="center"/>
@@ -11871,16 +11963,16 @@
           <w:tcPr>
             <w:tcW w:type="dxa" w:w="3000"/>
             <w:tcMar>
-              <w:top w:type="dxa" w:w="35"/>
+              <w:top w:type="dxa" w:w="25"/>
               <w:left w:type="dxa" w:w="110"/>
-              <w:bottom w:type="dxa" w:w="45"/>
-              <w:right w:type="dxa" w:w="90"/>
-            </w:tcMar>
-            <w:vAlign w:val="top"/>
-          </w:tcPr>
-          <w:p>
-            <w:pPr>
-              <w:spacing w:after="10"/>
+              <w:bottom w:type="dxa" w:w="30"/>
+              <w:right w:type="dxa" w:w="90"/>
+            </w:tcMar>
+            <w:vAlign w:val="top"/>
+          </w:tcPr>
+          <w:p>
+            <w:pPr>
+              <w:spacing w:after="0"/>
             </w:pPr>
             <w:r>
               <w:rPr>
@@ -11916,16 +12008,16 @@
           <w:tcPr>
             <w:tcW w:type="dxa" w:w="3000"/>
             <w:tcMar>
-              <w:top w:type="dxa" w:w="35"/>
+              <w:top w:type="dxa" w:w="25"/>
               <w:left w:type="dxa" w:w="110"/>
-              <w:bottom w:type="dxa" w:w="45"/>
-              <w:right w:type="dxa" w:w="90"/>
-            </w:tcMar>
-            <w:vAlign w:val="top"/>
-          </w:tcPr>
-          <w:p>
-            <w:pPr>
-              <w:spacing w:after="10"/>
+              <w:bottom w:type="dxa" w:w="30"/>
+              <w:right w:type="dxa" w:w="90"/>
+            </w:tcMar>
+            <w:vAlign w:val="top"/>
+          </w:tcPr>
+          <w:p>
+            <w:pPr>
+              <w:spacing w:after="0"/>
             </w:pPr>
             <w:r>
               <w:rPr>
@@ -11961,16 +12053,16 @@
           <w:tcPr>
             <w:tcW w:type="dxa" w:w="3000"/>
             <w:tcMar>
-              <w:top w:type="dxa" w:w="35"/>
+              <w:top w:type="dxa" w:w="25"/>
               <w:left w:type="dxa" w:w="110"/>
-              <w:bottom w:type="dxa" w:w="45"/>
-              <w:right w:type="dxa" w:w="90"/>
-            </w:tcMar>
-            <w:vAlign w:val="top"/>
-          </w:tcPr>
-          <w:p>
-            <w:pPr>
-              <w:spacing w:after="10"/>
+              <w:bottom w:type="dxa" w:w="30"/>
+              <w:right w:type="dxa" w:w="90"/>
+            </w:tcMar>
+            <w:vAlign w:val="top"/>
+          </w:tcPr>
+          <w:p>
+            <w:pPr>
+              <w:spacing w:after="0"/>
             </w:pPr>
             <w:r>
               <w:rPr>
@@ -12011,16 +12103,16 @@
           <w:tcPr>
             <w:tcW w:type="dxa" w:w="3000"/>
             <w:tcMar>
-              <w:top w:type="dxa" w:w="35"/>
+              <w:top w:type="dxa" w:w="25"/>
               <w:left w:type="dxa" w:w="110"/>
-              <w:bottom w:type="dxa" w:w="45"/>
-              <w:right w:type="dxa" w:w="90"/>
-            </w:tcMar>
-            <w:vAlign w:val="top"/>
-          </w:tcPr>
-          <w:p>
-            <w:pPr>
-              <w:spacing w:after="10"/>
+              <w:bottom w:type="dxa" w:w="30"/>
+              <w:right w:type="dxa" w:w="90"/>
+            </w:tcMar>
+            <w:vAlign w:val="top"/>
+          </w:tcPr>
+          <w:p>
+            <w:pPr>
+              <w:spacing w:after="0"/>
             </w:pPr>
             <w:r>
               <w:rPr>
@@ -12056,16 +12148,16 @@
           <w:tcPr>
             <w:tcW w:type="dxa" w:w="3000"/>
             <w:tcMar>
-              <w:top w:type="dxa" w:w="35"/>
+              <w:top w:type="dxa" w:w="25"/>
               <w:left w:type="dxa" w:w="110"/>
-              <w:bottom w:type="dxa" w:w="45"/>
-              <w:right w:type="dxa" w:w="90"/>
-            </w:tcMar>
-            <w:vAlign w:val="top"/>
-          </w:tcPr>
-          <w:p>
-            <w:pPr>
-              <w:spacing w:after="10"/>
+              <w:bottom w:type="dxa" w:w="30"/>
+              <w:right w:type="dxa" w:w="90"/>
+            </w:tcMar>
+            <w:vAlign w:val="top"/>
+          </w:tcPr>
+          <w:p>
+            <w:pPr>
+              <w:spacing w:after="0"/>
             </w:pPr>
             <w:r>
               <w:rPr>
@@ -12101,16 +12193,16 @@
           <w:tcPr>
             <w:tcW w:type="dxa" w:w="3000"/>
             <w:tcMar>
-              <w:top w:type="dxa" w:w="35"/>
+              <w:top w:type="dxa" w:w="25"/>
               <w:left w:type="dxa" w:w="110"/>
-              <w:bottom w:type="dxa" w:w="45"/>
-              <w:right w:type="dxa" w:w="90"/>
-            </w:tcMar>
-            <w:vAlign w:val="top"/>
-          </w:tcPr>
-          <w:p>
-            <w:pPr>
-              <w:spacing w:after="10"/>
+              <w:bottom w:type="dxa" w:w="30"/>
+              <w:right w:type="dxa" w:w="90"/>
+            </w:tcMar>
+            <w:vAlign w:val="top"/>
+          </w:tcPr>
+          <w:p>
+            <w:pPr>
+              <w:spacing w:after="0"/>
             </w:pPr>
             <w:r>
               <w:rPr>
@@ -12146,7 +12238,7 @@
     </w:tbl>
     <w:p>
       <w:pPr>
-        <w:spacing w:after="40"/>
+        <w:spacing w:after="24"/>
       </w:pPr>
     </w:p>
     <w:p>

--- a/kit/UNDERCITY_Binder_AGR.docx
+++ b/kit/UNDERCITY_Binder_AGR.docx
@@ -713,7 +713,7 @@
                 <w:sz w:val="20"/>
                 <w:szCs w:val="20"/>
               </w:rPr>
-              <w:t xml:space="preserve">8 👤 workers · Health 100 · upkeep 2 ⚡ Power + 1 💧 Water every round (p.2)</w:t>
+              <w:t xml:space="preserve">5 👤 workers · Health 100 · upkeep 2 ⚡ Power + 1 💧 Water every round (p.2)</w:t>
             </w:r>
           </w:p>
         </w:tc>
@@ -790,7 +790,7 @@
           <w:sz w:val="20"/>
           <w:szCs w:val="20"/>
         </w:rPr>
-        <w:t xml:space="preserve">COUNT the chits and workforce tokens on the table: 3 ⚡ Power Cells · 3 💧 Water Units · 3 🔧 Spare Parts · 1 ⚕ Med Supply, 8 👤.</w:t>
+        <w:t xml:space="preserve">COUNT the chits and workforce tokens on the table: 3 ⚡ Power Cells · 3 💧 Water Units · 3 🔧 Spare Parts · 1 ⚕ Med Supply, 5 👤.</w:t>
       </w:r>
     </w:p>
     <w:p>
@@ -842,7 +842,7 @@
           <w:sz w:val="20"/>
           <w:szCs w:val="20"/>
         </w:rPr>
-        <w:t xml:space="preserve">MATCH the table to the console: INVENTORY and WORKERS 8 / 8. The console is the official count; the chits mirror it.</w:t>
+        <w:t xml:space="preserve">MATCH the table to the console: INVENTORY and WORKERS 5 / 5. The console is the official count; the chits mirror it.</w:t>
       </w:r>
     </w:p>
     <w:p>
